--- a/Acacia_Paper_All_Code.docx
+++ b/Acacia_Paper_All_Code.docx
@@ -4985,7 +4985,7 @@
           <w:sz w:val="15"/>
           <w:noProof/>
         </w:rPr>
-        <w:t>CH_SHOW = [2935]                            # labelled in Fig 2b (all bands go to Table S4)</w:t>
+        <w:t>CH_SHOW = [2880, 2935]                      # labelled in Fig 2b: CH2 lipid band + main CH3 band (all bands go to Table S4)</w:t>
       </w:r>
     </w:p>
     <w:p>

--- a/Acacia_Paper_All_Code.docx
+++ b/Acacia_Paper_All_Code.docx
@@ -359,6 +359,19 @@
           <w:sz w:val="15"/>
           <w:noProof/>
         </w:rPr>
+        <w:t>#   FigS2_PeakFit_CH            CH-region band fitting, EV and NV, 3 line shapes</w:t>
+      </w:r>
+    </w:p>
+    <w:p>
+      <w:pPr>
+        <w:spacing w:before="0" w:after="0" w:line="240" w:lineRule="auto"/>
+      </w:pPr>
+      <w:r>
+        <w:rPr>
+          <w:rFonts w:ascii="Consolas" w:hAnsi="Consolas" w:eastAsia="Consolas" w:cs="Consolas"/>
+          <w:sz w:val="15"/>
+          <w:noProof/>
+        </w:rPr>
         <w:t>#   Table1_Model_performance.csv     accuracy, sensitivity, specificity, p</w:t>
       </w:r>
     </w:p>
@@ -437,6 +450,19 @@
           <w:sz w:val="15"/>
           <w:noProof/>
         </w:rPr>
+        <w:t>#   TableS6_PeakFit_CH.csv           fitted bands: position, FWHM, % area, fit quality</w:t>
+      </w:r>
+    </w:p>
+    <w:p>
+      <w:pPr>
+        <w:spacing w:before="0" w:after="0" w:line="240" w:lineRule="auto"/>
+      </w:pPr>
+      <w:r>
+        <w:rPr>
+          <w:rFonts w:ascii="Consolas" w:hAnsi="Consolas" w:eastAsia="Consolas" w:cs="Consolas"/>
+          <w:sz w:val="15"/>
+          <w:noProof/>
+        </w:rPr>
         <w:t>#   Scores_fingerprint.csv, Scores_CH.csv   PC1-PC5 and LD1 of every spectrum</w:t>
       </w:r>
     </w:p>
@@ -747,6 +773,19 @@
           <w:sz w:val="15"/>
           <w:noProof/>
         </w:rPr>
+        <w:t>from scipy.optimize import least_squares</w:t>
+      </w:r>
+    </w:p>
+    <w:p>
+      <w:pPr>
+        <w:spacing w:before="0" w:after="0" w:line="240" w:lineRule="auto"/>
+      </w:pPr>
+      <w:r>
+        <w:rPr>
+          <w:rFonts w:ascii="Consolas" w:hAnsi="Consolas" w:eastAsia="Consolas" w:cs="Consolas"/>
+          <w:sz w:val="15"/>
+          <w:noProof/>
+        </w:rPr>
         <w:t>from scipy.stats import ttest_ind</w:t>
       </w:r>
     </w:p>
@@ -4985,7 +5024,33 @@
           <w:sz w:val="15"/>
           <w:noProof/>
         </w:rPr>
-        <w:t>CH_SHOW = [2880, 2935]                      # labelled in Fig 2b: CH2 lipid band + main CH3 band (all bands go to Table S4)</w:t>
+        <w:t># bands labelled in Fig 2b, per group (all bands go to Table S4): the CH2 band at</w:t>
+      </w:r>
+    </w:p>
+    <w:p>
+      <w:pPr>
+        <w:spacing w:before="0" w:after="0" w:line="240" w:lineRule="auto"/>
+      </w:pPr>
+      <w:r>
+        <w:rPr>
+          <w:rFonts w:ascii="Consolas" w:hAnsi="Consolas" w:eastAsia="Consolas" w:cs="Consolas"/>
+          <w:sz w:val="15"/>
+          <w:noProof/>
+        </w:rPr>
+        <w:t># ~2883 cm-1 is a distinct shoulder only in NVs (in EVs a weak, unresolved wing)</w:t>
+      </w:r>
+    </w:p>
+    <w:p>
+      <w:pPr>
+        <w:spacing w:before="0" w:after="0" w:line="240" w:lineRule="auto"/>
+      </w:pPr>
+      <w:r>
+        <w:rPr>
+          <w:rFonts w:ascii="Consolas" w:hAnsi="Consolas" w:eastAsia="Consolas" w:cs="Consolas"/>
+          <w:sz w:val="15"/>
+          <w:noProof/>
+        </w:rPr>
+        <w:t>CH_SHOW = {0: [2935], 1: [2880, 2935]}</w:t>
       </w:r>
     </w:p>
     <w:p>
@@ -6150,7 +6215,7 @@
           <w:sz w:val="15"/>
           <w:noProof/>
         </w:rPr>
-        <w:t xml:space="preserve">    if consistent and nominal in CH_SHOW:</w:t>
+        <w:t xml:space="preserve">    if consistent and nominal in CH_SHOW[0] and nominal in CH_SHOW[1]:</w:t>
       </w:r>
     </w:p>
     <w:p>
@@ -6319,7 +6384,7 @@
           <w:sz w:val="15"/>
           <w:noProof/>
         </w:rPr>
-        <w:t xml:space="preserve">        if cc != c or pos is None or nominal not in CH_SHOW:</w:t>
+        <w:t xml:space="preserve">        if cc != c or pos is None or nominal not in CH_SHOW[c]:</w:t>
       </w:r>
     </w:p>
     <w:p>
@@ -6668,6 +6733,1346 @@
           <w:sz w:val="15"/>
           <w:noProof/>
         </w:rPr>
+        <w:t># ----------------------------------------------------------------------------</w:t>
+      </w:r>
+    </w:p>
+    <w:p>
+      <w:pPr>
+        <w:spacing w:before="0" w:after="0" w:line="240" w:lineRule="auto"/>
+      </w:pPr>
+      <w:r>
+        <w:rPr>
+          <w:rFonts w:ascii="Consolas" w:hAnsi="Consolas" w:eastAsia="Consolas" w:cs="Consolas"/>
+          <w:sz w:val="15"/>
+          <w:noProof/>
+        </w:rPr>
+        <w:t># FIGURE S2 - band fitting of the CH-stretching region (mean spectra)</w:t>
+      </w:r>
+    </w:p>
+    <w:p>
+      <w:pPr>
+        <w:spacing w:before="0" w:after="0" w:line="240" w:lineRule="auto"/>
+      </w:pPr>
+      <w:r>
+        <w:rPr>
+          <w:rFonts w:ascii="Consolas" w:hAnsi="Consolas" w:eastAsia="Consolas" w:cs="Consolas"/>
+          <w:sz w:val="15"/>
+          <w:noProof/>
+        </w:rPr>
+        <w:t># ----------------------------------------------------------------------------</w:t>
+      </w:r>
+    </w:p>
+    <w:p>
+      <w:pPr>
+        <w:spacing w:before="0" w:after="0" w:line="240" w:lineRule="auto"/>
+      </w:pPr>
+      <w:r>
+        <w:rPr>
+          <w:rFonts w:ascii="Consolas" w:hAnsi="Consolas" w:eastAsia="Consolas" w:cs="Consolas"/>
+          <w:sz w:val="15"/>
+          <w:noProof/>
+        </w:rPr>
+        <w:t># The mean SNV spectrum of each group (2780-3095 cm-1) is described as a straight</w:t>
+      </w:r>
+    </w:p>
+    <w:p>
+      <w:pPr>
+        <w:spacing w:before="0" w:after="0" w:line="240" w:lineRule="auto"/>
+      </w:pPr>
+      <w:r>
+        <w:rPr>
+          <w:rFonts w:ascii="Consolas" w:hAnsi="Consolas" w:eastAsia="Consolas" w:cs="Consolas"/>
+          <w:sz w:val="15"/>
+          <w:noProof/>
+        </w:rPr>
+        <w:t># baseline + 5 bands (I-V, starting values below). Each band has a free height,</w:t>
+      </w:r>
+    </w:p>
+    <w:p>
+      <w:pPr>
+        <w:spacing w:before="0" w:after="0" w:line="240" w:lineRule="auto"/>
+      </w:pPr>
+      <w:r>
+        <w:rPr>
+          <w:rFonts w:ascii="Consolas" w:hAnsi="Consolas" w:eastAsia="Consolas" w:cs="Consolas"/>
+          <w:sz w:val="15"/>
+          <w:noProof/>
+        </w:rPr>
+        <w:t># position (+/-12 cm-1) and FWHM (12-60 cm-1); least-squares fit (scipy). Three</w:t>
+      </w:r>
+    </w:p>
+    <w:p>
+      <w:pPr>
+        <w:spacing w:before="0" w:after="0" w:line="240" w:lineRule="auto"/>
+      </w:pPr>
+      <w:r>
+        <w:rPr>
+          <w:rFonts w:ascii="Consolas" w:hAnsi="Consolas" w:eastAsia="Consolas" w:cs="Consolas"/>
+          <w:sz w:val="15"/>
+          <w:noProof/>
+        </w:rPr>
+        <w:t># line shapes are compared, as is usual for band fitting:</w:t>
+      </w:r>
+    </w:p>
+    <w:p>
+      <w:pPr>
+        <w:spacing w:before="0" w:after="0" w:line="240" w:lineRule="auto"/>
+      </w:pPr>
+      <w:r>
+        <w:rPr>
+          <w:rFonts w:ascii="Consolas" w:hAnsi="Consolas" w:eastAsia="Consolas" w:cs="Consolas"/>
+          <w:sz w:val="15"/>
+          <w:noProof/>
+        </w:rPr>
+        <w:t>#   G     Gaussian</w:t>
+      </w:r>
+    </w:p>
+    <w:p>
+      <w:pPr>
+        <w:spacing w:before="0" w:after="0" w:line="240" w:lineRule="auto"/>
+      </w:pPr>
+      <w:r>
+        <w:rPr>
+          <w:rFonts w:ascii="Consolas" w:hAnsi="Consolas" w:eastAsia="Consolas" w:cs="Consolas"/>
+          <w:sz w:val="15"/>
+          <w:noProof/>
+        </w:rPr>
+        <w:t>#   GL    Gaussian-Lorentzian sum (pseudo-Voigt), one mixing fraction per spectrum</w:t>
+      </w:r>
+    </w:p>
+    <w:p>
+      <w:pPr>
+        <w:spacing w:before="0" w:after="0" w:line="240" w:lineRule="auto"/>
+      </w:pPr>
+      <w:r>
+        <w:rPr>
+          <w:rFonts w:ascii="Consolas" w:hAnsi="Consolas" w:eastAsia="Consolas" w:cs="Consolas"/>
+          <w:sz w:val="15"/>
+          <w:noProof/>
+        </w:rPr>
+        <w:t>#   L     Lorentzian</w:t>
+      </w:r>
+    </w:p>
+    <w:p>
+      <w:pPr>
+        <w:spacing w:before="0" w:after="0" w:line="240" w:lineRule="auto"/>
+      </w:pPr>
+      <w:r>
+        <w:rPr>
+          <w:rFonts w:ascii="Consolas" w:hAnsi="Consolas" w:eastAsia="Consolas" w:cs="Consolas"/>
+          <w:sz w:val="15"/>
+          <w:noProof/>
+        </w:rPr>
+        <w:t># Overlapping bands do not have a unique decomposition, so the % areas depend on</w:t>
+      </w:r>
+    </w:p>
+    <w:p>
+      <w:pPr>
+        <w:spacing w:before="0" w:after="0" w:line="240" w:lineRule="auto"/>
+      </w:pPr>
+      <w:r>
+        <w:rPr>
+          <w:rFonts w:ascii="Consolas" w:hAnsi="Consolas" w:eastAsia="Consolas" w:cs="Consolas"/>
+          <w:sz w:val="15"/>
+          <w:noProof/>
+        </w:rPr>
+        <w:t># the line shape; conclusions should rest on what is the same for all three.</w:t>
+      </w:r>
+    </w:p>
+    <w:p>
+      <w:pPr>
+        <w:spacing w:before="0" w:after="0" w:line="240" w:lineRule="auto"/>
+      </w:pPr>
+      <w:r>
+        <w:rPr>
+          <w:rFonts w:ascii="Consolas" w:hAnsi="Consolas" w:eastAsia="Consolas" w:cs="Consolas"/>
+          <w:sz w:val="15"/>
+          <w:noProof/>
+        </w:rPr>
+        <w:t># Residual = data - fit, in % of the fitted band height.</w:t>
+      </w:r>
+    </w:p>
+    <w:p>
+      <w:pPr>
+        <w:spacing w:before="0" w:after="0" w:line="240" w:lineRule="auto"/>
+      </w:pPr>
+      <w:r>
+        <w:rPr>
+          <w:rFonts w:ascii="Consolas" w:hAnsi="Consolas" w:eastAsia="Consolas" w:cs="Consolas"/>
+          <w:sz w:val="15"/>
+          <w:noProof/>
+        </w:rPr>
+        <w:t>FIT_RANGE = (2780, 3095)</w:t>
+      </w:r>
+    </w:p>
+    <w:p>
+      <w:pPr>
+        <w:spacing w:before="0" w:after="0" w:line="240" w:lineRule="auto"/>
+      </w:pPr>
+      <w:r>
+        <w:rPr>
+          <w:rFonts w:ascii="Consolas" w:hAnsi="Consolas" w:eastAsia="Consolas" w:cs="Consolas"/>
+          <w:sz w:val="15"/>
+          <w:noProof/>
+        </w:rPr>
+        <w:t>FIT_BANDS = [(2850, 'I', 'CH$_2$ sym.'), (2880, 'II', 'CH$_2$ asym.'), (2935, 'III', 'CH$_3$ sym.'),</w:t>
+      </w:r>
+    </w:p>
+    <w:p>
+      <w:pPr>
+        <w:spacing w:before="0" w:after="0" w:line="240" w:lineRule="auto"/>
+      </w:pPr>
+      <w:r>
+        <w:rPr>
+          <w:rFonts w:ascii="Consolas" w:hAnsi="Consolas" w:eastAsia="Consolas" w:cs="Consolas"/>
+          <w:sz w:val="15"/>
+          <w:noProof/>
+        </w:rPr>
+        <w:t xml:space="preserve">             (2965, 'IV', 'CH$_3$ asym.'), (3065, 'V', '=C-H arom.')]</w:t>
+      </w:r>
+    </w:p>
+    <w:p>
+      <w:pPr>
+        <w:spacing w:before="0" w:after="0" w:line="240" w:lineRule="auto"/>
+      </w:pPr>
+      <w:r>
+        <w:rPr>
+          <w:rFonts w:ascii="Consolas" w:hAnsi="Consolas" w:eastAsia="Consolas" w:cs="Consolas"/>
+          <w:sz w:val="15"/>
+          <w:noProof/>
+        </w:rPr>
+        <w:t>FIT_SHAPES = {'G': 'Gaussian', 'GL': 'Gaussian-Lorentzian sum', 'L': 'Lorentzian'}</w:t>
+      </w:r>
+    </w:p>
+    <w:p>
+      <w:pPr>
+        <w:spacing w:before="0" w:after="0" w:line="240" w:lineRule="auto"/>
+      </w:pPr>
+      <w:r>
+        <w:rPr>
+          <w:rFonts w:ascii="Consolas" w:hAnsi="Consolas" w:eastAsia="Consolas" w:cs="Consolas"/>
+          <w:sz w:val="15"/>
+          <w:noProof/>
+        </w:rPr>
+      </w:r>
+    </w:p>
+    <w:p>
+      <w:pPr>
+        <w:spacing w:before="0" w:after="0" w:line="240" w:lineRule="auto"/>
+      </w:pPr>
+      <w:r>
+        <w:rPr>
+          <w:rFonts w:ascii="Consolas" w:hAnsi="Consolas" w:eastAsia="Consolas" w:cs="Consolas"/>
+          <w:sz w:val="15"/>
+          <w:noProof/>
+        </w:rPr>
+      </w:r>
+    </w:p>
+    <w:p>
+      <w:pPr>
+        <w:spacing w:before="0" w:after="0" w:line="240" w:lineRule="auto"/>
+      </w:pPr>
+      <w:r>
+        <w:rPr>
+          <w:rFonts w:ascii="Consolas" w:hAnsi="Consolas" w:eastAsia="Consolas" w:cs="Consolas"/>
+          <w:sz w:val="15"/>
+          <w:noProof/>
+        </w:rPr>
+        <w:t>def band_profile(x, c, w, eta):</w:t>
+      </w:r>
+    </w:p>
+    <w:p>
+      <w:pPr>
+        <w:spacing w:before="0" w:after="0" w:line="240" w:lineRule="auto"/>
+      </w:pPr>
+      <w:r>
+        <w:rPr>
+          <w:rFonts w:ascii="Consolas" w:hAnsi="Consolas" w:eastAsia="Consolas" w:cs="Consolas"/>
+          <w:sz w:val="15"/>
+          <w:noProof/>
+        </w:rPr>
+        <w:t xml:space="preserve">    return eta / (1 + 4 * ((x - c) / w) ** 2) + (1 - eta) * np.exp(-4 * np.log(2) * ((x - c) / w) ** 2)</w:t>
+      </w:r>
+    </w:p>
+    <w:p>
+      <w:pPr>
+        <w:spacing w:before="0" w:after="0" w:line="240" w:lineRule="auto"/>
+      </w:pPr>
+      <w:r>
+        <w:rPr>
+          <w:rFonts w:ascii="Consolas" w:hAnsi="Consolas" w:eastAsia="Consolas" w:cs="Consolas"/>
+          <w:sz w:val="15"/>
+          <w:noProof/>
+        </w:rPr>
+      </w:r>
+    </w:p>
+    <w:p>
+      <w:pPr>
+        <w:spacing w:before="0" w:after="0" w:line="240" w:lineRule="auto"/>
+      </w:pPr>
+      <w:r>
+        <w:rPr>
+          <w:rFonts w:ascii="Consolas" w:hAnsi="Consolas" w:eastAsia="Consolas" w:cs="Consolas"/>
+          <w:sz w:val="15"/>
+          <w:noProof/>
+        </w:rPr>
+      </w:r>
+    </w:p>
+    <w:p>
+      <w:pPr>
+        <w:spacing w:before="0" w:after="0" w:line="240" w:lineRule="auto"/>
+      </w:pPr>
+      <w:r>
+        <w:rPr>
+          <w:rFonts w:ascii="Consolas" w:hAnsi="Consolas" w:eastAsia="Consolas" w:cs="Consolas"/>
+          <w:sz w:val="15"/>
+          <w:noProof/>
+        </w:rPr>
+        <w:t>def band_area(h, w, eta):</w:t>
+      </w:r>
+    </w:p>
+    <w:p>
+      <w:pPr>
+        <w:spacing w:before="0" w:after="0" w:line="240" w:lineRule="auto"/>
+      </w:pPr>
+      <w:r>
+        <w:rPr>
+          <w:rFonts w:ascii="Consolas" w:hAnsi="Consolas" w:eastAsia="Consolas" w:cs="Consolas"/>
+          <w:sz w:val="15"/>
+          <w:noProof/>
+        </w:rPr>
+        <w:t xml:space="preserve">    return h * w * (eta * np.pi / 2 + (1 - eta) * np.sqrt(np.pi / (4 * np.log(2))))</w:t>
+      </w:r>
+    </w:p>
+    <w:p>
+      <w:pPr>
+        <w:spacing w:before="0" w:after="0" w:line="240" w:lineRule="auto"/>
+      </w:pPr>
+      <w:r>
+        <w:rPr>
+          <w:rFonts w:ascii="Consolas" w:hAnsi="Consolas" w:eastAsia="Consolas" w:cs="Consolas"/>
+          <w:sz w:val="15"/>
+          <w:noProof/>
+        </w:rPr>
+      </w:r>
+    </w:p>
+    <w:p>
+      <w:pPr>
+        <w:spacing w:before="0" w:after="0" w:line="240" w:lineRule="auto"/>
+      </w:pPr>
+      <w:r>
+        <w:rPr>
+          <w:rFonts w:ascii="Consolas" w:hAnsi="Consolas" w:eastAsia="Consolas" w:cs="Consolas"/>
+          <w:sz w:val="15"/>
+          <w:noProof/>
+        </w:rPr>
+      </w:r>
+    </w:p>
+    <w:p>
+      <w:pPr>
+        <w:spacing w:before="0" w:after="0" w:line="240" w:lineRule="auto"/>
+      </w:pPr>
+      <w:r>
+        <w:rPr>
+          <w:rFonts w:ascii="Consolas" w:hAnsi="Consolas" w:eastAsia="Consolas" w:cs="Consolas"/>
+          <w:sz w:val="15"/>
+          <w:noProof/>
+        </w:rPr>
+        <w:t>def fit_bands(x, yv, shape):</w:t>
+      </w:r>
+    </w:p>
+    <w:p>
+      <w:pPr>
+        <w:spacing w:before="0" w:after="0" w:line="240" w:lineRule="auto"/>
+      </w:pPr>
+      <w:r>
+        <w:rPr>
+          <w:rFonts w:ascii="Consolas" w:hAnsi="Consolas" w:eastAsia="Consolas" w:cs="Consolas"/>
+          <w:sz w:val="15"/>
+          <w:noProof/>
+        </w:rPr>
+        <w:t xml:space="preserve">    nb = len(FIT_BANDS)</w:t>
+      </w:r>
+    </w:p>
+    <w:p>
+      <w:pPr>
+        <w:spacing w:before="0" w:after="0" w:line="240" w:lineRule="auto"/>
+      </w:pPr>
+      <w:r>
+        <w:rPr>
+          <w:rFonts w:ascii="Consolas" w:hAnsi="Consolas" w:eastAsia="Consolas" w:cs="Consolas"/>
+          <w:sz w:val="15"/>
+          <w:noProof/>
+        </w:rPr>
+        <w:t xml:space="preserve">    p0, lo, hi = [yv.min(), 0.0], [-5, -5], [5, 5]</w:t>
+      </w:r>
+    </w:p>
+    <w:p>
+      <w:pPr>
+        <w:spacing w:before="0" w:after="0" w:line="240" w:lineRule="auto"/>
+      </w:pPr>
+      <w:r>
+        <w:rPr>
+          <w:rFonts w:ascii="Consolas" w:hAnsi="Consolas" w:eastAsia="Consolas" w:cs="Consolas"/>
+          <w:sz w:val="15"/>
+          <w:noProof/>
+        </w:rPr>
+        <w:t xml:space="preserve">    for c, _, _ in FIT_BANDS:</w:t>
+      </w:r>
+    </w:p>
+    <w:p>
+      <w:pPr>
+        <w:spacing w:before="0" w:after="0" w:line="240" w:lineRule="auto"/>
+      </w:pPr>
+      <w:r>
+        <w:rPr>
+          <w:rFonts w:ascii="Consolas" w:hAnsi="Consolas" w:eastAsia="Consolas" w:cs="Consolas"/>
+          <w:sz w:val="15"/>
+          <w:noProof/>
+        </w:rPr>
+        <w:t xml:space="preserve">        p0 += [1.0, c, 30]</w:t>
+      </w:r>
+    </w:p>
+    <w:p>
+      <w:pPr>
+        <w:spacing w:before="0" w:after="0" w:line="240" w:lineRule="auto"/>
+      </w:pPr>
+      <w:r>
+        <w:rPr>
+          <w:rFonts w:ascii="Consolas" w:hAnsi="Consolas" w:eastAsia="Consolas" w:cs="Consolas"/>
+          <w:sz w:val="15"/>
+          <w:noProof/>
+        </w:rPr>
+        <w:t xml:space="preserve">        lo += [0, c - 12, 12]</w:t>
+      </w:r>
+    </w:p>
+    <w:p>
+      <w:pPr>
+        <w:spacing w:before="0" w:after="0" w:line="240" w:lineRule="auto"/>
+      </w:pPr>
+      <w:r>
+        <w:rPr>
+          <w:rFonts w:ascii="Consolas" w:hAnsi="Consolas" w:eastAsia="Consolas" w:cs="Consolas"/>
+          <w:sz w:val="15"/>
+          <w:noProof/>
+        </w:rPr>
+        <w:t xml:space="preserve">        hi += [20, c + 12, 60]</w:t>
+      </w:r>
+    </w:p>
+    <w:p>
+      <w:pPr>
+        <w:spacing w:before="0" w:after="0" w:line="240" w:lineRule="auto"/>
+      </w:pPr>
+      <w:r>
+        <w:rPr>
+          <w:rFonts w:ascii="Consolas" w:hAnsi="Consolas" w:eastAsia="Consolas" w:cs="Consolas"/>
+          <w:sz w:val="15"/>
+          <w:noProof/>
+        </w:rPr>
+        <w:t xml:space="preserve">    if shape == 'GL':</w:t>
+      </w:r>
+    </w:p>
+    <w:p>
+      <w:pPr>
+        <w:spacing w:before="0" w:after="0" w:line="240" w:lineRule="auto"/>
+      </w:pPr>
+      <w:r>
+        <w:rPr>
+          <w:rFonts w:ascii="Consolas" w:hAnsi="Consolas" w:eastAsia="Consolas" w:cs="Consolas"/>
+          <w:sz w:val="15"/>
+          <w:noProof/>
+        </w:rPr>
+        <w:t xml:space="preserve">        p0, lo, hi = p0 + [0.5], lo + [0], hi + [1]</w:t>
+      </w:r>
+    </w:p>
+    <w:p>
+      <w:pPr>
+        <w:spacing w:before="0" w:after="0" w:line="240" w:lineRule="auto"/>
+      </w:pPr>
+      <w:r>
+        <w:rPr>
+          <w:rFonts w:ascii="Consolas" w:hAnsi="Consolas" w:eastAsia="Consolas" w:cs="Consolas"/>
+          <w:sz w:val="15"/>
+          <w:noProof/>
+        </w:rPr>
+      </w:r>
+    </w:p>
+    <w:p>
+      <w:pPr>
+        <w:spacing w:before="0" w:after="0" w:line="240" w:lineRule="auto"/>
+      </w:pPr>
+      <w:r>
+        <w:rPr>
+          <w:rFonts w:ascii="Consolas" w:hAnsi="Consolas" w:eastAsia="Consolas" w:cs="Consolas"/>
+          <w:sz w:val="15"/>
+          <w:noProof/>
+        </w:rPr>
+        <w:t xml:space="preserve">    def model(p):</w:t>
+      </w:r>
+    </w:p>
+    <w:p>
+      <w:pPr>
+        <w:spacing w:before="0" w:after="0" w:line="240" w:lineRule="auto"/>
+      </w:pPr>
+      <w:r>
+        <w:rPr>
+          <w:rFonts w:ascii="Consolas" w:hAnsi="Consolas" w:eastAsia="Consolas" w:cs="Consolas"/>
+          <w:sz w:val="15"/>
+          <w:noProof/>
+        </w:rPr>
+        <w:t xml:space="preserve">        eta = {'G': 0.0, 'L': 1.0}.get(shape, p[-1])</w:t>
+      </w:r>
+    </w:p>
+    <w:p>
+      <w:pPr>
+        <w:spacing w:before="0" w:after="0" w:line="240" w:lineRule="auto"/>
+      </w:pPr>
+      <w:r>
+        <w:rPr>
+          <w:rFonts w:ascii="Consolas" w:hAnsi="Consolas" w:eastAsia="Consolas" w:cs="Consolas"/>
+          <w:sz w:val="15"/>
+          <w:noProof/>
+        </w:rPr>
+        <w:t xml:space="preserve">        base = p[0] + p[1] * (x - 2940) / 100</w:t>
+      </w:r>
+    </w:p>
+    <w:p>
+      <w:pPr>
+        <w:spacing w:before="0" w:after="0" w:line="240" w:lineRule="auto"/>
+      </w:pPr>
+      <w:r>
+        <w:rPr>
+          <w:rFonts w:ascii="Consolas" w:hAnsi="Consolas" w:eastAsia="Consolas" w:cs="Consolas"/>
+          <w:sz w:val="15"/>
+          <w:noProof/>
+        </w:rPr>
+        <w:t xml:space="preserve">        comps = [p[2 + 3 * k] * band_profile(x, p[3 + 3 * k], p[4 + 3 * k], eta) for k in range(nb)]</w:t>
+      </w:r>
+    </w:p>
+    <w:p>
+      <w:pPr>
+        <w:spacing w:before="0" w:after="0" w:line="240" w:lineRule="auto"/>
+      </w:pPr>
+      <w:r>
+        <w:rPr>
+          <w:rFonts w:ascii="Consolas" w:hAnsi="Consolas" w:eastAsia="Consolas" w:cs="Consolas"/>
+          <w:sz w:val="15"/>
+          <w:noProof/>
+        </w:rPr>
+        <w:t xml:space="preserve">        return base, comps, eta</w:t>
+      </w:r>
+    </w:p>
+    <w:p>
+      <w:pPr>
+        <w:spacing w:before="0" w:after="0" w:line="240" w:lineRule="auto"/>
+      </w:pPr>
+      <w:r>
+        <w:rPr>
+          <w:rFonts w:ascii="Consolas" w:hAnsi="Consolas" w:eastAsia="Consolas" w:cs="Consolas"/>
+          <w:sz w:val="15"/>
+          <w:noProof/>
+        </w:rPr>
+      </w:r>
+    </w:p>
+    <w:p>
+      <w:pPr>
+        <w:spacing w:before="0" w:after="0" w:line="240" w:lineRule="auto"/>
+      </w:pPr>
+      <w:r>
+        <w:rPr>
+          <w:rFonts w:ascii="Consolas" w:hAnsi="Consolas" w:eastAsia="Consolas" w:cs="Consolas"/>
+          <w:sz w:val="15"/>
+          <w:noProof/>
+        </w:rPr>
+        <w:t xml:space="preserve">    r = least_squares(lambda p: model(p)[0] + sum(model(p)[1]) - yv, p0, bounds=(lo, hi))</w:t>
+      </w:r>
+    </w:p>
+    <w:p>
+      <w:pPr>
+        <w:spacing w:before="0" w:after="0" w:line="240" w:lineRule="auto"/>
+      </w:pPr>
+      <w:r>
+        <w:rPr>
+          <w:rFonts w:ascii="Consolas" w:hAnsi="Consolas" w:eastAsia="Consolas" w:cs="Consolas"/>
+          <w:sz w:val="15"/>
+          <w:noProof/>
+        </w:rPr>
+        <w:t xml:space="preserve">    base, comps, eta = model(r.x)</w:t>
+      </w:r>
+    </w:p>
+    <w:p>
+      <w:pPr>
+        <w:spacing w:before="0" w:after="0" w:line="240" w:lineRule="auto"/>
+      </w:pPr>
+      <w:r>
+        <w:rPr>
+          <w:rFonts w:ascii="Consolas" w:hAnsi="Consolas" w:eastAsia="Consolas" w:cs="Consolas"/>
+          <w:sz w:val="15"/>
+          <w:noProof/>
+        </w:rPr>
+        <w:t xml:space="preserve">    return r.x, base, comps, eta</w:t>
+      </w:r>
+    </w:p>
+    <w:p>
+      <w:pPr>
+        <w:spacing w:before="0" w:after="0" w:line="240" w:lineRule="auto"/>
+      </w:pPr>
+      <w:r>
+        <w:rPr>
+          <w:rFonts w:ascii="Consolas" w:hAnsi="Consolas" w:eastAsia="Consolas" w:cs="Consolas"/>
+          <w:sz w:val="15"/>
+          <w:noProof/>
+        </w:rPr>
+      </w:r>
+    </w:p>
+    <w:p>
+      <w:pPr>
+        <w:spacing w:before="0" w:after="0" w:line="240" w:lineRule="auto"/>
+      </w:pPr>
+      <w:r>
+        <w:rPr>
+          <w:rFonts w:ascii="Consolas" w:hAnsi="Consolas" w:eastAsia="Consolas" w:cs="Consolas"/>
+          <w:sz w:val="15"/>
+          <w:noProof/>
+        </w:rPr>
+      </w:r>
+    </w:p>
+    <w:p>
+      <w:pPr>
+        <w:spacing w:before="0" w:after="0" w:line="240" w:lineRule="auto"/>
+      </w:pPr>
+      <w:r>
+        <w:rPr>
+          <w:rFonts w:ascii="Consolas" w:hAnsi="Consolas" w:eastAsia="Consolas" w:cs="Consolas"/>
+          <w:sz w:val="15"/>
+          <w:noProof/>
+        </w:rPr>
+        <w:t>report('\n3b. FIGURE S2 - CH band fitting')</w:t>
+      </w:r>
+    </w:p>
+    <w:p>
+      <w:pPr>
+        <w:spacing w:before="0" w:after="0" w:line="240" w:lineRule="auto"/>
+      </w:pPr>
+      <w:r>
+        <w:rPr>
+          <w:rFonts w:ascii="Consolas" w:hAnsi="Consolas" w:eastAsia="Consolas" w:cs="Consolas"/>
+          <w:sz w:val="15"/>
+          <w:noProof/>
+        </w:rPr>
+        <w:t>g = WINDOWS['ch']['g']</w:t>
+      </w:r>
+    </w:p>
+    <w:p>
+      <w:pPr>
+        <w:spacing w:before="0" w:after="0" w:line="240" w:lineRule="auto"/>
+      </w:pPr>
+      <w:r>
+        <w:rPr>
+          <w:rFonts w:ascii="Consolas" w:hAnsi="Consolas" w:eastAsia="Consolas" w:cs="Consolas"/>
+          <w:sz w:val="15"/>
+          <w:noProof/>
+        </w:rPr>
+        <w:t>fr = (g &gt;= FIT_RANGE[0]) &amp; (g &lt;= FIT_RANGE[1])</w:t>
+      </w:r>
+    </w:p>
+    <w:p>
+      <w:pPr>
+        <w:spacing w:before="0" w:after="0" w:line="240" w:lineRule="auto"/>
+      </w:pPr>
+      <w:r>
+        <w:rPr>
+          <w:rFonts w:ascii="Consolas" w:hAnsi="Consolas" w:eastAsia="Consolas" w:cs="Consolas"/>
+          <w:sz w:val="15"/>
+          <w:noProof/>
+        </w:rPr>
+        <w:t>gx = g[fr]</w:t>
+      </w:r>
+    </w:p>
+    <w:p>
+      <w:pPr>
+        <w:spacing w:before="0" w:after="0" w:line="240" w:lineRule="auto"/>
+      </w:pPr>
+      <w:r>
+        <w:rPr>
+          <w:rFonts w:ascii="Consolas" w:hAnsi="Consolas" w:eastAsia="Consolas" w:cs="Consolas"/>
+          <w:sz w:val="15"/>
+          <w:noProof/>
+        </w:rPr>
+        <w:t>fit_rows = []</w:t>
+      </w:r>
+    </w:p>
+    <w:p>
+      <w:pPr>
+        <w:spacing w:before="0" w:after="0" w:line="240" w:lineRule="auto"/>
+      </w:pPr>
+      <w:r>
+        <w:rPr>
+          <w:rFonts w:ascii="Consolas" w:hAnsi="Consolas" w:eastAsia="Consolas" w:cs="Consolas"/>
+          <w:sz w:val="15"/>
+          <w:noProof/>
+        </w:rPr>
+        <w:t>plt.rcParams.update({'font.size': 10})</w:t>
+      </w:r>
+    </w:p>
+    <w:p>
+      <w:pPr>
+        <w:spacing w:before="0" w:after="0" w:line="240" w:lineRule="auto"/>
+      </w:pPr>
+      <w:r>
+        <w:rPr>
+          <w:rFonts w:ascii="Consolas" w:hAnsi="Consolas" w:eastAsia="Consolas" w:cs="Consolas"/>
+          <w:sz w:val="15"/>
+          <w:noProof/>
+        </w:rPr>
+        <w:t>fig = plt.figure(figsize=(13, 7.6))</w:t>
+      </w:r>
+    </w:p>
+    <w:p>
+      <w:pPr>
+        <w:spacing w:before="0" w:after="0" w:line="240" w:lineRule="auto"/>
+      </w:pPr>
+      <w:r>
+        <w:rPr>
+          <w:rFonts w:ascii="Consolas" w:hAnsi="Consolas" w:eastAsia="Consolas" w:cs="Consolas"/>
+          <w:sz w:val="15"/>
+          <w:noProof/>
+        </w:rPr>
+        <w:t>outer = fig.add_gridspec(2, 3, hspace=0.38, wspace=0.28)</w:t>
+      </w:r>
+    </w:p>
+    <w:p>
+      <w:pPr>
+        <w:spacing w:before="0" w:after="0" w:line="240" w:lineRule="auto"/>
+      </w:pPr>
+      <w:r>
+        <w:rPr>
+          <w:rFonts w:ascii="Consolas" w:hAnsi="Consolas" w:eastAsia="Consolas" w:cs="Consolas"/>
+          <w:sz w:val="15"/>
+          <w:noProof/>
+        </w:rPr>
+        <w:t>letters = iter('abcdef')</w:t>
+      </w:r>
+    </w:p>
+    <w:p>
+      <w:pPr>
+        <w:spacing w:before="0" w:after="0" w:line="240" w:lineRule="auto"/>
+      </w:pPr>
+      <w:r>
+        <w:rPr>
+          <w:rFonts w:ascii="Consolas" w:hAnsi="Consolas" w:eastAsia="Consolas" w:cs="Consolas"/>
+          <w:sz w:val="15"/>
+          <w:noProof/>
+        </w:rPr>
+        <w:t>for row, c in enumerate((0, 1)):</w:t>
+      </w:r>
+    </w:p>
+    <w:p>
+      <w:pPr>
+        <w:spacing w:before="0" w:after="0" w:line="240" w:lineRule="auto"/>
+      </w:pPr>
+      <w:r>
+        <w:rPr>
+          <w:rFonts w:ascii="Consolas" w:hAnsi="Consolas" w:eastAsia="Consolas" w:cs="Consolas"/>
+          <w:sz w:val="15"/>
+          <w:noProof/>
+        </w:rPr>
+        <w:t xml:space="preserve">    yv = data['ch'][y == c].mean(0)[fr]</w:t>
+      </w:r>
+    </w:p>
+    <w:p>
+      <w:pPr>
+        <w:spacing w:before="0" w:after="0" w:line="240" w:lineRule="auto"/>
+      </w:pPr>
+      <w:r>
+        <w:rPr>
+          <w:rFonts w:ascii="Consolas" w:hAnsi="Consolas" w:eastAsia="Consolas" w:cs="Consolas"/>
+          <w:sz w:val="15"/>
+          <w:noProof/>
+        </w:rPr>
+        <w:t xml:space="preserve">    for col, shape in enumerate(FIT_SHAPES):</w:t>
+      </w:r>
+    </w:p>
+    <w:p>
+      <w:pPr>
+        <w:spacing w:before="0" w:after="0" w:line="240" w:lineRule="auto"/>
+      </w:pPr>
+      <w:r>
+        <w:rPr>
+          <w:rFonts w:ascii="Consolas" w:hAnsi="Consolas" w:eastAsia="Consolas" w:cs="Consolas"/>
+          <w:sz w:val="15"/>
+          <w:noProof/>
+        </w:rPr>
+        <w:t xml:space="preserve">        p, base, comps, eta = fit_bands(gx, yv, shape)</w:t>
+      </w:r>
+    </w:p>
+    <w:p>
+      <w:pPr>
+        <w:spacing w:before="0" w:after="0" w:line="240" w:lineRule="auto"/>
+      </w:pPr>
+      <w:r>
+        <w:rPr>
+          <w:rFonts w:ascii="Consolas" w:hAnsi="Consolas" w:eastAsia="Consolas" w:cs="Consolas"/>
+          <w:sz w:val="15"/>
+          <w:noProof/>
+        </w:rPr>
+        <w:t xml:space="preserve">        total = base + sum(comps)</w:t>
+      </w:r>
+    </w:p>
+    <w:p>
+      <w:pPr>
+        <w:spacing w:before="0" w:after="0" w:line="240" w:lineRule="auto"/>
+      </w:pPr>
+      <w:r>
+        <w:rPr>
+          <w:rFonts w:ascii="Consolas" w:hAnsi="Consolas" w:eastAsia="Consolas" w:cs="Consolas"/>
+          <w:sz w:val="15"/>
+          <w:noProof/>
+        </w:rPr>
+        <w:t xml:space="preserve">        height = (total - base).max()</w:t>
+      </w:r>
+    </w:p>
+    <w:p>
+      <w:pPr>
+        <w:spacing w:before="0" w:after="0" w:line="240" w:lineRule="auto"/>
+      </w:pPr>
+      <w:r>
+        <w:rPr>
+          <w:rFonts w:ascii="Consolas" w:hAnsi="Consolas" w:eastAsia="Consolas" w:cs="Consolas"/>
+          <w:sz w:val="15"/>
+          <w:noProof/>
+        </w:rPr>
+        <w:t xml:space="preserve">        res = (yv - total) / height * 100</w:t>
+      </w:r>
+    </w:p>
+    <w:p>
+      <w:pPr>
+        <w:spacing w:before="0" w:after="0" w:line="240" w:lineRule="auto"/>
+      </w:pPr>
+      <w:r>
+        <w:rPr>
+          <w:rFonts w:ascii="Consolas" w:hAnsi="Consolas" w:eastAsia="Consolas" w:cs="Consolas"/>
+          <w:sz w:val="15"/>
+          <w:noProof/>
+        </w:rPr>
+        <w:t xml:space="preserve">        r2 = 1 - np.sum((yv - total) ** 2) / np.sum((yv - yv.mean()) ** 2)</w:t>
+      </w:r>
+    </w:p>
+    <w:p>
+      <w:pPr>
+        <w:spacing w:before="0" w:after="0" w:line="240" w:lineRule="auto"/>
+      </w:pPr>
+      <w:r>
+        <w:rPr>
+          <w:rFonts w:ascii="Consolas" w:hAnsi="Consolas" w:eastAsia="Consolas" w:cs="Consolas"/>
+          <w:sz w:val="15"/>
+          <w:noProof/>
+        </w:rPr>
+        <w:t xml:space="preserve">        areas = np.array([band_area(p[2 + 3 * k], p[4 + 3 * k], eta) for k in range(len(FIT_BANDS))])</w:t>
+      </w:r>
+    </w:p>
+    <w:p>
+      <w:pPr>
+        <w:spacing w:before="0" w:after="0" w:line="240" w:lineRule="auto"/>
+      </w:pPr>
+      <w:r>
+        <w:rPr>
+          <w:rFonts w:ascii="Consolas" w:hAnsi="Consolas" w:eastAsia="Consolas" w:cs="Consolas"/>
+          <w:sz w:val="15"/>
+          <w:noProof/>
+        </w:rPr>
+        <w:t xml:space="preserve">        for k, (nominal, roman, assign) in enumerate(FIT_BANDS):</w:t>
+      </w:r>
+    </w:p>
+    <w:p>
+      <w:pPr>
+        <w:spacing w:before="0" w:after="0" w:line="240" w:lineRule="auto"/>
+      </w:pPr>
+      <w:r>
+        <w:rPr>
+          <w:rFonts w:ascii="Consolas" w:hAnsi="Consolas" w:eastAsia="Consolas" w:cs="Consolas"/>
+          <w:sz w:val="15"/>
+          <w:noProof/>
+        </w:rPr>
+        <w:t xml:space="preserve">            fit_rows.append({'Group': GROUPS[c], 'Line shape': FIT_SHAPES[shape], 'Band': roman,</w:t>
+      </w:r>
+    </w:p>
+    <w:p>
+      <w:pPr>
+        <w:spacing w:before="0" w:after="0" w:line="240" w:lineRule="auto"/>
+      </w:pPr>
+      <w:r>
+        <w:rPr>
+          <w:rFonts w:ascii="Consolas" w:hAnsi="Consolas" w:eastAsia="Consolas" w:cs="Consolas"/>
+          <w:sz w:val="15"/>
+          <w:noProof/>
+        </w:rPr>
+        <w:t xml:space="preserve">                             'Assignment': assign.replace('$_2$', '2').replace('$_3$', '3'),</w:t>
+      </w:r>
+    </w:p>
+    <w:p>
+      <w:pPr>
+        <w:spacing w:before="0" w:after="0" w:line="240" w:lineRule="auto"/>
+      </w:pPr>
+      <w:r>
+        <w:rPr>
+          <w:rFonts w:ascii="Consolas" w:hAnsi="Consolas" w:eastAsia="Consolas" w:cs="Consolas"/>
+          <w:sz w:val="15"/>
+          <w:noProof/>
+        </w:rPr>
+        <w:t xml:space="preserve">                             'Position (cm-1)': round(p[3 + 3 * k], 1), 'FWHM (cm-1)': round(p[4 + 3 * k], 1),</w:t>
+      </w:r>
+    </w:p>
+    <w:p>
+      <w:pPr>
+        <w:spacing w:before="0" w:after="0" w:line="240" w:lineRule="auto"/>
+      </w:pPr>
+      <w:r>
+        <w:rPr>
+          <w:rFonts w:ascii="Consolas" w:hAnsi="Consolas" w:eastAsia="Consolas" w:cs="Consolas"/>
+          <w:sz w:val="15"/>
+          <w:noProof/>
+        </w:rPr>
+        <w:t xml:space="preserve">                             'FWHM at limit (60)': p[4 + 3 * k] &gt; 59.9,</w:t>
+      </w:r>
+    </w:p>
+    <w:p>
+      <w:pPr>
+        <w:spacing w:before="0" w:after="0" w:line="240" w:lineRule="auto"/>
+      </w:pPr>
+      <w:r>
+        <w:rPr>
+          <w:rFonts w:ascii="Consolas" w:hAnsi="Consolas" w:eastAsia="Consolas" w:cs="Consolas"/>
+          <w:sz w:val="15"/>
+          <w:noProof/>
+        </w:rPr>
+        <w:t xml:space="preserve">                             'Area (% of CH bands)': round(areas[k] / areas.sum() * 100, 1),</w:t>
+      </w:r>
+    </w:p>
+    <w:p>
+      <w:pPr>
+        <w:spacing w:before="0" w:after="0" w:line="240" w:lineRule="auto"/>
+      </w:pPr>
+      <w:r>
+        <w:rPr>
+          <w:rFonts w:ascii="Consolas" w:hAnsi="Consolas" w:eastAsia="Consolas" w:cs="Consolas"/>
+          <w:sz w:val="15"/>
+          <w:noProof/>
+        </w:rPr>
+        <w:t xml:space="preserve">                             'GL Lorentzian fraction': round(eta, 2), 'R2': round(r2, 4),</w:t>
+      </w:r>
+    </w:p>
+    <w:p>
+      <w:pPr>
+        <w:spacing w:before="0" w:after="0" w:line="240" w:lineRule="auto"/>
+      </w:pPr>
+      <w:r>
+        <w:rPr>
+          <w:rFonts w:ascii="Consolas" w:hAnsi="Consolas" w:eastAsia="Consolas" w:cs="Consolas"/>
+          <w:sz w:val="15"/>
+          <w:noProof/>
+        </w:rPr>
+        <w:t xml:space="preserve">                             'Max |residual| (%)': round(np.abs(res).max(), 1)})</w:t>
+      </w:r>
+    </w:p>
+    <w:p>
+      <w:pPr>
+        <w:spacing w:before="0" w:after="0" w:line="240" w:lineRule="auto"/>
+      </w:pPr>
+      <w:r>
+        <w:rPr>
+          <w:rFonts w:ascii="Consolas" w:hAnsi="Consolas" w:eastAsia="Consolas" w:cs="Consolas"/>
+          <w:sz w:val="15"/>
+          <w:noProof/>
+        </w:rPr>
+        <w:t xml:space="preserve">        report(f'  {GROUPS[c]} {shape}: R2 {r2:.4f}, max|res| {np.abs(res).max():.1f} %; band II at '</w:t>
+      </w:r>
+    </w:p>
+    <w:p>
+      <w:pPr>
+        <w:spacing w:before="0" w:after="0" w:line="240" w:lineRule="auto"/>
+      </w:pPr>
+      <w:r>
+        <w:rPr>
+          <w:rFonts w:ascii="Consolas" w:hAnsi="Consolas" w:eastAsia="Consolas" w:cs="Consolas"/>
+          <w:sz w:val="15"/>
+          <w:noProof/>
+        </w:rPr>
+        <w:t xml:space="preserve">               f'{p[3 + 3]:.0f} cm-1, FWHM {p[4 + 3]:.0f}, {areas[1] / areas.sum() * 100:.1f} % of area')</w:t>
+      </w:r>
+    </w:p>
+    <w:p>
+      <w:pPr>
+        <w:spacing w:before="0" w:after="0" w:line="240" w:lineRule="auto"/>
+      </w:pPr>
+      <w:r>
+        <w:rPr>
+          <w:rFonts w:ascii="Consolas" w:hAnsi="Consolas" w:eastAsia="Consolas" w:cs="Consolas"/>
+          <w:sz w:val="15"/>
+          <w:noProof/>
+        </w:rPr>
+        <w:t xml:space="preserve">        inner = outer[row, col].subgridspec(2, 1, height_ratios=[1, 3.2], hspace=0.05)</w:t>
+      </w:r>
+    </w:p>
+    <w:p>
+      <w:pPr>
+        <w:spacing w:before="0" w:after="0" w:line="240" w:lineRule="auto"/>
+      </w:pPr>
+      <w:r>
+        <w:rPr>
+          <w:rFonts w:ascii="Consolas" w:hAnsi="Consolas" w:eastAsia="Consolas" w:cs="Consolas"/>
+          <w:sz w:val="15"/>
+          <w:noProof/>
+        </w:rPr>
+        <w:t xml:space="preserve">        ax_r = fig.add_subplot(inner[0])</w:t>
+      </w:r>
+    </w:p>
+    <w:p>
+      <w:pPr>
+        <w:spacing w:before="0" w:after="0" w:line="240" w:lineRule="auto"/>
+      </w:pPr>
+      <w:r>
+        <w:rPr>
+          <w:rFonts w:ascii="Consolas" w:hAnsi="Consolas" w:eastAsia="Consolas" w:cs="Consolas"/>
+          <w:sz w:val="15"/>
+          <w:noProof/>
+        </w:rPr>
+        <w:t xml:space="preserve">        ax = fig.add_subplot(inner[1], sharex=ax_r)</w:t>
+      </w:r>
+    </w:p>
+    <w:p>
+      <w:pPr>
+        <w:spacing w:before="0" w:after="0" w:line="240" w:lineRule="auto"/>
+      </w:pPr>
+      <w:r>
+        <w:rPr>
+          <w:rFonts w:ascii="Consolas" w:hAnsi="Consolas" w:eastAsia="Consolas" w:cs="Consolas"/>
+          <w:sz w:val="15"/>
+          <w:noProof/>
+        </w:rPr>
+        <w:t xml:space="preserve">        ax_r.plot(gx, res, color='k', lw=0.8)</w:t>
+      </w:r>
+    </w:p>
+    <w:p>
+      <w:pPr>
+        <w:spacing w:before="0" w:after="0" w:line="240" w:lineRule="auto"/>
+      </w:pPr>
+      <w:r>
+        <w:rPr>
+          <w:rFonts w:ascii="Consolas" w:hAnsi="Consolas" w:eastAsia="Consolas" w:cs="Consolas"/>
+          <w:sz w:val="15"/>
+          <w:noProof/>
+        </w:rPr>
+        <w:t xml:space="preserve">        ax_r.axhline(0, color='k', ls='--', lw=0.6)</w:t>
+      </w:r>
+    </w:p>
+    <w:p>
+      <w:pPr>
+        <w:spacing w:before="0" w:after="0" w:line="240" w:lineRule="auto"/>
+      </w:pPr>
+      <w:r>
+        <w:rPr>
+          <w:rFonts w:ascii="Consolas" w:hAnsi="Consolas" w:eastAsia="Consolas" w:cs="Consolas"/>
+          <w:sz w:val="15"/>
+          <w:noProof/>
+        </w:rPr>
+        <w:t xml:space="preserve">        ax_r.set_ylim(-8, 8)</w:t>
+      </w:r>
+    </w:p>
+    <w:p>
+      <w:pPr>
+        <w:spacing w:before="0" w:after="0" w:line="240" w:lineRule="auto"/>
+      </w:pPr>
+      <w:r>
+        <w:rPr>
+          <w:rFonts w:ascii="Consolas" w:hAnsi="Consolas" w:eastAsia="Consolas" w:cs="Consolas"/>
+          <w:sz w:val="15"/>
+          <w:noProof/>
+        </w:rPr>
+        <w:t xml:space="preserve">        ax_r.set_yticks([-8, 0, 8])</w:t>
+      </w:r>
+    </w:p>
+    <w:p>
+      <w:pPr>
+        <w:spacing w:before="0" w:after="0" w:line="240" w:lineRule="auto"/>
+      </w:pPr>
+      <w:r>
+        <w:rPr>
+          <w:rFonts w:ascii="Consolas" w:hAnsi="Consolas" w:eastAsia="Consolas" w:cs="Consolas"/>
+          <w:sz w:val="15"/>
+          <w:noProof/>
+        </w:rPr>
+        <w:t xml:space="preserve">        ax_r.set_yticklabels(['-8%', '0', '8%'], fontsize=8)</w:t>
+      </w:r>
+    </w:p>
+    <w:p>
+      <w:pPr>
+        <w:spacing w:before="0" w:after="0" w:line="240" w:lineRule="auto"/>
+      </w:pPr>
+      <w:r>
+        <w:rPr>
+          <w:rFonts w:ascii="Consolas" w:hAnsi="Consolas" w:eastAsia="Consolas" w:cs="Consolas"/>
+          <w:sz w:val="15"/>
+          <w:noProof/>
+        </w:rPr>
+        <w:t xml:space="preserve">        ax_r.set_ylabel('Residuals', fontsize=9)</w:t>
+      </w:r>
+    </w:p>
+    <w:p>
+      <w:pPr>
+        <w:spacing w:before="0" w:after="0" w:line="240" w:lineRule="auto"/>
+      </w:pPr>
+      <w:r>
+        <w:rPr>
+          <w:rFonts w:ascii="Consolas" w:hAnsi="Consolas" w:eastAsia="Consolas" w:cs="Consolas"/>
+          <w:sz w:val="15"/>
+          <w:noProof/>
+        </w:rPr>
+        <w:t xml:space="preserve">        ax_r.tick_params(labelbottom=False)</w:t>
+      </w:r>
+    </w:p>
+    <w:p>
+      <w:pPr>
+        <w:spacing w:before="0" w:after="0" w:line="240" w:lineRule="auto"/>
+      </w:pPr>
+      <w:r>
+        <w:rPr>
+          <w:rFonts w:ascii="Consolas" w:hAnsi="Consolas" w:eastAsia="Consolas" w:cs="Consolas"/>
+          <w:sz w:val="15"/>
+          <w:noProof/>
+        </w:rPr>
+        <w:t xml:space="preserve">        ax_r.set_title(f'{NAME_LONG[c].split(" on")[0]}: {FIT_SHAPES[shape]} ({shape})', fontsize=10)</w:t>
+      </w:r>
+    </w:p>
+    <w:p>
+      <w:pPr>
+        <w:spacing w:before="0" w:after="0" w:line="240" w:lineRule="auto"/>
+      </w:pPr>
+      <w:r>
+        <w:rPr>
+          <w:rFonts w:ascii="Consolas" w:hAnsi="Consolas" w:eastAsia="Consolas" w:cs="Consolas"/>
+          <w:sz w:val="15"/>
+          <w:noProof/>
+        </w:rPr>
+        <w:t xml:space="preserve">        ax.plot(gx, yv - base, color='k', lw=2.2, label='data')</w:t>
+      </w:r>
+    </w:p>
+    <w:p>
+      <w:pPr>
+        <w:spacing w:before="0" w:after="0" w:line="240" w:lineRule="auto"/>
+      </w:pPr>
+      <w:r>
+        <w:rPr>
+          <w:rFonts w:ascii="Consolas" w:hAnsi="Consolas" w:eastAsia="Consolas" w:cs="Consolas"/>
+          <w:sz w:val="15"/>
+          <w:noProof/>
+        </w:rPr>
+        <w:t xml:space="preserve">        ax.plot(gx, total - base, color='0.6', lw=1.4, label='fit')</w:t>
+      </w:r>
+    </w:p>
+    <w:p>
+      <w:pPr>
+        <w:spacing w:before="0" w:after="0" w:line="240" w:lineRule="auto"/>
+      </w:pPr>
+      <w:r>
+        <w:rPr>
+          <w:rFonts w:ascii="Consolas" w:hAnsi="Consolas" w:eastAsia="Consolas" w:cs="Consolas"/>
+          <w:sz w:val="15"/>
+          <w:noProof/>
+        </w:rPr>
+        <w:t xml:space="preserve">        for k, comp in enumerate(comps):</w:t>
+      </w:r>
+    </w:p>
+    <w:p>
+      <w:pPr>
+        <w:spacing w:before="0" w:after="0" w:line="240" w:lineRule="auto"/>
+      </w:pPr>
+      <w:r>
+        <w:rPr>
+          <w:rFonts w:ascii="Consolas" w:hAnsi="Consolas" w:eastAsia="Consolas" w:cs="Consolas"/>
+          <w:sz w:val="15"/>
+          <w:noProof/>
+        </w:rPr>
+        <w:t xml:space="preserve">            ax.plot(gx, comp, color='k', lw=0.6)</w:t>
+      </w:r>
+    </w:p>
+    <w:p>
+      <w:pPr>
+        <w:spacing w:before="0" w:after="0" w:line="240" w:lineRule="auto"/>
+      </w:pPr>
+      <w:r>
+        <w:rPr>
+          <w:rFonts w:ascii="Consolas" w:hAnsi="Consolas" w:eastAsia="Consolas" w:cs="Consolas"/>
+          <w:sz w:val="15"/>
+          <w:noProof/>
+        </w:rPr>
+        <w:t xml:space="preserve">            ax.text(p[3 + 3 * k], comp.max() + 0.04 * height, FIT_BANDS[k][1], ha='center',</w:t>
+      </w:r>
+    </w:p>
+    <w:p>
+      <w:pPr>
+        <w:spacing w:before="0" w:after="0" w:line="240" w:lineRule="auto"/>
+      </w:pPr>
+      <w:r>
+        <w:rPr>
+          <w:rFonts w:ascii="Consolas" w:hAnsi="Consolas" w:eastAsia="Consolas" w:cs="Consolas"/>
+          <w:sz w:val="15"/>
+          <w:noProof/>
+        </w:rPr>
+        <w:t xml:space="preserve">                    va='bottom', fontsize=10, family='serif')</w:t>
+      </w:r>
+    </w:p>
+    <w:p>
+      <w:pPr>
+        <w:spacing w:before="0" w:after="0" w:line="240" w:lineRule="auto"/>
+      </w:pPr>
+      <w:r>
+        <w:rPr>
+          <w:rFonts w:ascii="Consolas" w:hAnsi="Consolas" w:eastAsia="Consolas" w:cs="Consolas"/>
+          <w:sz w:val="15"/>
+          <w:noProof/>
+        </w:rPr>
+        <w:t xml:space="preserve">        ax.set_xlim(*FIT_RANGE)</w:t>
+      </w:r>
+    </w:p>
+    <w:p>
+      <w:pPr>
+        <w:spacing w:before="0" w:after="0" w:line="240" w:lineRule="auto"/>
+      </w:pPr>
+      <w:r>
+        <w:rPr>
+          <w:rFonts w:ascii="Consolas" w:hAnsi="Consolas" w:eastAsia="Consolas" w:cs="Consolas"/>
+          <w:sz w:val="15"/>
+          <w:noProof/>
+        </w:rPr>
+        <w:t xml:space="preserve">        ax.set_ylim(0, height * 1.12)</w:t>
+      </w:r>
+    </w:p>
+    <w:p>
+      <w:pPr>
+        <w:spacing w:before="0" w:after="0" w:line="240" w:lineRule="auto"/>
+      </w:pPr>
+      <w:r>
+        <w:rPr>
+          <w:rFonts w:ascii="Consolas" w:hAnsi="Consolas" w:eastAsia="Consolas" w:cs="Consolas"/>
+          <w:sz w:val="15"/>
+          <w:noProof/>
+        </w:rPr>
+        <w:t xml:space="preserve">        ax.set_xlabel('Raman shift (cm$^{-1}$)')</w:t>
+      </w:r>
+    </w:p>
+    <w:p>
+      <w:pPr>
+        <w:spacing w:before="0" w:after="0" w:line="240" w:lineRule="auto"/>
+      </w:pPr>
+      <w:r>
+        <w:rPr>
+          <w:rFonts w:ascii="Consolas" w:hAnsi="Consolas" w:eastAsia="Consolas" w:cs="Consolas"/>
+          <w:sz w:val="15"/>
+          <w:noProof/>
+        </w:rPr>
+        <w:t xml:space="preserve">        ax.set_ylabel('Intensity (a.u.)')</w:t>
+      </w:r>
+    </w:p>
+    <w:p>
+      <w:pPr>
+        <w:spacing w:before="0" w:after="0" w:line="240" w:lineRule="auto"/>
+      </w:pPr>
+      <w:r>
+        <w:rPr>
+          <w:rFonts w:ascii="Consolas" w:hAnsi="Consolas" w:eastAsia="Consolas" w:cs="Consolas"/>
+          <w:sz w:val="15"/>
+          <w:noProof/>
+        </w:rPr>
+        <w:t xml:space="preserve">        ax.tick_params(axis='y', labelleft=False)</w:t>
+      </w:r>
+    </w:p>
+    <w:p>
+      <w:pPr>
+        <w:spacing w:before="0" w:after="0" w:line="240" w:lineRule="auto"/>
+      </w:pPr>
+      <w:r>
+        <w:rPr>
+          <w:rFonts w:ascii="Consolas" w:hAnsi="Consolas" w:eastAsia="Consolas" w:cs="Consolas"/>
+          <w:sz w:val="15"/>
+          <w:noProof/>
+        </w:rPr>
+        <w:t xml:space="preserve">        ax_r.text(-0.14, 1.25, f'({next(letters)})', transform=ax_r.transAxes, fontsize=13, va='bottom')</w:t>
+      </w:r>
+    </w:p>
+    <w:p>
+      <w:pPr>
+        <w:spacing w:before="0" w:after="0" w:line="240" w:lineRule="auto"/>
+      </w:pPr>
+      <w:r>
+        <w:rPr>
+          <w:rFonts w:ascii="Consolas" w:hAnsi="Consolas" w:eastAsia="Consolas" w:cs="Consolas"/>
+          <w:sz w:val="15"/>
+          <w:noProof/>
+        </w:rPr>
+        <w:t>fig.subplots_adjust(left=0.05, right=0.99, bottom=0.07, top=0.93)</w:t>
+      </w:r>
+    </w:p>
+    <w:p>
+      <w:pPr>
+        <w:spacing w:before="0" w:after="0" w:line="240" w:lineRule="auto"/>
+      </w:pPr>
+      <w:r>
+        <w:rPr>
+          <w:rFonts w:ascii="Consolas" w:hAnsi="Consolas" w:eastAsia="Consolas" w:cs="Consolas"/>
+          <w:sz w:val="15"/>
+          <w:noProof/>
+        </w:rPr>
+        <w:t>save_figure(fig, 'FigS2_PeakFit_CH')</w:t>
+      </w:r>
+    </w:p>
+    <w:p>
+      <w:pPr>
+        <w:spacing w:before="0" w:after="0" w:line="240" w:lineRule="auto"/>
+      </w:pPr>
+      <w:r>
+        <w:rPr>
+          <w:rFonts w:ascii="Consolas" w:hAnsi="Consolas" w:eastAsia="Consolas" w:cs="Consolas"/>
+          <w:sz w:val="15"/>
+          <w:noProof/>
+        </w:rPr>
+        <w:t>plt.rcParams.update({'font.size': 10})</w:t>
+      </w:r>
+    </w:p>
+    <w:p>
+      <w:pPr>
+        <w:spacing w:before="0" w:after="0" w:line="240" w:lineRule="auto"/>
+      </w:pPr>
+      <w:r>
+        <w:rPr>
+          <w:rFonts w:ascii="Consolas" w:hAnsi="Consolas" w:eastAsia="Consolas" w:cs="Consolas"/>
+          <w:sz w:val="15"/>
+          <w:noProof/>
+        </w:rPr>
+      </w:r>
+    </w:p>
+    <w:p>
+      <w:pPr>
+        <w:spacing w:before="0" w:after="0" w:line="240" w:lineRule="auto"/>
+      </w:pPr>
+      <w:r>
+        <w:rPr>
+          <w:rFonts w:ascii="Consolas" w:hAnsi="Consolas" w:eastAsia="Consolas" w:cs="Consolas"/>
+          <w:sz w:val="15"/>
+          <w:noProof/>
+        </w:rPr>
+      </w:r>
+    </w:p>
+    <w:p>
+      <w:pPr>
+        <w:spacing w:before="0" w:after="0" w:line="240" w:lineRule="auto"/>
+      </w:pPr>
+      <w:r>
+        <w:rPr>
+          <w:rFonts w:ascii="Consolas" w:hAnsi="Consolas" w:eastAsia="Consolas" w:cs="Consolas"/>
+          <w:sz w:val="15"/>
+          <w:noProof/>
+        </w:rPr>
         <w:t># ============================================================================</w:t>
       </w:r>
     </w:p>
@@ -10938,6 +12343,19 @@
           <w:sz w:val="15"/>
           <w:noProof/>
         </w:rPr>
+        <w:t>pd.DataFrame(fit_rows).to_csv(OUTPUT_DIR / 'TableS6_PeakFit_CH.csv', index=False)</w:t>
+      </w:r>
+    </w:p>
+    <w:p>
+      <w:pPr>
+        <w:spacing w:before="0" w:after="0" w:line="240" w:lineRule="auto"/>
+      </w:pPr>
+      <w:r>
+        <w:rPr>
+          <w:rFonts w:ascii="Consolas" w:hAnsi="Consolas" w:eastAsia="Consolas" w:cs="Consolas"/>
+          <w:sz w:val="15"/>
+          <w:noProof/>
+        </w:rPr>
         <w:t>report('  Table 1, Tables S1-S5 and the score tables saved')</w:t>
       </w:r>
     </w:p>
@@ -11482,7 +12900,124 @@
           <w:sz w:val="15"/>
           <w:noProof/>
         </w:rPr>
-        <w:t xml:space="preserve">       '', 'RESULTS']</w:t>
+        <w:t xml:space="preserve">       '', 'CH BAND FITTING (Figure S2, Table S6)',</w:t>
+      </w:r>
+    </w:p>
+    <w:p>
+      <w:pPr>
+        <w:spacing w:before="0" w:after="0" w:line="240" w:lineRule="auto"/>
+      </w:pPr>
+      <w:r>
+        <w:rPr>
+          <w:rFonts w:ascii="Consolas" w:hAnsi="Consolas" w:eastAsia="Consolas" w:cs="Consolas"/>
+          <w:sz w:val="15"/>
+          <w:noProof/>
+        </w:rPr>
+        <w:t xml:space="preserve">       f'  mean spectrum of each group, {FIT_RANGE[0]}-{FIT_RANGE[1]} cm-1; straight baseline + '</w:t>
+      </w:r>
+    </w:p>
+    <w:p>
+      <w:pPr>
+        <w:spacing w:before="0" w:after="0" w:line="240" w:lineRule="auto"/>
+      </w:pPr>
+      <w:r>
+        <w:rPr>
+          <w:rFonts w:ascii="Consolas" w:hAnsi="Consolas" w:eastAsia="Consolas" w:cs="Consolas"/>
+          <w:sz w:val="15"/>
+          <w:noProof/>
+        </w:rPr>
+        <w:t xml:space="preserve">       f'{len(FIT_BANDS)} bands (start ' + ', '.join(str(b[0]) for b in FIT_BANDS) + ' cm-1), '</w:t>
+      </w:r>
+    </w:p>
+    <w:p>
+      <w:pPr>
+        <w:spacing w:before="0" w:after="0" w:line="240" w:lineRule="auto"/>
+      </w:pPr>
+      <w:r>
+        <w:rPr>
+          <w:rFonts w:ascii="Consolas" w:hAnsi="Consolas" w:eastAsia="Consolas" w:cs="Consolas"/>
+          <w:sz w:val="15"/>
+          <w:noProof/>
+        </w:rPr>
+        <w:t xml:space="preserve">       'position +/-12 cm-1, FWHM 12-60 cm-1, non-linear least squares (scipy least_squares);',</w:t>
+      </w:r>
+    </w:p>
+    <w:p>
+      <w:pPr>
+        <w:spacing w:before="0" w:after="0" w:line="240" w:lineRule="auto"/>
+      </w:pPr>
+      <w:r>
+        <w:rPr>
+          <w:rFonts w:ascii="Consolas" w:hAnsi="Consolas" w:eastAsia="Consolas" w:cs="Consolas"/>
+          <w:sz w:val="15"/>
+          <w:noProof/>
+        </w:rPr>
+        <w:t xml:space="preserve">       '  line shapes: Gaussian, Gaussian-Lorentzian sum (one mixing fraction per spectrum), Lorentzian.']</w:t>
+      </w:r>
+    </w:p>
+    <w:p>
+      <w:pPr>
+        <w:spacing w:before="0" w:after="0" w:line="240" w:lineRule="auto"/>
+      </w:pPr>
+      <w:r>
+        <w:rPr>
+          <w:rFonts w:ascii="Consolas" w:hAnsi="Consolas" w:eastAsia="Consolas" w:cs="Consolas"/>
+          <w:sz w:val="15"/>
+          <w:noProof/>
+        </w:rPr>
+        <w:t>for r_ in [r for r in fit_rows if r['Band'] == 'II']:</w:t>
+      </w:r>
+    </w:p>
+    <w:p>
+      <w:pPr>
+        <w:spacing w:before="0" w:after="0" w:line="240" w:lineRule="auto"/>
+      </w:pPr>
+      <w:r>
+        <w:rPr>
+          <w:rFonts w:ascii="Consolas" w:hAnsi="Consolas" w:eastAsia="Consolas" w:cs="Consolas"/>
+          <w:sz w:val="15"/>
+          <w:noProof/>
+        </w:rPr>
+        <w:t xml:space="preserve">    md.append(f"    band II, {r_['Group']}, {r_['Line shape']}: {r_['Position (cm-1)']} cm-1, FWHM "</w:t>
+      </w:r>
+    </w:p>
+    <w:p>
+      <w:pPr>
+        <w:spacing w:before="0" w:after="0" w:line="240" w:lineRule="auto"/>
+      </w:pPr>
+      <w:r>
+        <w:rPr>
+          <w:rFonts w:ascii="Consolas" w:hAnsi="Consolas" w:eastAsia="Consolas" w:cs="Consolas"/>
+          <w:sz w:val="15"/>
+          <w:noProof/>
+        </w:rPr>
+        <w:t xml:space="preserve">              f"{r_['FWHM (cm-1)']}{' (limit)' if r_['FWHM at limit (60)'] else ''}, "</w:t>
+      </w:r>
+    </w:p>
+    <w:p>
+      <w:pPr>
+        <w:spacing w:before="0" w:after="0" w:line="240" w:lineRule="auto"/>
+      </w:pPr>
+      <w:r>
+        <w:rPr>
+          <w:rFonts w:ascii="Consolas" w:hAnsi="Consolas" w:eastAsia="Consolas" w:cs="Consolas"/>
+          <w:sz w:val="15"/>
+          <w:noProof/>
+        </w:rPr>
+        <w:t xml:space="preserve">              f"{r_['Area (% of CH bands)']} % of area, R2 {r_['R2']}")</w:t>
+      </w:r>
+    </w:p>
+    <w:p>
+      <w:pPr>
+        <w:spacing w:before="0" w:after="0" w:line="240" w:lineRule="auto"/>
+      </w:pPr>
+      <w:r>
+        <w:rPr>
+          <w:rFonts w:ascii="Consolas" w:hAnsi="Consolas" w:eastAsia="Consolas" w:cs="Consolas"/>
+          <w:sz w:val="15"/>
+          <w:noProof/>
+        </w:rPr>
+        <w:t>md += ['', 'RESULTS']</w:t>
       </w:r>
     </w:p>
     <w:p>

--- a/Acacia_Paper_All_Code.docx
+++ b/Acacia_Paper_All_Code.docx
@@ -359,7 +359,20 @@
           <w:sz w:val="15"/>
           <w:noProof/>
         </w:rPr>
-        <w:t>#   FigS2_PeakFit_CH            CH-region band fitting, EV and NV, 3 line shapes</w:t>
+        <w:t>#   Fig2c_PeakFit_CH_GL         CH-region band fitting, EV and NV, Gaussian-Lorentzian sum</w:t>
+      </w:r>
+    </w:p>
+    <w:p>
+      <w:pPr>
+        <w:spacing w:before="0" w:after="0" w:line="240" w:lineRule="auto"/>
+      </w:pPr>
+      <w:r>
+        <w:rPr>
+          <w:rFonts w:ascii="Consolas" w:hAnsi="Consolas" w:eastAsia="Consolas" w:cs="Consolas"/>
+          <w:sz w:val="15"/>
+          <w:noProof/>
+        </w:rPr>
+        <w:t>#   FigS2_PeakFit_CH            the same fitting with all 3 line shapes (robustness)</w:t>
       </w:r>
     </w:p>
     <w:p>
@@ -450,7 +463,7 @@
           <w:sz w:val="15"/>
           <w:noProof/>
         </w:rPr>
-        <w:t>#   TableS6_PeakFit_CH.csv           fitted bands: position, FWHM, % area, fit quality</w:t>
+        <w:t>#   TableS6_PeakFit_CH.csv           fitted bands: position, FWHM, % area, fit quality (R2, AIC, BIC)</w:t>
       </w:r>
     </w:p>
     <w:p>
@@ -7412,6 +7425,19 @@
           <w:sz w:val="15"/>
           <w:noProof/>
         </w:rPr>
+        <w:t>FITS = {}                                   # (group, line shape) -&gt; fitted curves</w:t>
+      </w:r>
+    </w:p>
+    <w:p>
+      <w:pPr>
+        <w:spacing w:before="0" w:after="0" w:line="240" w:lineRule="auto"/>
+      </w:pPr>
+      <w:r>
+        <w:rPr>
+          <w:rFonts w:ascii="Consolas" w:hAnsi="Consolas" w:eastAsia="Consolas" w:cs="Consolas"/>
+          <w:sz w:val="15"/>
+          <w:noProof/>
+        </w:rPr>
         <w:t>plt.rcParams.update({'font.size': 10})</w:t>
       </w:r>
     </w:p>
@@ -7568,6 +7594,71 @@
           <w:sz w:val="15"/>
           <w:noProof/>
         </w:rPr>
+        <w:t xml:space="preserve">        # AIC / BIC (lower = better; penalise the extra mixing parameter of GL)</w:t>
+      </w:r>
+    </w:p>
+    <w:p>
+      <w:pPr>
+        <w:spacing w:before="0" w:after="0" w:line="240" w:lineRule="auto"/>
+      </w:pPr>
+      <w:r>
+        <w:rPr>
+          <w:rFonts w:ascii="Consolas" w:hAnsi="Consolas" w:eastAsia="Consolas" w:cs="Consolas"/>
+          <w:sz w:val="15"/>
+          <w:noProof/>
+        </w:rPr>
+        <w:t xml:space="preserve">        n_par, rss = len(p), np.sum((yv - total) ** 2)</w:t>
+      </w:r>
+    </w:p>
+    <w:p>
+      <w:pPr>
+        <w:spacing w:before="0" w:after="0" w:line="240" w:lineRule="auto"/>
+      </w:pPr>
+      <w:r>
+        <w:rPr>
+          <w:rFonts w:ascii="Consolas" w:hAnsi="Consolas" w:eastAsia="Consolas" w:cs="Consolas"/>
+          <w:sz w:val="15"/>
+          <w:noProof/>
+        </w:rPr>
+        <w:t xml:space="preserve">        aic = len(yv) * np.log(rss / len(yv)) + 2 * n_par</w:t>
+      </w:r>
+    </w:p>
+    <w:p>
+      <w:pPr>
+        <w:spacing w:before="0" w:after="0" w:line="240" w:lineRule="auto"/>
+      </w:pPr>
+      <w:r>
+        <w:rPr>
+          <w:rFonts w:ascii="Consolas" w:hAnsi="Consolas" w:eastAsia="Consolas" w:cs="Consolas"/>
+          <w:sz w:val="15"/>
+          <w:noProof/>
+        </w:rPr>
+        <w:t xml:space="preserve">        bic = len(yv) * np.log(rss / len(yv)) + n_par * np.log(len(yv))</w:t>
+      </w:r>
+    </w:p>
+    <w:p>
+      <w:pPr>
+        <w:spacing w:before="0" w:after="0" w:line="240" w:lineRule="auto"/>
+      </w:pPr>
+      <w:r>
+        <w:rPr>
+          <w:rFonts w:ascii="Consolas" w:hAnsi="Consolas" w:eastAsia="Consolas" w:cs="Consolas"/>
+          <w:sz w:val="15"/>
+          <w:noProof/>
+        </w:rPr>
+        <w:t xml:space="preserve">        FITS[(c, shape)] = (p, base, comps, eta, res, height)</w:t>
+      </w:r>
+    </w:p>
+    <w:p>
+      <w:pPr>
+        <w:spacing w:before="0" w:after="0" w:line="240" w:lineRule="auto"/>
+      </w:pPr>
+      <w:r>
+        <w:rPr>
+          <w:rFonts w:ascii="Consolas" w:hAnsi="Consolas" w:eastAsia="Consolas" w:cs="Consolas"/>
+          <w:sz w:val="15"/>
+          <w:noProof/>
+        </w:rPr>
         <w:t xml:space="preserve">        areas = np.array([band_area(p[2 + 3 * k], p[4 + 3 * k], eta) for k in range(len(FIT_BANDS))])</w:t>
       </w:r>
     </w:p>
@@ -7672,7 +7763,20 @@
           <w:sz w:val="15"/>
           <w:noProof/>
         </w:rPr>
-        <w:t xml:space="preserve">                             'Max |residual| (%)': round(np.abs(res).max(), 1)})</w:t>
+        <w:t xml:space="preserve">                             'Max |residual| (%)': round(np.abs(res).max(), 1),</w:t>
+      </w:r>
+    </w:p>
+    <w:p>
+      <w:pPr>
+        <w:spacing w:before="0" w:after="0" w:line="240" w:lineRule="auto"/>
+      </w:pPr>
+      <w:r>
+        <w:rPr>
+          <w:rFonts w:ascii="Consolas" w:hAnsi="Consolas" w:eastAsia="Consolas" w:cs="Consolas"/>
+          <w:sz w:val="15"/>
+          <w:noProof/>
+        </w:rPr>
+        <w:t xml:space="preserve">                             'AIC': round(aic, 1), 'BIC': round(bic, 1)})</w:t>
       </w:r>
     </w:p>
     <w:p>
@@ -8024,6 +8128,460 @@
           <w:noProof/>
         </w:rPr>
         <w:t>save_figure(fig, 'FigS2_PeakFit_CH')</w:t>
+      </w:r>
+    </w:p>
+    <w:p>
+      <w:pPr>
+        <w:spacing w:before="0" w:after="0" w:line="240" w:lineRule="auto"/>
+      </w:pPr>
+      <w:r>
+        <w:rPr>
+          <w:rFonts w:ascii="Consolas" w:hAnsi="Consolas" w:eastAsia="Consolas" w:cs="Consolas"/>
+          <w:sz w:val="15"/>
+          <w:noProof/>
+        </w:rPr>
+      </w:r>
+    </w:p>
+    <w:p>
+      <w:pPr>
+        <w:spacing w:before="0" w:after="0" w:line="240" w:lineRule="auto"/>
+      </w:pPr>
+      <w:r>
+        <w:rPr>
+          <w:rFonts w:ascii="Consolas" w:hAnsi="Consolas" w:eastAsia="Consolas" w:cs="Consolas"/>
+          <w:sz w:val="15"/>
+          <w:noProof/>
+        </w:rPr>
+        <w:t># main figure: Gaussian-Lorentzian sum only (best or equal-best fit for both groups</w:t>
+      </w:r>
+    </w:p>
+    <w:p>
+      <w:pPr>
+        <w:spacing w:before="0" w:after="0" w:line="240" w:lineRule="auto"/>
+      </w:pPr>
+      <w:r>
+        <w:rPr>
+          <w:rFonts w:ascii="Consolas" w:hAnsi="Consolas" w:eastAsia="Consolas" w:cs="Consolas"/>
+          <w:sz w:val="15"/>
+          <w:noProof/>
+        </w:rPr>
+        <w:t># by AIC/BIC; for NVs the fitted Lorentzian fraction is 0, i.e. Gaussian)</w:t>
+      </w:r>
+    </w:p>
+    <w:p>
+      <w:pPr>
+        <w:spacing w:before="0" w:after="0" w:line="240" w:lineRule="auto"/>
+      </w:pPr>
+      <w:r>
+        <w:rPr>
+          <w:rFonts w:ascii="Consolas" w:hAnsi="Consolas" w:eastAsia="Consolas" w:cs="Consolas"/>
+          <w:sz w:val="15"/>
+          <w:noProof/>
+        </w:rPr>
+        <w:t>fig = plt.figure(figsize=(11, 5.6))</w:t>
+      </w:r>
+    </w:p>
+    <w:p>
+      <w:pPr>
+        <w:spacing w:before="0" w:after="0" w:line="240" w:lineRule="auto"/>
+      </w:pPr>
+      <w:r>
+        <w:rPr>
+          <w:rFonts w:ascii="Consolas" w:hAnsi="Consolas" w:eastAsia="Consolas" w:cs="Consolas"/>
+          <w:sz w:val="15"/>
+          <w:noProof/>
+        </w:rPr>
+        <w:t>outer = fig.add_gridspec(1, 2, wspace=0.18)</w:t>
+      </w:r>
+    </w:p>
+    <w:p>
+      <w:pPr>
+        <w:spacing w:before="0" w:after="0" w:line="240" w:lineRule="auto"/>
+      </w:pPr>
+      <w:r>
+        <w:rPr>
+          <w:rFonts w:ascii="Consolas" w:hAnsi="Consolas" w:eastAsia="Consolas" w:cs="Consolas"/>
+          <w:sz w:val="15"/>
+          <w:noProof/>
+        </w:rPr>
+        <w:t>for col, c in enumerate((0, 1)):</w:t>
+      </w:r>
+    </w:p>
+    <w:p>
+      <w:pPr>
+        <w:spacing w:before="0" w:after="0" w:line="240" w:lineRule="auto"/>
+      </w:pPr>
+      <w:r>
+        <w:rPr>
+          <w:rFonts w:ascii="Consolas" w:hAnsi="Consolas" w:eastAsia="Consolas" w:cs="Consolas"/>
+          <w:sz w:val="15"/>
+          <w:noProof/>
+        </w:rPr>
+        <w:t xml:space="preserve">    yv = data['ch'][y == c].mean(0)[fr]</w:t>
+      </w:r>
+    </w:p>
+    <w:p>
+      <w:pPr>
+        <w:spacing w:before="0" w:after="0" w:line="240" w:lineRule="auto"/>
+      </w:pPr>
+      <w:r>
+        <w:rPr>
+          <w:rFonts w:ascii="Consolas" w:hAnsi="Consolas" w:eastAsia="Consolas" w:cs="Consolas"/>
+          <w:sz w:val="15"/>
+          <w:noProof/>
+        </w:rPr>
+        <w:t xml:space="preserve">    p, base, comps, eta, res, height = FITS[(c, 'GL')]</w:t>
+      </w:r>
+    </w:p>
+    <w:p>
+      <w:pPr>
+        <w:spacing w:before="0" w:after="0" w:line="240" w:lineRule="auto"/>
+      </w:pPr>
+      <w:r>
+        <w:rPr>
+          <w:rFonts w:ascii="Consolas" w:hAnsi="Consolas" w:eastAsia="Consolas" w:cs="Consolas"/>
+          <w:sz w:val="15"/>
+          <w:noProof/>
+        </w:rPr>
+        <w:t xml:space="preserve">    total = base + sum(comps)</w:t>
+      </w:r>
+    </w:p>
+    <w:p>
+      <w:pPr>
+        <w:spacing w:before="0" w:after="0" w:line="240" w:lineRule="auto"/>
+      </w:pPr>
+      <w:r>
+        <w:rPr>
+          <w:rFonts w:ascii="Consolas" w:hAnsi="Consolas" w:eastAsia="Consolas" w:cs="Consolas"/>
+          <w:sz w:val="15"/>
+          <w:noProof/>
+        </w:rPr>
+        <w:t xml:space="preserve">    inner = outer[col].subgridspec(2, 1, height_ratios=[1, 3.4], hspace=0.05)</w:t>
+      </w:r>
+    </w:p>
+    <w:p>
+      <w:pPr>
+        <w:spacing w:before="0" w:after="0" w:line="240" w:lineRule="auto"/>
+      </w:pPr>
+      <w:r>
+        <w:rPr>
+          <w:rFonts w:ascii="Consolas" w:hAnsi="Consolas" w:eastAsia="Consolas" w:cs="Consolas"/>
+          <w:sz w:val="15"/>
+          <w:noProof/>
+        </w:rPr>
+        <w:t xml:space="preserve">    ax_r = fig.add_subplot(inner[0])</w:t>
+      </w:r>
+    </w:p>
+    <w:p>
+      <w:pPr>
+        <w:spacing w:before="0" w:after="0" w:line="240" w:lineRule="auto"/>
+      </w:pPr>
+      <w:r>
+        <w:rPr>
+          <w:rFonts w:ascii="Consolas" w:hAnsi="Consolas" w:eastAsia="Consolas" w:cs="Consolas"/>
+          <w:sz w:val="15"/>
+          <w:noProof/>
+        </w:rPr>
+        <w:t xml:space="preserve">    ax = fig.add_subplot(inner[1], sharex=ax_r)</w:t>
+      </w:r>
+    </w:p>
+    <w:p>
+      <w:pPr>
+        <w:spacing w:before="0" w:after="0" w:line="240" w:lineRule="auto"/>
+      </w:pPr>
+      <w:r>
+        <w:rPr>
+          <w:rFonts w:ascii="Consolas" w:hAnsi="Consolas" w:eastAsia="Consolas" w:cs="Consolas"/>
+          <w:sz w:val="15"/>
+          <w:noProof/>
+        </w:rPr>
+        <w:t xml:space="preserve">    ax_r.plot(gx, res, color='k', lw=0.8)</w:t>
+      </w:r>
+    </w:p>
+    <w:p>
+      <w:pPr>
+        <w:spacing w:before="0" w:after="0" w:line="240" w:lineRule="auto"/>
+      </w:pPr>
+      <w:r>
+        <w:rPr>
+          <w:rFonts w:ascii="Consolas" w:hAnsi="Consolas" w:eastAsia="Consolas" w:cs="Consolas"/>
+          <w:sz w:val="15"/>
+          <w:noProof/>
+        </w:rPr>
+        <w:t xml:space="preserve">    ax_r.axhline(0, color='k', ls='--', lw=0.6)</w:t>
+      </w:r>
+    </w:p>
+    <w:p>
+      <w:pPr>
+        <w:spacing w:before="0" w:after="0" w:line="240" w:lineRule="auto"/>
+      </w:pPr>
+      <w:r>
+        <w:rPr>
+          <w:rFonts w:ascii="Consolas" w:hAnsi="Consolas" w:eastAsia="Consolas" w:cs="Consolas"/>
+          <w:sz w:val="15"/>
+          <w:noProof/>
+        </w:rPr>
+        <w:t xml:space="preserve">    ax_r.set_ylim(-8, 8)</w:t>
+      </w:r>
+    </w:p>
+    <w:p>
+      <w:pPr>
+        <w:spacing w:before="0" w:after="0" w:line="240" w:lineRule="auto"/>
+      </w:pPr>
+      <w:r>
+        <w:rPr>
+          <w:rFonts w:ascii="Consolas" w:hAnsi="Consolas" w:eastAsia="Consolas" w:cs="Consolas"/>
+          <w:sz w:val="15"/>
+          <w:noProof/>
+        </w:rPr>
+        <w:t xml:space="preserve">    ax_r.set_yticks([-8, 0, 8])</w:t>
+      </w:r>
+    </w:p>
+    <w:p>
+      <w:pPr>
+        <w:spacing w:before="0" w:after="0" w:line="240" w:lineRule="auto"/>
+      </w:pPr>
+      <w:r>
+        <w:rPr>
+          <w:rFonts w:ascii="Consolas" w:hAnsi="Consolas" w:eastAsia="Consolas" w:cs="Consolas"/>
+          <w:sz w:val="15"/>
+          <w:noProof/>
+        </w:rPr>
+        <w:t xml:space="preserve">    ax_r.set_yticklabels(['-8%', '0', '8%'], fontsize=9)</w:t>
+      </w:r>
+    </w:p>
+    <w:p>
+      <w:pPr>
+        <w:spacing w:before="0" w:after="0" w:line="240" w:lineRule="auto"/>
+      </w:pPr>
+      <w:r>
+        <w:rPr>
+          <w:rFonts w:ascii="Consolas" w:hAnsi="Consolas" w:eastAsia="Consolas" w:cs="Consolas"/>
+          <w:sz w:val="15"/>
+          <w:noProof/>
+        </w:rPr>
+        <w:t xml:space="preserve">    ax_r.set_ylabel('Residuals', fontsize=10)</w:t>
+      </w:r>
+    </w:p>
+    <w:p>
+      <w:pPr>
+        <w:spacing w:before="0" w:after="0" w:line="240" w:lineRule="auto"/>
+      </w:pPr>
+      <w:r>
+        <w:rPr>
+          <w:rFonts w:ascii="Consolas" w:hAnsi="Consolas" w:eastAsia="Consolas" w:cs="Consolas"/>
+          <w:sz w:val="15"/>
+          <w:noProof/>
+        </w:rPr>
+        <w:t xml:space="preserve">    ax_r.tick_params(labelbottom=False)</w:t>
+      </w:r>
+    </w:p>
+    <w:p>
+      <w:pPr>
+        <w:spacing w:before="0" w:after="0" w:line="240" w:lineRule="auto"/>
+      </w:pPr>
+      <w:r>
+        <w:rPr>
+          <w:rFonts w:ascii="Consolas" w:hAnsi="Consolas" w:eastAsia="Consolas" w:cs="Consolas"/>
+          <w:sz w:val="15"/>
+          <w:noProof/>
+        </w:rPr>
+        <w:t xml:space="preserve">    ax_r.set_title(f'{NAME_LONG[c]}', fontsize=11)</w:t>
+      </w:r>
+    </w:p>
+    <w:p>
+      <w:pPr>
+        <w:spacing w:before="0" w:after="0" w:line="240" w:lineRule="auto"/>
+      </w:pPr>
+      <w:r>
+        <w:rPr>
+          <w:rFonts w:ascii="Consolas" w:hAnsi="Consolas" w:eastAsia="Consolas" w:cs="Consolas"/>
+          <w:sz w:val="15"/>
+          <w:noProof/>
+        </w:rPr>
+        <w:t xml:space="preserve">    ax.plot(gx, yv - base, color='k', lw=2.2, label='Mean spectrum')</w:t>
+      </w:r>
+    </w:p>
+    <w:p>
+      <w:pPr>
+        <w:spacing w:before="0" w:after="0" w:line="240" w:lineRule="auto"/>
+      </w:pPr>
+      <w:r>
+        <w:rPr>
+          <w:rFonts w:ascii="Consolas" w:hAnsi="Consolas" w:eastAsia="Consolas" w:cs="Consolas"/>
+          <w:sz w:val="15"/>
+          <w:noProof/>
+        </w:rPr>
+        <w:t xml:space="preserve">    ax.plot(gx, total - base, color='0.6', lw=1.4, label=f'GL fit (Lorentzian fraction {eta:.2f})')</w:t>
+      </w:r>
+    </w:p>
+    <w:p>
+      <w:pPr>
+        <w:spacing w:before="0" w:after="0" w:line="240" w:lineRule="auto"/>
+      </w:pPr>
+      <w:r>
+        <w:rPr>
+          <w:rFonts w:ascii="Consolas" w:hAnsi="Consolas" w:eastAsia="Consolas" w:cs="Consolas"/>
+          <w:sz w:val="15"/>
+          <w:noProof/>
+        </w:rPr>
+        <w:t xml:space="preserve">    for k, comp in enumerate(comps):</w:t>
+      </w:r>
+    </w:p>
+    <w:p>
+      <w:pPr>
+        <w:spacing w:before="0" w:after="0" w:line="240" w:lineRule="auto"/>
+      </w:pPr>
+      <w:r>
+        <w:rPr>
+          <w:rFonts w:ascii="Consolas" w:hAnsi="Consolas" w:eastAsia="Consolas" w:cs="Consolas"/>
+          <w:sz w:val="15"/>
+          <w:noProof/>
+        </w:rPr>
+        <w:t xml:space="preserve">        ax.plot(gx, comp, color='k', lw=0.6)</w:t>
+      </w:r>
+    </w:p>
+    <w:p>
+      <w:pPr>
+        <w:spacing w:before="0" w:after="0" w:line="240" w:lineRule="auto"/>
+      </w:pPr>
+      <w:r>
+        <w:rPr>
+          <w:rFonts w:ascii="Consolas" w:hAnsi="Consolas" w:eastAsia="Consolas" w:cs="Consolas"/>
+          <w:sz w:val="15"/>
+          <w:noProof/>
+        </w:rPr>
+        <w:t xml:space="preserve">        ax.text(p[3 + 3 * k], comp.max() + 0.04 * height, f'{FIT_BANDS[k][1]}\n{p[3 + 3 * k]:.0f}',</w:t>
+      </w:r>
+    </w:p>
+    <w:p>
+      <w:pPr>
+        <w:spacing w:before="0" w:after="0" w:line="240" w:lineRule="auto"/>
+      </w:pPr>
+      <w:r>
+        <w:rPr>
+          <w:rFonts w:ascii="Consolas" w:hAnsi="Consolas" w:eastAsia="Consolas" w:cs="Consolas"/>
+          <w:sz w:val="15"/>
+          <w:noProof/>
+        </w:rPr>
+        <w:t xml:space="preserve">                ha='center', va='bottom', fontsize=9, family='serif', linespacing=0.95)</w:t>
+      </w:r>
+    </w:p>
+    <w:p>
+      <w:pPr>
+        <w:spacing w:before="0" w:after="0" w:line="240" w:lineRule="auto"/>
+      </w:pPr>
+      <w:r>
+        <w:rPr>
+          <w:rFonts w:ascii="Consolas" w:hAnsi="Consolas" w:eastAsia="Consolas" w:cs="Consolas"/>
+          <w:sz w:val="15"/>
+          <w:noProof/>
+        </w:rPr>
+        <w:t xml:space="preserve">    ax.set_xlim(*FIT_RANGE)</w:t>
+      </w:r>
+    </w:p>
+    <w:p>
+      <w:pPr>
+        <w:spacing w:before="0" w:after="0" w:line="240" w:lineRule="auto"/>
+      </w:pPr>
+      <w:r>
+        <w:rPr>
+          <w:rFonts w:ascii="Consolas" w:hAnsi="Consolas" w:eastAsia="Consolas" w:cs="Consolas"/>
+          <w:sz w:val="15"/>
+          <w:noProof/>
+        </w:rPr>
+        <w:t xml:space="preserve">    ax.set_ylim(0, height * 1.22)</w:t>
+      </w:r>
+    </w:p>
+    <w:p>
+      <w:pPr>
+        <w:spacing w:before="0" w:after="0" w:line="240" w:lineRule="auto"/>
+      </w:pPr>
+      <w:r>
+        <w:rPr>
+          <w:rFonts w:ascii="Consolas" w:hAnsi="Consolas" w:eastAsia="Consolas" w:cs="Consolas"/>
+          <w:sz w:val="15"/>
+          <w:noProof/>
+        </w:rPr>
+        <w:t xml:space="preserve">    ax.set_xlabel('Raman shift (cm$^{-1}$)')</w:t>
+      </w:r>
+    </w:p>
+    <w:p>
+      <w:pPr>
+        <w:spacing w:before="0" w:after="0" w:line="240" w:lineRule="auto"/>
+      </w:pPr>
+      <w:r>
+        <w:rPr>
+          <w:rFonts w:ascii="Consolas" w:hAnsi="Consolas" w:eastAsia="Consolas" w:cs="Consolas"/>
+          <w:sz w:val="15"/>
+          <w:noProof/>
+        </w:rPr>
+        <w:t xml:space="preserve">    ax.set_ylabel('Intensity (a.u.)')</w:t>
+      </w:r>
+    </w:p>
+    <w:p>
+      <w:pPr>
+        <w:spacing w:before="0" w:after="0" w:line="240" w:lineRule="auto"/>
+      </w:pPr>
+      <w:r>
+        <w:rPr>
+          <w:rFonts w:ascii="Consolas" w:hAnsi="Consolas" w:eastAsia="Consolas" w:cs="Consolas"/>
+          <w:sz w:val="15"/>
+          <w:noProof/>
+        </w:rPr>
+        <w:t xml:space="preserve">    ax.tick_params(axis='y', labelleft=False)</w:t>
+      </w:r>
+    </w:p>
+    <w:p>
+      <w:pPr>
+        <w:spacing w:before="0" w:after="0" w:line="240" w:lineRule="auto"/>
+      </w:pPr>
+      <w:r>
+        <w:rPr>
+          <w:rFonts w:ascii="Consolas" w:hAnsi="Consolas" w:eastAsia="Consolas" w:cs="Consolas"/>
+          <w:sz w:val="15"/>
+          <w:noProof/>
+        </w:rPr>
+        <w:t xml:space="preserve">    ax.legend(frameon=False, fontsize=9, loc='upper right')</w:t>
+      </w:r>
+    </w:p>
+    <w:p>
+      <w:pPr>
+        <w:spacing w:before="0" w:after="0" w:line="240" w:lineRule="auto"/>
+      </w:pPr>
+      <w:r>
+        <w:rPr>
+          <w:rFonts w:ascii="Consolas" w:hAnsi="Consolas" w:eastAsia="Consolas" w:cs="Consolas"/>
+          <w:sz w:val="15"/>
+          <w:noProof/>
+        </w:rPr>
+        <w:t xml:space="preserve">    ax_r.text(-0.10, 1.25, f'({"ab"[col]})', transform=ax_r.transAxes, fontsize=13, va='bottom')</w:t>
+      </w:r>
+    </w:p>
+    <w:p>
+      <w:pPr>
+        <w:spacing w:before="0" w:after="0" w:line="240" w:lineRule="auto"/>
+      </w:pPr>
+      <w:r>
+        <w:rPr>
+          <w:rFonts w:ascii="Consolas" w:hAnsi="Consolas" w:eastAsia="Consolas" w:cs="Consolas"/>
+          <w:sz w:val="15"/>
+          <w:noProof/>
+        </w:rPr>
+        <w:t>fig.subplots_adjust(left=0.05, right=0.99, bottom=0.10, top=0.90)</w:t>
+      </w:r>
+    </w:p>
+    <w:p>
+      <w:pPr>
+        <w:spacing w:before="0" w:after="0" w:line="240" w:lineRule="auto"/>
+      </w:pPr>
+      <w:r>
+        <w:rPr>
+          <w:rFonts w:ascii="Consolas" w:hAnsi="Consolas" w:eastAsia="Consolas" w:cs="Consolas"/>
+          <w:sz w:val="15"/>
+          <w:noProof/>
+        </w:rPr>
+        <w:t>save_figure(fig, 'Fig2c_PeakFit_CH_GL')</w:t>
       </w:r>
     </w:p>
     <w:p>

--- a/Acacia_Paper_All_Code.docx
+++ b/Acacia_Paper_All_Code.docx
@@ -5037,33 +5037,46 @@
           <w:sz w:val="15"/>
           <w:noProof/>
         </w:rPr>
-        <w:t># bands labelled in Fig 2b, per group (all bands go to Table S4): the CH2 band at</w:t>
-      </w:r>
-    </w:p>
-    <w:p>
-      <w:pPr>
-        <w:spacing w:before="0" w:after="0" w:line="240" w:lineRule="auto"/>
-      </w:pPr>
-      <w:r>
-        <w:rPr>
-          <w:rFonts w:ascii="Consolas" w:hAnsi="Consolas" w:eastAsia="Consolas" w:cs="Consolas"/>
-          <w:sz w:val="15"/>
-          <w:noProof/>
-        </w:rPr>
-        <w:t># ~2883 cm-1 is a distinct shoulder only in NVs (in EVs a weak, unresolved wing)</w:t>
-      </w:r>
-    </w:p>
-    <w:p>
-      <w:pPr>
-        <w:spacing w:before="0" w:after="0" w:line="240" w:lineRule="auto"/>
-      </w:pPr>
-      <w:r>
-        <w:rPr>
-          <w:rFonts w:ascii="Consolas" w:hAnsi="Consolas" w:eastAsia="Consolas" w:cs="Consolas"/>
-          <w:sz w:val="15"/>
-          <w:noProof/>
-        </w:rPr>
-        <w:t>CH_SHOW = {0: [2935], 1: [2880, 2935]}</w:t>
+        <w:t># bands labelled in Fig 2b, per group (all bands go to Table S4): the CH2 shoulder</w:t>
+      </w:r>
+    </w:p>
+    <w:p>
+      <w:pPr>
+        <w:spacing w:before="0" w:after="0" w:line="240" w:lineRule="auto"/>
+      </w:pPr>
+      <w:r>
+        <w:rPr>
+          <w:rFonts w:ascii="Consolas" w:hAnsi="Consolas" w:eastAsia="Consolas" w:cs="Consolas"/>
+          <w:sz w:val="15"/>
+          <w:noProof/>
+        </w:rPr>
+        <w:t># is found in both groups (2nd derivative, mean spectrum and all 6 sites of each</w:t>
+      </w:r>
+    </w:p>
+    <w:p>
+      <w:pPr>
+        <w:spacing w:before="0" w:after="0" w:line="240" w:lineRule="auto"/>
+      </w:pPr>
+      <w:r>
+        <w:rPr>
+          <w:rFonts w:ascii="Consolas" w:hAnsi="Consolas" w:eastAsia="Consolas" w:cs="Consolas"/>
+          <w:sz w:val="15"/>
+          <w:noProof/>
+        </w:rPr>
+        <w:t># group): weaker in EVs (~2874 cm-1), stronger and shifted in NVs (~2883 cm-1)</w:t>
+      </w:r>
+    </w:p>
+    <w:p>
+      <w:pPr>
+        <w:spacing w:before="0" w:after="0" w:line="240" w:lineRule="auto"/>
+      </w:pPr>
+      <w:r>
+        <w:rPr>
+          <w:rFonts w:ascii="Consolas" w:hAnsi="Consolas" w:eastAsia="Consolas" w:cs="Consolas"/>
+          <w:sz w:val="15"/>
+          <w:noProof/>
+        </w:rPr>
+        <w:t>CH_SHOW = {0: [2880, 2935], 1: [2880, 2935]}</w:t>
       </w:r>
     </w:p>
     <w:p>

--- a/Acacia_Paper_All_Code.docx
+++ b/Acacia_Paper_All_Code.docx
@@ -6449,7 +6449,7 @@
           <w:sz w:val="15"/>
           <w:noProof/>
         </w:rPr>
-        <w:t xml:space="preserve">        txt = f'{pos:.0f}' + (' (sh)' if kind == 'sh' else '')</w:t>
+        <w:t xml:space="preserve">        txt = f'{pos:.0f}'</w:t>
       </w:r>
     </w:p>
     <w:p>

--- a/Acacia_Paper_All_Code.docx
+++ b/Acacia_Paper_All_Code.docx
@@ -3769,6 +3769,19 @@
           <w:sz w:val="15"/>
           <w:noProof/>
         </w:rPr>
+        <w:t xml:space="preserve">    fs_peak, fs_name, fs_axis, fs_tick = 12, 15, 17, 15     # readable at one-column width</w:t>
+      </w:r>
+    </w:p>
+    <w:p>
+      <w:pPr>
+        <w:spacing w:before="0" w:after="0" w:line="240" w:lineRule="auto"/>
+      </w:pPr>
+      <w:r>
+        <w:rPr>
+          <w:rFonts w:ascii="Consolas" w:hAnsi="Consolas" w:eastAsia="Consolas" w:cs="Consolas"/>
+          <w:sz w:val="15"/>
+          <w:noProof/>
+        </w:rPr>
         <w:t xml:space="preserve">    fig, (axL, axR) = plt.subplots(1, 2, sharey=True, figsize=(9, 6.5),</w:t>
       </w:r>
     </w:p>
@@ -3884,7 +3897,7 @@
           <w:sz w:val="15"/>
           <w:noProof/>
         </w:rPr>
-        <w:t xml:space="preserve">    y_top = y_max + 0.45 * (y_max - y_min)</w:t>
+        <w:t xml:space="preserve">    y_top = y_max + 0.70 * (y_max - y_min)</w:t>
       </w:r>
     </w:p>
     <w:p>
@@ -3949,7 +3962,7 @@
           <w:sz w:val="15"/>
           <w:noProof/>
         </w:rPr>
-        <w:t xml:space="preserve">            ax.plot(d[m, 0], d[m, 1], color=col, lw=0.6)</w:t>
+        <w:t xml:space="preserve">            ax.plot(d[m, 0], d[m, 1], color=col, lw=0.8)</w:t>
       </w:r>
     </w:p>
     <w:p>
@@ -4027,7 +4040,7 @@
           <w:sz w:val="15"/>
           <w:noProof/>
         </w:rPr>
-        <w:t xml:space="preserve">            near_left = k &gt; 0 and measured - pos[k - 1] &lt; 35</w:t>
+        <w:t xml:space="preserve">            near_left = k &gt; 0 and measured - pos[k - 1] &lt; 45</w:t>
       </w:r>
     </w:p>
     <w:p>
@@ -4066,7 +4079,7 @@
           <w:sz w:val="15"/>
           <w:noProof/>
         </w:rPr>
-        <w:t xml:space="preserve">                        ha=ha, va='top', fontsize=7.5, color=SINGLE_COL[cls])</w:t>
+        <w:t xml:space="preserve">                        ha=ha, va='top', fontsize=fs_peak, color=SINGLE_COL[cls])</w:t>
       </w:r>
     </w:p>
     <w:p>
@@ -4131,20 +4144,20 @@
           <w:sz w:val="15"/>
           <w:noProof/>
         </w:rPr>
-        <w:t xml:space="preserve">                    color='k', ls=':', lw=0.8)</w:t>
-      </w:r>
-    </w:p>
-    <w:p>
-      <w:pPr>
-        <w:spacing w:before="0" w:after="0" w:line="240" w:lineRule="auto"/>
-      </w:pPr>
-      <w:r>
-        <w:rPr>
-          <w:rFonts w:ascii="Consolas" w:hAnsi="Consolas" w:eastAsia="Consolas" w:cs="Consolas"/>
-          <w:sz w:val="15"/>
-          <w:noProof/>
-        </w:rPr>
-        <w:t xml:space="preserve">        ax.tick_params(direction='in', top=True)</w:t>
+        <w:t xml:space="preserve">                    color='k', ls=':', lw=1.0)</w:t>
+      </w:r>
+    </w:p>
+    <w:p>
+      <w:pPr>
+        <w:spacing w:before="0" w:after="0" w:line="240" w:lineRule="auto"/>
+      </w:pPr>
+      <w:r>
+        <w:rPr>
+          <w:rFonts w:ascii="Consolas" w:hAnsi="Consolas" w:eastAsia="Consolas" w:cs="Consolas"/>
+          <w:sz w:val="15"/>
+          <w:noProof/>
+        </w:rPr>
+        <w:t xml:space="preserve">        ax.tick_params(direction='in', top=True, length=6, width=1.0, labelsize=fs_tick)</w:t>
       </w:r>
     </w:p>
     <w:p>
@@ -4274,7 +4287,7 @@
           <w:sz w:val="15"/>
           <w:noProof/>
         </w:rPr>
-        <w:t xml:space="preserve">        axL.text(420, d_[m, 1].min() - 0.015 * (y_top - y_min), txt, color=col, fontsize=10,</w:t>
+        <w:t xml:space="preserve">        axL.text(420, d_[m, 1].min() - 0.015 * (y_top - y_min), txt, color=col, fontsize=fs_name,</w:t>
       </w:r>
     </w:p>
     <w:p>
@@ -4365,46 +4378,46 @@
           <w:sz w:val="15"/>
           <w:noProof/>
         </w:rPr>
-        <w:t xml:space="preserve">                    color='k', clip_on=False, lw=0.8)</w:t>
-      </w:r>
-    </w:p>
-    <w:p>
-      <w:pPr>
-        <w:spacing w:before="0" w:after="0" w:line="240" w:lineRule="auto"/>
-      </w:pPr>
-      <w:r>
-        <w:rPr>
-          <w:rFonts w:ascii="Consolas" w:hAnsi="Consolas" w:eastAsia="Consolas" w:cs="Consolas"/>
-          <w:sz w:val="15"/>
-          <w:noProof/>
-        </w:rPr>
-        <w:t xml:space="preserve">    axL.set_ylabel('Raman Intensity (a.u.)', fontsize=11)</w:t>
-      </w:r>
-    </w:p>
-    <w:p>
-      <w:pPr>
-        <w:spacing w:before="0" w:after="0" w:line="240" w:lineRule="auto"/>
-      </w:pPr>
-      <w:r>
-        <w:rPr>
-          <w:rFonts w:ascii="Consolas" w:hAnsi="Consolas" w:eastAsia="Consolas" w:cs="Consolas"/>
-          <w:sz w:val="15"/>
-          <w:noProof/>
-        </w:rPr>
-        <w:t xml:space="preserve">    fig.text(0.5, 0.02, 'Wavenumber (cm$^{-1}$)', ha='center', fontsize=11)</w:t>
-      </w:r>
-    </w:p>
-    <w:p>
-      <w:pPr>
-        <w:spacing w:before="0" w:after="0" w:line="240" w:lineRule="auto"/>
-      </w:pPr>
-      <w:r>
-        <w:rPr>
-          <w:rFonts w:ascii="Consolas" w:hAnsi="Consolas" w:eastAsia="Consolas" w:cs="Consolas"/>
-          <w:sz w:val="15"/>
-          <w:noProof/>
-        </w:rPr>
-        <w:t xml:space="preserve">    fig.subplots_adjust(left=0.06, right=0.97, bottom=0.10, top=0.97)</w:t>
+        <w:t xml:space="preserve">                    color='k', clip_on=False, lw=1.0)</w:t>
+      </w:r>
+    </w:p>
+    <w:p>
+      <w:pPr>
+        <w:spacing w:before="0" w:after="0" w:line="240" w:lineRule="auto"/>
+      </w:pPr>
+      <w:r>
+        <w:rPr>
+          <w:rFonts w:ascii="Consolas" w:hAnsi="Consolas" w:eastAsia="Consolas" w:cs="Consolas"/>
+          <w:sz w:val="15"/>
+          <w:noProof/>
+        </w:rPr>
+        <w:t xml:space="preserve">    axL.set_ylabel('Raman Intensity (a.u.)', fontsize=fs_axis)</w:t>
+      </w:r>
+    </w:p>
+    <w:p>
+      <w:pPr>
+        <w:spacing w:before="0" w:after="0" w:line="240" w:lineRule="auto"/>
+      </w:pPr>
+      <w:r>
+        <w:rPr>
+          <w:rFonts w:ascii="Consolas" w:hAnsi="Consolas" w:eastAsia="Consolas" w:cs="Consolas"/>
+          <w:sz w:val="15"/>
+          <w:noProof/>
+        </w:rPr>
+        <w:t xml:space="preserve">    fig.text(0.53, 0.015, 'Wavenumber (cm$^{-1}$)', ha='center', fontsize=fs_axis)</w:t>
+      </w:r>
+    </w:p>
+    <w:p>
+      <w:pPr>
+        <w:spacing w:before="0" w:after="0" w:line="240" w:lineRule="auto"/>
+      </w:pPr>
+      <w:r>
+        <w:rPr>
+          <w:rFonts w:ascii="Consolas" w:hAnsi="Consolas" w:eastAsia="Consolas" w:cs="Consolas"/>
+          <w:sz w:val="15"/>
+          <w:noProof/>
+        </w:rPr>
+        <w:t xml:space="preserve">    fig.subplots_adjust(left=0.07, right=0.97, bottom=0.12, top=0.97)</w:t>
       </w:r>
     </w:p>
     <w:p>

--- a/Acacia_Paper_All_Code.docx
+++ b/Acacia_Paper_All_Code.docx
@@ -7826,462 +7826,332 @@
           <w:sz w:val="15"/>
           <w:noProof/>
         </w:rPr>
-        <w:t xml:space="preserve">    # --- Fig 2a, fingerprint: labels of the current version</w:t>
-      </w:r>
-    </w:p>
-    <w:p>
-      <w:pPr>
-        <w:spacing w:before="0" w:after="0" w:line="240" w:lineRule="auto"/>
-      </w:pPr>
-      <w:r>
-        <w:rPr>
-          <w:rFonts w:ascii="Consolas" w:hAnsi="Consolas" w:eastAsia="Consolas" w:cs="Consolas"/>
-          <w:sz w:val="15"/>
-          <w:noProof/>
-        </w:rPr>
-        <w:t xml:space="preserve">    ('fingerprint', 0, 'peak', 507, 531, '{p:.1f}', None, True),          # Si 518.5 (one decimal, as before)</w:t>
-      </w:r>
-    </w:p>
-    <w:p>
-      <w:pPr>
-        <w:spacing w:before="0" w:after="0" w:line="240" w:lineRule="auto"/>
-      </w:pPr>
-      <w:r>
-        <w:rPr>
-          <w:rFonts w:ascii="Consolas" w:hAnsi="Consolas" w:eastAsia="Consolas" w:cs="Consolas"/>
-          <w:sz w:val="15"/>
-          <w:noProof/>
-        </w:rPr>
-        <w:t xml:space="preserve">    ('fingerprint', 0, 'peak', 797, 821, '{p}', 'Nucleic Acids', True),</w:t>
-      </w:r>
-    </w:p>
-    <w:p>
-      <w:pPr>
-        <w:spacing w:before="0" w:after="0" w:line="240" w:lineRule="auto"/>
-      </w:pPr>
-      <w:r>
-        <w:rPr>
-          <w:rFonts w:ascii="Consolas" w:hAnsi="Consolas" w:eastAsia="Consolas" w:cs="Consolas"/>
-          <w:sz w:val="15"/>
-          <w:noProof/>
-        </w:rPr>
-        <w:t xml:space="preserve">    ('fingerprint', 0, 'peak', 843, 867, '{p}', 'Proteins', True),</w:t>
-      </w:r>
-    </w:p>
-    <w:p>
-      <w:pPr>
-        <w:spacing w:before="0" w:after="0" w:line="240" w:lineRule="auto"/>
-      </w:pPr>
-      <w:r>
-        <w:rPr>
-          <w:rFonts w:ascii="Consolas" w:hAnsi="Consolas" w:eastAsia="Consolas" w:cs="Consolas"/>
-          <w:sz w:val="15"/>
-          <w:noProof/>
-        </w:rPr>
-        <w:t xml:space="preserve">    ('fingerprint', 0, 'peak', 919, 943, '{p}', 'Proteins', True),</w:t>
-      </w:r>
-    </w:p>
-    <w:p>
-      <w:pPr>
-        <w:spacing w:before="0" w:after="0" w:line="240" w:lineRule="auto"/>
-      </w:pPr>
-      <w:r>
-        <w:rPr>
-          <w:rFonts w:ascii="Consolas" w:hAnsi="Consolas" w:eastAsia="Consolas" w:cs="Consolas"/>
-          <w:sz w:val="15"/>
-          <w:noProof/>
-        </w:rPr>
-        <w:t xml:space="preserve">    ('fingerprint', 0, 'peak', 989, 1013, '{p}', 'Proteins', True),</w:t>
-      </w:r>
-    </w:p>
-    <w:p>
-      <w:pPr>
-        <w:spacing w:before="0" w:after="0" w:line="240" w:lineRule="auto"/>
-      </w:pPr>
-      <w:r>
-        <w:rPr>
-          <w:rFonts w:ascii="Consolas" w:hAnsi="Consolas" w:eastAsia="Consolas" w:cs="Consolas"/>
-          <w:sz w:val="15"/>
-          <w:noProof/>
-        </w:rPr>
-        <w:t xml:space="preserve">    ('fingerprint', 0, 'peak', 1149, 1173, '{p}', 'Proteins', True),</w:t>
-      </w:r>
-    </w:p>
-    <w:p>
-      <w:pPr>
-        <w:spacing w:before="0" w:after="0" w:line="240" w:lineRule="auto"/>
-      </w:pPr>
-      <w:r>
-        <w:rPr>
-          <w:rFonts w:ascii="Consolas" w:hAnsi="Consolas" w:eastAsia="Consolas" w:cs="Consolas"/>
-          <w:sz w:val="15"/>
-          <w:noProof/>
-        </w:rPr>
-        <w:t xml:space="preserve">    ('fingerprint', 0, 'peak', 1237, 1261, '{p}', 'Proteins', True),</w:t>
-      </w:r>
-    </w:p>
-    <w:p>
-      <w:pPr>
-        <w:spacing w:before="0" w:after="0" w:line="240" w:lineRule="auto"/>
-      </w:pPr>
-      <w:r>
-        <w:rPr>
-          <w:rFonts w:ascii="Consolas" w:hAnsi="Consolas" w:eastAsia="Consolas" w:cs="Consolas"/>
-          <w:sz w:val="15"/>
-          <w:noProof/>
-        </w:rPr>
-        <w:t xml:space="preserve">    ('fingerprint', 0, 'peak', 1361, 1385, '{p}', 'Lipids/NA', True),</w:t>
-      </w:r>
-    </w:p>
-    <w:p>
-      <w:pPr>
-        <w:spacing w:before="0" w:after="0" w:line="240" w:lineRule="auto"/>
-      </w:pPr>
-      <w:r>
-        <w:rPr>
-          <w:rFonts w:ascii="Consolas" w:hAnsi="Consolas" w:eastAsia="Consolas" w:cs="Consolas"/>
-          <w:sz w:val="15"/>
-          <w:noProof/>
-        </w:rPr>
-        <w:t xml:space="preserve">    ('fingerprint', 0, 'peak', 1591, 1615, '{p}', 'Proteins', True),</w:t>
-      </w:r>
-    </w:p>
-    <w:p>
-      <w:pPr>
-        <w:spacing w:before="0" w:after="0" w:line="240" w:lineRule="auto"/>
-      </w:pPr>
-      <w:r>
-        <w:rPr>
-          <w:rFonts w:ascii="Consolas" w:hAnsi="Consolas" w:eastAsia="Consolas" w:cs="Consolas"/>
-          <w:sz w:val="15"/>
-          <w:noProof/>
-        </w:rPr>
-        <w:t xml:space="preserve">    ('fingerprint', 1, 'peak', 507, 531, '{p:.1f}', None, True),</w:t>
-      </w:r>
-    </w:p>
-    <w:p>
-      <w:pPr>
-        <w:spacing w:before="0" w:after="0" w:line="240" w:lineRule="auto"/>
-      </w:pPr>
-      <w:r>
-        <w:rPr>
-          <w:rFonts w:ascii="Consolas" w:hAnsi="Consolas" w:eastAsia="Consolas" w:cs="Consolas"/>
-          <w:sz w:val="15"/>
-          <w:noProof/>
-        </w:rPr>
-        <w:t xml:space="preserve">    ('fingerprint', 1, 'peak', 787, 811, '{p}', 'Nucleic Acids', True),</w:t>
-      </w:r>
-    </w:p>
-    <w:p>
-      <w:pPr>
-        <w:spacing w:before="0" w:after="0" w:line="240" w:lineRule="auto"/>
-      </w:pPr>
-      <w:r>
-        <w:rPr>
-          <w:rFonts w:ascii="Consolas" w:hAnsi="Consolas" w:eastAsia="Consolas" w:cs="Consolas"/>
-          <w:sz w:val="15"/>
-          <w:noProof/>
-        </w:rPr>
-        <w:t xml:space="preserve">    ('fingerprint', 1, 'peak', 817, 841, '{p}', 'Proteins', True),</w:t>
-      </w:r>
-    </w:p>
-    <w:p>
-      <w:pPr>
-        <w:spacing w:before="0" w:after="0" w:line="240" w:lineRule="auto"/>
-      </w:pPr>
-      <w:r>
-        <w:rPr>
-          <w:rFonts w:ascii="Consolas" w:hAnsi="Consolas" w:eastAsia="Consolas" w:cs="Consolas"/>
-          <w:sz w:val="15"/>
-          <w:noProof/>
-        </w:rPr>
-        <w:t xml:space="preserve">    ('fingerprint', 1, 'peak', 915, 939, '{p}', 'Proteins', True),</w:t>
-      </w:r>
-    </w:p>
-    <w:p>
-      <w:pPr>
-        <w:spacing w:before="0" w:after="0" w:line="240" w:lineRule="auto"/>
-      </w:pPr>
-      <w:r>
-        <w:rPr>
-          <w:rFonts w:ascii="Consolas" w:hAnsi="Consolas" w:eastAsia="Consolas" w:cs="Consolas"/>
-          <w:sz w:val="15"/>
-          <w:noProof/>
-        </w:rPr>
-        <w:t xml:space="preserve">    ('fingerprint', 1, 'peak', 989, 1013, '{p}', 'Proteins', True),</w:t>
-      </w:r>
-    </w:p>
-    <w:p>
-      <w:pPr>
-        <w:spacing w:before="0" w:after="0" w:line="240" w:lineRule="auto"/>
-      </w:pPr>
-      <w:r>
-        <w:rPr>
-          <w:rFonts w:ascii="Consolas" w:hAnsi="Consolas" w:eastAsia="Consolas" w:cs="Consolas"/>
-          <w:sz w:val="15"/>
-          <w:noProof/>
-        </w:rPr>
-        <w:t xml:space="preserve">    ('fingerprint', 1, 'peak', 1021, 1045, '{p}', 'Proteins', True),</w:t>
-      </w:r>
-    </w:p>
-    <w:p>
-      <w:pPr>
-        <w:spacing w:before="0" w:after="0" w:line="240" w:lineRule="auto"/>
-      </w:pPr>
-      <w:r>
-        <w:rPr>
-          <w:rFonts w:ascii="Consolas" w:hAnsi="Consolas" w:eastAsia="Consolas" w:cs="Consolas"/>
-          <w:sz w:val="15"/>
-          <w:noProof/>
-        </w:rPr>
-        <w:t xml:space="preserve">    ('fingerprint', 1, 'peak', 1157, 1181, '{p}', 'Proteins', True),</w:t>
-      </w:r>
-    </w:p>
-    <w:p>
-      <w:pPr>
-        <w:spacing w:before="0" w:after="0" w:line="240" w:lineRule="auto"/>
-      </w:pPr>
-      <w:r>
-        <w:rPr>
-          <w:rFonts w:ascii="Consolas" w:hAnsi="Consolas" w:eastAsia="Consolas" w:cs="Consolas"/>
-          <w:sz w:val="15"/>
-          <w:noProof/>
-        </w:rPr>
-        <w:t xml:space="preserve">    ('fingerprint', 1, 'peak', 1233, 1257, '{p}', 'Proteins', True),</w:t>
-      </w:r>
-    </w:p>
-    <w:p>
-      <w:pPr>
-        <w:spacing w:before="0" w:after="0" w:line="240" w:lineRule="auto"/>
-      </w:pPr>
-      <w:r>
-        <w:rPr>
-          <w:rFonts w:ascii="Consolas" w:hAnsi="Consolas" w:eastAsia="Consolas" w:cs="Consolas"/>
-          <w:sz w:val="15"/>
-          <w:noProof/>
-        </w:rPr>
-        <w:t xml:space="preserve">    ('fingerprint', 1, 'peak', 1373, 1397, '{p}', 'Lipids/NA', True),</w:t>
-      </w:r>
-    </w:p>
-    <w:p>
-      <w:pPr>
-        <w:spacing w:before="0" w:after="0" w:line="240" w:lineRule="auto"/>
-      </w:pPr>
-      <w:r>
-        <w:rPr>
-          <w:rFonts w:ascii="Consolas" w:hAnsi="Consolas" w:eastAsia="Consolas" w:cs="Consolas"/>
-          <w:sz w:val="15"/>
-          <w:noProof/>
-        </w:rPr>
-        <w:t xml:space="preserve">    ('fingerprint', 1, 'peak', 1595, 1619, '{p}', 'Proteins', True),</w:t>
-      </w:r>
-    </w:p>
-    <w:p>
-      <w:pPr>
-        <w:spacing w:before="0" w:after="0" w:line="240" w:lineRule="auto"/>
-      </w:pPr>
-      <w:r>
-        <w:rPr>
-          <w:rFonts w:ascii="Consolas" w:hAnsi="Consolas" w:eastAsia="Consolas" w:cs="Consolas"/>
-          <w:sz w:val="15"/>
-          <w:noProof/>
-        </w:rPr>
-        <w:t xml:space="preserve">    # --- Fig 2a, new labels</w:t>
-      </w:r>
-    </w:p>
-    <w:p>
-      <w:pPr>
-        <w:spacing w:before="0" w:after="0" w:line="240" w:lineRule="auto"/>
-      </w:pPr>
-      <w:r>
-        <w:rPr>
-          <w:rFonts w:ascii="Consolas" w:hAnsi="Consolas" w:eastAsia="Consolas" w:cs="Consolas"/>
-          <w:sz w:val="15"/>
-          <w:noProof/>
-        </w:rPr>
-        <w:t xml:space="preserve">    ('fingerprint', 0, 'shoulder', 1560, 1585, '~{p} sh', 'Proteins (COO$^{-}$)', True),</w:t>
-      </w:r>
-    </w:p>
-    <w:p>
-      <w:pPr>
-        <w:spacing w:before="0" w:after="0" w:line="240" w:lineRule="auto"/>
-      </w:pPr>
-      <w:r>
-        <w:rPr>
-          <w:rFonts w:ascii="Consolas" w:hAnsi="Consolas" w:eastAsia="Consolas" w:cs="Consolas"/>
-          <w:sz w:val="15"/>
-          <w:noProof/>
-        </w:rPr>
-        <w:t xml:space="preserve">    ('fingerprint', 1, 'shoulder', 1620, 1640, '~{p} sh', None, True),</w:t>
-      </w:r>
-    </w:p>
-    <w:p>
-      <w:pPr>
-        <w:spacing w:before="0" w:after="0" w:line="240" w:lineRule="auto"/>
-      </w:pPr>
-      <w:r>
-        <w:rPr>
-          <w:rFonts w:ascii="Consolas" w:hAnsi="Consolas" w:eastAsia="Consolas" w:cs="Consolas"/>
-          <w:sz w:val="15"/>
-          <w:noProof/>
-        </w:rPr>
-        <w:t xml:space="preserve">    ('fingerprint', 0, 'shoulder', 1490, 1510, '~{p}', None, True),</w:t>
-      </w:r>
-    </w:p>
-    <w:p>
-      <w:pPr>
-        <w:spacing w:before="0" w:after="0" w:line="240" w:lineRule="auto"/>
-      </w:pPr>
-      <w:r>
-        <w:rPr>
-          <w:rFonts w:ascii="Consolas" w:hAnsi="Consolas" w:eastAsia="Consolas" w:cs="Consolas"/>
-          <w:sz w:val="15"/>
-          <w:noProof/>
-        </w:rPr>
-        <w:t xml:space="preserve">    ('fingerprint', 0, 'peak', 822, 835, '{p}', 'Proteins', True),       # weak Tyr band</w:t>
-      </w:r>
-    </w:p>
-    <w:p>
-      <w:pPr>
-        <w:spacing w:before="0" w:after="0" w:line="240" w:lineRule="auto"/>
-      </w:pPr>
-      <w:r>
-        <w:rPr>
-          <w:rFonts w:ascii="Consolas" w:hAnsi="Consolas" w:eastAsia="Consolas" w:cs="Consolas"/>
-          <w:sz w:val="15"/>
-          <w:noProof/>
-        </w:rPr>
-        <w:t xml:space="preserve">    ('fingerprint', 1, 'peak', 850, 860, '{p}', 'Proteins', False),      # weak Tyr band, if present</w:t>
-      </w:r>
-    </w:p>
-    <w:p>
-      <w:pPr>
-        <w:spacing w:before="0" w:after="0" w:line="240" w:lineRule="auto"/>
-      </w:pPr>
-      <w:r>
-        <w:rPr>
-          <w:rFonts w:ascii="Consolas" w:hAnsi="Consolas" w:eastAsia="Consolas" w:cs="Consolas"/>
-          <w:sz w:val="15"/>
-          <w:noProof/>
-        </w:rPr>
-        <w:t xml:space="preserve">    ('fingerprint', 0, 'peak', 1715, 1740, '{p}', 'Lipids', 'both1728'),  # only if present in EV AND NV</w:t>
-      </w:r>
-    </w:p>
-    <w:p>
-      <w:pPr>
-        <w:spacing w:before="0" w:after="0" w:line="240" w:lineRule="auto"/>
-      </w:pPr>
-      <w:r>
-        <w:rPr>
-          <w:rFonts w:ascii="Consolas" w:hAnsi="Consolas" w:eastAsia="Consolas" w:cs="Consolas"/>
-          <w:sz w:val="15"/>
-          <w:noProof/>
-        </w:rPr>
-        <w:t xml:space="preserve">    ('fingerprint', 1, 'peak', 1715, 1740, '{p}', 'Lipids', 'both1728'),</w:t>
-      </w:r>
-    </w:p>
-    <w:p>
-      <w:pPr>
-        <w:spacing w:before="0" w:after="0" w:line="240" w:lineRule="auto"/>
-      </w:pPr>
-      <w:r>
-        <w:rPr>
-          <w:rFonts w:ascii="Consolas" w:hAnsi="Consolas" w:eastAsia="Consolas" w:cs="Consolas"/>
-          <w:sz w:val="15"/>
-          <w:noProof/>
-        </w:rPr>
-        <w:t xml:space="preserve">    # --- Fig 2b, CH region</w:t>
-      </w:r>
-    </w:p>
-    <w:p>
-      <w:pPr>
-        <w:spacing w:before="0" w:after="0" w:line="240" w:lineRule="auto"/>
-      </w:pPr>
-      <w:r>
-        <w:rPr>
-          <w:rFonts w:ascii="Consolas" w:hAnsi="Consolas" w:eastAsia="Consolas" w:cs="Consolas"/>
-          <w:sz w:val="15"/>
-          <w:noProof/>
-        </w:rPr>
-        <w:t xml:space="preserve">    ('ch', 0, 'shoulder', 2868, 2892, '{p}', 'Lipids/Proteins', True),   # 2874 (current label, new class)</w:t>
-      </w:r>
-    </w:p>
-    <w:p>
-      <w:pPr>
-        <w:spacing w:before="0" w:after="0" w:line="240" w:lineRule="auto"/>
-      </w:pPr>
-      <w:r>
-        <w:rPr>
-          <w:rFonts w:ascii="Consolas" w:hAnsi="Consolas" w:eastAsia="Consolas" w:cs="Consolas"/>
-          <w:sz w:val="15"/>
-          <w:noProof/>
-        </w:rPr>
-        <w:t xml:space="preserve">    ('ch', 1, 'shoulder', 2868, 2892, '{p}', 'Lipids/Proteins', True),   # 2883</w:t>
-      </w:r>
-    </w:p>
-    <w:p>
-      <w:pPr>
-        <w:spacing w:before="0" w:after="0" w:line="240" w:lineRule="auto"/>
-      </w:pPr>
-      <w:r>
-        <w:rPr>
-          <w:rFonts w:ascii="Consolas" w:hAnsi="Consolas" w:eastAsia="Consolas" w:cs="Consolas"/>
-          <w:sz w:val="15"/>
-          <w:noProof/>
-        </w:rPr>
-        <w:t xml:space="preserve">    ('ch', 0, 'peak', 2923, 2947, '{p}', 'Proteins', True),              # 2933</w:t>
-      </w:r>
-    </w:p>
-    <w:p>
-      <w:pPr>
-        <w:spacing w:before="0" w:after="0" w:line="240" w:lineRule="auto"/>
-      </w:pPr>
-      <w:r>
-        <w:rPr>
-          <w:rFonts w:ascii="Consolas" w:hAnsi="Consolas" w:eastAsia="Consolas" w:cs="Consolas"/>
-          <w:sz w:val="15"/>
-          <w:noProof/>
-        </w:rPr>
-        <w:t xml:space="preserve">    ('ch', 1, 'peak', 2923, 2947, '{p}', 'Proteins', True),              # 2937</w:t>
-      </w:r>
-    </w:p>
-    <w:p>
-      <w:pPr>
-        <w:spacing w:before="0" w:after="0" w:line="240" w:lineRule="auto"/>
-      </w:pPr>
-      <w:r>
-        <w:rPr>
-          <w:rFonts w:ascii="Consolas" w:hAnsi="Consolas" w:eastAsia="Consolas" w:cs="Consolas"/>
-          <w:sz w:val="15"/>
-          <w:noProof/>
-        </w:rPr>
-        <w:t xml:space="preserve">    ('ch', 1, 'shoulder', 2950, 2975, '~{p} sh', 'Proteins/Lipids', True),</w:t>
-      </w:r>
-    </w:p>
-    <w:p>
-      <w:pPr>
-        <w:spacing w:before="0" w:after="0" w:line="240" w:lineRule="auto"/>
-      </w:pPr>
-      <w:r>
-        <w:rPr>
-          <w:rFonts w:ascii="Consolas" w:hAnsi="Consolas" w:eastAsia="Consolas" w:cs="Consolas"/>
-          <w:sz w:val="15"/>
-          <w:noProof/>
-        </w:rPr>
-        <w:t xml:space="preserve">    ('ch', 0, 'shoulder', 2845, 2860, '~{p}', 'Lipids', True),</w:t>
-      </w:r>
-    </w:p>
-    <w:p>
-      <w:pPr>
-        <w:spacing w:before="0" w:after="0" w:line="240" w:lineRule="auto"/>
-      </w:pPr>
-      <w:r>
-        <w:rPr>
-          <w:rFonts w:ascii="Consolas" w:hAnsi="Consolas" w:eastAsia="Consolas" w:cs="Consolas"/>
-          <w:sz w:val="15"/>
-          <w:noProof/>
-        </w:rPr>
-        <w:t xml:space="preserve">    # no labels above 3000 cm-1</w:t>
+        <w:t xml:space="preserve">    # --- Fig 2a, fingerprint (exactly the labels of the approved figure)</w:t>
+      </w:r>
+    </w:p>
+    <w:p>
+      <w:pPr>
+        <w:spacing w:before="0" w:after="0" w:line="240" w:lineRule="auto"/>
+      </w:pPr>
+      <w:r>
+        <w:rPr>
+          <w:rFonts w:ascii="Consolas" w:hAnsi="Consolas" w:eastAsia="Consolas" w:cs="Consolas"/>
+          <w:sz w:val="15"/>
+          <w:noProof/>
+        </w:rPr>
+        <w:t xml:space="preserve">    ('fingerprint', 0, 'peak', 507, 531, '{p:.1f}', None, True),          # Si 518.5</w:t>
+      </w:r>
+    </w:p>
+    <w:p>
+      <w:pPr>
+        <w:spacing w:before="0" w:after="0" w:line="240" w:lineRule="auto"/>
+      </w:pPr>
+      <w:r>
+        <w:rPr>
+          <w:rFonts w:ascii="Consolas" w:hAnsi="Consolas" w:eastAsia="Consolas" w:cs="Consolas"/>
+          <w:sz w:val="15"/>
+          <w:noProof/>
+        </w:rPr>
+        <w:t xml:space="preserve">    ('fingerprint', 0, 'peak', 797, 821, '{p}', 'Nucleic Acids', True),   # 809</w:t>
+      </w:r>
+    </w:p>
+    <w:p>
+      <w:pPr>
+        <w:spacing w:before="0" w:after="0" w:line="240" w:lineRule="auto"/>
+      </w:pPr>
+      <w:r>
+        <w:rPr>
+          <w:rFonts w:ascii="Consolas" w:hAnsi="Consolas" w:eastAsia="Consolas" w:cs="Consolas"/>
+          <w:sz w:val="15"/>
+          <w:noProof/>
+        </w:rPr>
+        <w:t xml:space="preserve">    ('fingerprint', 0, 'peak', 843, 867, '{p}', 'Proteins', True),        # 855</w:t>
+      </w:r>
+    </w:p>
+    <w:p>
+      <w:pPr>
+        <w:spacing w:before="0" w:after="0" w:line="240" w:lineRule="auto"/>
+      </w:pPr>
+      <w:r>
+        <w:rPr>
+          <w:rFonts w:ascii="Consolas" w:hAnsi="Consolas" w:eastAsia="Consolas" w:cs="Consolas"/>
+          <w:sz w:val="15"/>
+          <w:noProof/>
+        </w:rPr>
+        <w:t xml:space="preserve">    ('fingerprint', 0, 'peak', 919, 943, '{p}', 'Proteins', True),        # 932</w:t>
+      </w:r>
+    </w:p>
+    <w:p>
+      <w:pPr>
+        <w:spacing w:before="0" w:after="0" w:line="240" w:lineRule="auto"/>
+      </w:pPr>
+      <w:r>
+        <w:rPr>
+          <w:rFonts w:ascii="Consolas" w:hAnsi="Consolas" w:eastAsia="Consolas" w:cs="Consolas"/>
+          <w:sz w:val="15"/>
+          <w:noProof/>
+        </w:rPr>
+        <w:t xml:space="preserve">    ('fingerprint', 0, 'peak', 989, 1013, '{p}', 'Proteins', True),       # 1002</w:t>
+      </w:r>
+    </w:p>
+    <w:p>
+      <w:pPr>
+        <w:spacing w:before="0" w:after="0" w:line="240" w:lineRule="auto"/>
+      </w:pPr>
+      <w:r>
+        <w:rPr>
+          <w:rFonts w:ascii="Consolas" w:hAnsi="Consolas" w:eastAsia="Consolas" w:cs="Consolas"/>
+          <w:sz w:val="15"/>
+          <w:noProof/>
+        </w:rPr>
+        <w:t xml:space="preserve">    ('fingerprint', 0, 'peak', 1149, 1173, '{p}', 'Proteins', True),      # 1162</w:t>
+      </w:r>
+    </w:p>
+    <w:p>
+      <w:pPr>
+        <w:spacing w:before="0" w:after="0" w:line="240" w:lineRule="auto"/>
+      </w:pPr>
+      <w:r>
+        <w:rPr>
+          <w:rFonts w:ascii="Consolas" w:hAnsi="Consolas" w:eastAsia="Consolas" w:cs="Consolas"/>
+          <w:sz w:val="15"/>
+          <w:noProof/>
+        </w:rPr>
+        <w:t xml:space="preserve">    ('fingerprint', 0, 'peak', 1237, 1261, '{p}', 'Proteins', True),      # 1249</w:t>
+      </w:r>
+    </w:p>
+    <w:p>
+      <w:pPr>
+        <w:spacing w:before="0" w:after="0" w:line="240" w:lineRule="auto"/>
+      </w:pPr>
+      <w:r>
+        <w:rPr>
+          <w:rFonts w:ascii="Consolas" w:hAnsi="Consolas" w:eastAsia="Consolas" w:cs="Consolas"/>
+          <w:sz w:val="15"/>
+          <w:noProof/>
+        </w:rPr>
+        <w:t xml:space="preserve">    ('fingerprint', 0, 'peak', 1361, 1385, '{p}', 'Lipids/NA', True),     # 1373</w:t>
+      </w:r>
+    </w:p>
+    <w:p>
+      <w:pPr>
+        <w:spacing w:before="0" w:after="0" w:line="240" w:lineRule="auto"/>
+      </w:pPr>
+      <w:r>
+        <w:rPr>
+          <w:rFonts w:ascii="Consolas" w:hAnsi="Consolas" w:eastAsia="Consolas" w:cs="Consolas"/>
+          <w:sz w:val="15"/>
+          <w:noProof/>
+        </w:rPr>
+        <w:t xml:space="preserve">    ('fingerprint', 0, 'peak', 1591, 1615, '{p}', 'Proteins', True),      # 1603</w:t>
+      </w:r>
+    </w:p>
+    <w:p>
+      <w:pPr>
+        <w:spacing w:before="0" w:after="0" w:line="240" w:lineRule="auto"/>
+      </w:pPr>
+      <w:r>
+        <w:rPr>
+          <w:rFonts w:ascii="Consolas" w:hAnsi="Consolas" w:eastAsia="Consolas" w:cs="Consolas"/>
+          <w:sz w:val="15"/>
+          <w:noProof/>
+        </w:rPr>
+        <w:t xml:space="preserve">    ('fingerprint', 1, 'peak', 507, 531, '{p:.1f}', None, True),          # Si 518.1</w:t>
+      </w:r>
+    </w:p>
+    <w:p>
+      <w:pPr>
+        <w:spacing w:before="0" w:after="0" w:line="240" w:lineRule="auto"/>
+      </w:pPr>
+      <w:r>
+        <w:rPr>
+          <w:rFonts w:ascii="Consolas" w:hAnsi="Consolas" w:eastAsia="Consolas" w:cs="Consolas"/>
+          <w:sz w:val="15"/>
+          <w:noProof/>
+        </w:rPr>
+        <w:t xml:space="preserve">    ('fingerprint', 1, 'peak', 787, 811, '{p}', 'Nucleic Acids', True),   # 799</w:t>
+      </w:r>
+    </w:p>
+    <w:p>
+      <w:pPr>
+        <w:spacing w:before="0" w:after="0" w:line="240" w:lineRule="auto"/>
+      </w:pPr>
+      <w:r>
+        <w:rPr>
+          <w:rFonts w:ascii="Consolas" w:hAnsi="Consolas" w:eastAsia="Consolas" w:cs="Consolas"/>
+          <w:sz w:val="15"/>
+          <w:noProof/>
+        </w:rPr>
+        <w:t xml:space="preserve">    ('fingerprint', 1, 'peak', 817, 841, '{p}', 'Proteins', True),        # 829</w:t>
+      </w:r>
+    </w:p>
+    <w:p>
+      <w:pPr>
+        <w:spacing w:before="0" w:after="0" w:line="240" w:lineRule="auto"/>
+      </w:pPr>
+      <w:r>
+        <w:rPr>
+          <w:rFonts w:ascii="Consolas" w:hAnsi="Consolas" w:eastAsia="Consolas" w:cs="Consolas"/>
+          <w:sz w:val="15"/>
+          <w:noProof/>
+        </w:rPr>
+        <w:t xml:space="preserve">    ('fingerprint', 1, 'peak', 915, 939, '{p}', 'Proteins', True),        # 927</w:t>
+      </w:r>
+    </w:p>
+    <w:p>
+      <w:pPr>
+        <w:spacing w:before="0" w:after="0" w:line="240" w:lineRule="auto"/>
+      </w:pPr>
+      <w:r>
+        <w:rPr>
+          <w:rFonts w:ascii="Consolas" w:hAnsi="Consolas" w:eastAsia="Consolas" w:cs="Consolas"/>
+          <w:sz w:val="15"/>
+          <w:noProof/>
+        </w:rPr>
+        <w:t xml:space="preserve">    ('fingerprint', 1, 'peak', 989, 1013, '{p}', 'Proteins', True),       # 1001</w:t>
+      </w:r>
+    </w:p>
+    <w:p>
+      <w:pPr>
+        <w:spacing w:before="0" w:after="0" w:line="240" w:lineRule="auto"/>
+      </w:pPr>
+      <w:r>
+        <w:rPr>
+          <w:rFonts w:ascii="Consolas" w:hAnsi="Consolas" w:eastAsia="Consolas" w:cs="Consolas"/>
+          <w:sz w:val="15"/>
+          <w:noProof/>
+        </w:rPr>
+        <w:t xml:space="preserve">    ('fingerprint', 1, 'peak', 1021, 1045, '{p}', 'Proteins', True),      # 1033</w:t>
+      </w:r>
+    </w:p>
+    <w:p>
+      <w:pPr>
+        <w:spacing w:before="0" w:after="0" w:line="240" w:lineRule="auto"/>
+      </w:pPr>
+      <w:r>
+        <w:rPr>
+          <w:rFonts w:ascii="Consolas" w:hAnsi="Consolas" w:eastAsia="Consolas" w:cs="Consolas"/>
+          <w:sz w:val="15"/>
+          <w:noProof/>
+        </w:rPr>
+        <w:t xml:space="preserve">    ('fingerprint', 1, 'peak', 1157, 1181, '{p}', 'Proteins', True),      # 1169</w:t>
+      </w:r>
+    </w:p>
+    <w:p>
+      <w:pPr>
+        <w:spacing w:before="0" w:after="0" w:line="240" w:lineRule="auto"/>
+      </w:pPr>
+      <w:r>
+        <w:rPr>
+          <w:rFonts w:ascii="Consolas" w:hAnsi="Consolas" w:eastAsia="Consolas" w:cs="Consolas"/>
+          <w:sz w:val="15"/>
+          <w:noProof/>
+        </w:rPr>
+        <w:t xml:space="preserve">    ('fingerprint', 1, 'peak', 1233, 1257, '{p}', 'Proteins', True),      # 1244</w:t>
+      </w:r>
+    </w:p>
+    <w:p>
+      <w:pPr>
+        <w:spacing w:before="0" w:after="0" w:line="240" w:lineRule="auto"/>
+      </w:pPr>
+      <w:r>
+        <w:rPr>
+          <w:rFonts w:ascii="Consolas" w:hAnsi="Consolas" w:eastAsia="Consolas" w:cs="Consolas"/>
+          <w:sz w:val="15"/>
+          <w:noProof/>
+        </w:rPr>
+        <w:t xml:space="preserve">    ('fingerprint', 1, 'peak', 1373, 1397, '{p}', 'Lipids/NA', True),     # 1385</w:t>
+      </w:r>
+    </w:p>
+    <w:p>
+      <w:pPr>
+        <w:spacing w:before="0" w:after="0" w:line="240" w:lineRule="auto"/>
+      </w:pPr>
+      <w:r>
+        <w:rPr>
+          <w:rFonts w:ascii="Consolas" w:hAnsi="Consolas" w:eastAsia="Consolas" w:cs="Consolas"/>
+          <w:sz w:val="15"/>
+          <w:noProof/>
+        </w:rPr>
+        <w:t xml:space="preserve">    ('fingerprint', 1, 'peak', 1595, 1619, '{p}', 'Proteins', True),      # 1607</w:t>
+      </w:r>
+    </w:p>
+    <w:p>
+      <w:pPr>
+        <w:spacing w:before="0" w:after="0" w:line="240" w:lineRule="auto"/>
+      </w:pPr>
+      <w:r>
+        <w:rPr>
+          <w:rFonts w:ascii="Consolas" w:hAnsi="Consolas" w:eastAsia="Consolas" w:cs="Consolas"/>
+          <w:sz w:val="15"/>
+          <w:noProof/>
+        </w:rPr>
+        <w:t xml:space="preserve">    ('fingerprint', 1, 'peak', 1717, 1741, '{p}', 'Lipids', True),        # 1728</w:t>
+      </w:r>
+    </w:p>
+    <w:p>
+      <w:pPr>
+        <w:spacing w:before="0" w:after="0" w:line="240" w:lineRule="auto"/>
+      </w:pPr>
+      <w:r>
+        <w:rPr>
+          <w:rFonts w:ascii="Consolas" w:hAnsi="Consolas" w:eastAsia="Consolas" w:cs="Consolas"/>
+          <w:sz w:val="15"/>
+          <w:noProof/>
+        </w:rPr>
+        <w:t xml:space="preserve">    # --- Fig 2b, CH region (exactly the labels of the approved figure)</w:t>
+      </w:r>
+    </w:p>
+    <w:p>
+      <w:pPr>
+        <w:spacing w:before="0" w:after="0" w:line="240" w:lineRule="auto"/>
+      </w:pPr>
+      <w:r>
+        <w:rPr>
+          <w:rFonts w:ascii="Consolas" w:hAnsi="Consolas" w:eastAsia="Consolas" w:cs="Consolas"/>
+          <w:sz w:val="15"/>
+          <w:noProof/>
+        </w:rPr>
+        <w:t xml:space="preserve">    ('ch', 0, 'shoulder', 2868, 2892, '{p}', 'Lipids', True),             # 2874</w:t>
+      </w:r>
+    </w:p>
+    <w:p>
+      <w:pPr>
+        <w:spacing w:before="0" w:after="0" w:line="240" w:lineRule="auto"/>
+      </w:pPr>
+      <w:r>
+        <w:rPr>
+          <w:rFonts w:ascii="Consolas" w:hAnsi="Consolas" w:eastAsia="Consolas" w:cs="Consolas"/>
+          <w:sz w:val="15"/>
+          <w:noProof/>
+        </w:rPr>
+        <w:t xml:space="preserve">    ('ch', 1, 'shoulder', 2868, 2892, '{p}', 'Lipids', True),             # 2883</w:t>
+      </w:r>
+    </w:p>
+    <w:p>
+      <w:pPr>
+        <w:spacing w:before="0" w:after="0" w:line="240" w:lineRule="auto"/>
+      </w:pPr>
+      <w:r>
+        <w:rPr>
+          <w:rFonts w:ascii="Consolas" w:hAnsi="Consolas" w:eastAsia="Consolas" w:cs="Consolas"/>
+          <w:sz w:val="15"/>
+          <w:noProof/>
+        </w:rPr>
+        <w:t xml:space="preserve">    ('ch', 0, 'peak', 2923, 2947, '{p}', 'Proteins', True),               # 2933</w:t>
+      </w:r>
+    </w:p>
+    <w:p>
+      <w:pPr>
+        <w:spacing w:before="0" w:after="0" w:line="240" w:lineRule="auto"/>
+      </w:pPr>
+      <w:r>
+        <w:rPr>
+          <w:rFonts w:ascii="Consolas" w:hAnsi="Consolas" w:eastAsia="Consolas" w:cs="Consolas"/>
+          <w:sz w:val="15"/>
+          <w:noProof/>
+        </w:rPr>
+        <w:t xml:space="preserve">    ('ch', 1, 'peak', 2923, 2947, '{p}', 'Proteins', True),               # 2937</w:t>
       </w:r>
     </w:p>
     <w:p>
@@ -8990,6 +8860,160 @@
           <w:sz w:val="15"/>
           <w:noProof/>
         </w:rPr>
+        <w:t>def shift_position(g, s, lo, hi, kind):</w:t>
+      </w:r>
+    </w:p>
+    <w:p>
+      <w:pPr>
+        <w:spacing w:before="0" w:after="0" w:line="240" w:lineRule="auto"/>
+      </w:pPr>
+      <w:r>
+        <w:rPr>
+          <w:rFonts w:ascii="Consolas" w:hAnsi="Consolas" w:eastAsia="Consolas" w:cs="Consolas"/>
+          <w:sz w:val="15"/>
+          <w:noProof/>
+        </w:rPr>
+        <w:t xml:space="preserve">    """Band position used for the grey shift shadows (same method as Table S4):</w:t>
+      </w:r>
+    </w:p>
+    <w:p>
+      <w:pPr>
+        <w:spacing w:before="0" w:after="0" w:line="240" w:lineRule="auto"/>
+      </w:pPr>
+      <w:r>
+        <w:rPr>
+          <w:rFonts w:ascii="Consolas" w:hAnsi="Consolas" w:eastAsia="Consolas" w:cs="Consolas"/>
+          <w:sz w:val="15"/>
+          <w:noProof/>
+        </w:rPr>
+        <w:t xml:space="preserve">    peak = maximum in the window, refined by a parabola (also valid at the window</w:t>
+      </w:r>
+    </w:p>
+    <w:p>
+      <w:pPr>
+        <w:spacing w:before="0" w:after="0" w:line="240" w:lineRule="auto"/>
+      </w:pPr>
+      <w:r>
+        <w:rPr>
+          <w:rFonts w:ascii="Consolas" w:hAnsi="Consolas" w:eastAsia="Consolas" w:cs="Consolas"/>
+          <w:sz w:val="15"/>
+          <w:noProof/>
+        </w:rPr>
+        <w:t xml:space="preserve">    edge); shoulder = 2nd-derivative minimum."""</w:t>
+      </w:r>
+    </w:p>
+    <w:p>
+      <w:pPr>
+        <w:spacing w:before="0" w:after="0" w:line="240" w:lineRule="auto"/>
+      </w:pPr>
+      <w:r>
+        <w:rPr>
+          <w:rFonts w:ascii="Consolas" w:hAnsi="Consolas" w:eastAsia="Consolas" w:cs="Consolas"/>
+          <w:sz w:val="15"/>
+          <w:noProof/>
+        </w:rPr>
+        <w:t xml:space="preserve">    if kind == 'shoulder':</w:t>
+      </w:r>
+    </w:p>
+    <w:p>
+      <w:pPr>
+        <w:spacing w:before="0" w:after="0" w:line="240" w:lineRule="auto"/>
+      </w:pPr>
+      <w:r>
+        <w:rPr>
+          <w:rFonts w:ascii="Consolas" w:hAnsi="Consolas" w:eastAsia="Consolas" w:cs="Consolas"/>
+          <w:sz w:val="15"/>
+          <w:noProof/>
+        </w:rPr>
+        <w:t xml:space="preserve">        return f2_band_position(g, s, lo, hi, kind)</w:t>
+      </w:r>
+    </w:p>
+    <w:p>
+      <w:pPr>
+        <w:spacing w:before="0" w:after="0" w:line="240" w:lineRule="auto"/>
+      </w:pPr>
+      <w:r>
+        <w:rPr>
+          <w:rFonts w:ascii="Consolas" w:hAnsi="Consolas" w:eastAsia="Consolas" w:cs="Consolas"/>
+          <w:sz w:val="15"/>
+          <w:noProof/>
+        </w:rPr>
+        <w:t xml:space="preserve">    m = np.flatnonzero((g &gt;= lo) &amp; (g &lt;= hi))</w:t>
+      </w:r>
+    </w:p>
+    <w:p>
+      <w:pPr>
+        <w:spacing w:before="0" w:after="0" w:line="240" w:lineRule="auto"/>
+      </w:pPr>
+      <w:r>
+        <w:rPr>
+          <w:rFonts w:ascii="Consolas" w:hAnsi="Consolas" w:eastAsia="Consolas" w:cs="Consolas"/>
+          <w:sz w:val="15"/>
+          <w:noProof/>
+        </w:rPr>
+        <w:t xml:space="preserve">    i = m[int(np.argmax(s[m]))]</w:t>
+      </w:r>
+    </w:p>
+    <w:p>
+      <w:pPr>
+        <w:spacing w:before="0" w:after="0" w:line="240" w:lineRule="auto"/>
+      </w:pPr>
+      <w:r>
+        <w:rPr>
+          <w:rFonts w:ascii="Consolas" w:hAnsi="Consolas" w:eastAsia="Consolas" w:cs="Consolas"/>
+          <w:sz w:val="15"/>
+          <w:noProof/>
+        </w:rPr>
+        <w:t xml:space="preserve">    a, b, c = s[i - 1], s[i], s[i + 1]</w:t>
+      </w:r>
+    </w:p>
+    <w:p>
+      <w:pPr>
+        <w:spacing w:before="0" w:after="0" w:line="240" w:lineRule="auto"/>
+      </w:pPr>
+      <w:r>
+        <w:rPr>
+          <w:rFonts w:ascii="Consolas" w:hAnsi="Consolas" w:eastAsia="Consolas" w:cs="Consolas"/>
+          <w:sz w:val="15"/>
+          <w:noProof/>
+        </w:rPr>
+        <w:t xml:space="preserve">    return g[i] + 0.5 * (a - c) / (a - 2 * b + c) * (g[1] - g[0])</w:t>
+      </w:r>
+    </w:p>
+    <w:p>
+      <w:pPr>
+        <w:spacing w:before="0" w:after="0" w:line="240" w:lineRule="auto"/>
+      </w:pPr>
+      <w:r>
+        <w:rPr>
+          <w:rFonts w:ascii="Consolas" w:hAnsi="Consolas" w:eastAsia="Consolas" w:cs="Consolas"/>
+          <w:sz w:val="15"/>
+          <w:noProof/>
+        </w:rPr>
+      </w:r>
+    </w:p>
+    <w:p>
+      <w:pPr>
+        <w:spacing w:before="0" w:after="0" w:line="240" w:lineRule="auto"/>
+      </w:pPr>
+      <w:r>
+        <w:rPr>
+          <w:rFonts w:ascii="Consolas" w:hAnsi="Consolas" w:eastAsia="Consolas" w:cs="Consolas"/>
+          <w:sz w:val="15"/>
+          <w:noProof/>
+        </w:rPr>
+      </w:r>
+    </w:p>
+    <w:p>
+      <w:pPr>
+        <w:spacing w:before="0" w:after="0" w:line="240" w:lineRule="auto"/>
+      </w:pPr>
+      <w:r>
+        <w:rPr>
+          <w:rFonts w:ascii="Consolas" w:hAnsi="Consolas" w:eastAsia="Consolas" w:cs="Consolas"/>
+          <w:sz w:val="15"/>
+          <w:noProof/>
+        </w:rPr>
         <w:t>def site_positions(region, c, lo, hi, kind):</w:t>
       </w:r>
     </w:p>
@@ -9003,7 +9027,7 @@
           <w:sz w:val="15"/>
           <w:noProof/>
         </w:rPr>
-        <w:t xml:space="preserve">    return [f2_band_position(F2_GRID[region], full[region][sites == f'{GROUPS[c]}-{k}'].mean(0), lo, hi, kind)</w:t>
+        <w:t xml:space="preserve">    return [shift_position(F2_GRID[region], full[region][sites == f'{GROUPS[c]}-{k}'].mean(0), lo, hi, kind)</w:t>
       </w:r>
     </w:p>
     <w:p>
@@ -9699,20 +9723,20 @@
           <w:sz w:val="15"/>
           <w:noProof/>
         </w:rPr>
-        <w:t xml:space="preserve">        pe = f2_band_position(g, X[y == 0].mean(0), *ev_w, kind)</w:t>
-      </w:r>
-    </w:p>
-    <w:p>
-      <w:pPr>
-        <w:spacing w:before="0" w:after="0" w:line="240" w:lineRule="auto"/>
-      </w:pPr>
-      <w:r>
-        <w:rPr>
-          <w:rFonts w:ascii="Consolas" w:hAnsi="Consolas" w:eastAsia="Consolas" w:cs="Consolas"/>
-          <w:sz w:val="15"/>
-          <w:noProof/>
-        </w:rPr>
-        <w:t xml:space="preserve">        pn = f2_band_position(g, X[y == 1].mean(0), *nv_w, kind)</w:t>
+        <w:t xml:space="preserve">        pe = shift_position(g, X[y == 0].mean(0), *ev_w, kind)</w:t>
+      </w:r>
+    </w:p>
+    <w:p>
+      <w:pPr>
+        <w:spacing w:before="0" w:after="0" w:line="240" w:lineRule="auto"/>
+      </w:pPr>
+      <w:r>
+        <w:rPr>
+          <w:rFonts w:ascii="Consolas" w:hAnsi="Consolas" w:eastAsia="Consolas" w:cs="Consolas"/>
+          <w:sz w:val="15"/>
+          <w:noProof/>
+        </w:rPr>
+        <w:t xml:space="preserve">        pn = shift_position(g, X[y == 1].mean(0), *nv_w, kind)</w:t>
       </w:r>
     </w:p>
     <w:p>

--- a/Acacia_Paper_All_Code.docx
+++ b/Acacia_Paper_All_Code.docx
@@ -8099,33 +8099,7 @@
           <w:sz w:val="15"/>
           <w:noProof/>
         </w:rPr>
-        <w:t xml:space="preserve">    # --- Fig 2b, CH region (exactly the labels of the approved figure)</w:t>
-      </w:r>
-    </w:p>
-    <w:p>
-      <w:pPr>
-        <w:spacing w:before="0" w:after="0" w:line="240" w:lineRule="auto"/>
-      </w:pPr>
-      <w:r>
-        <w:rPr>
-          <w:rFonts w:ascii="Consolas" w:hAnsi="Consolas" w:eastAsia="Consolas" w:cs="Consolas"/>
-          <w:sz w:val="15"/>
-          <w:noProof/>
-        </w:rPr>
-        <w:t xml:space="preserve">    ('ch', 0, 'shoulder', 2868, 2892, '{p}', 'Lipids', True),             # 2874</w:t>
-      </w:r>
-    </w:p>
-    <w:p>
-      <w:pPr>
-        <w:spacing w:before="0" w:after="0" w:line="240" w:lineRule="auto"/>
-      </w:pPr>
-      <w:r>
-        <w:rPr>
-          <w:rFonts w:ascii="Consolas" w:hAnsi="Consolas" w:eastAsia="Consolas" w:cs="Consolas"/>
-          <w:sz w:val="15"/>
-          <w:noProof/>
-        </w:rPr>
-        <w:t xml:space="preserve">    ('ch', 1, 'shoulder', 2868, 2892, '{p}', 'Lipids', True),             # 2883</w:t>
+        <w:t xml:space="preserve">    # --- Fig 2b, CH region: main CH3 band</w:t>
       </w:r>
     </w:p>
     <w:p>
@@ -8177,6 +8151,175 @@
           <w:sz w:val="15"/>
           <w:noProof/>
         </w:rPr>
+        <w:t># ON/OFF SWITCHES for optional labels (True = label shown, False = not shown)</w:t>
+      </w:r>
+    </w:p>
+    <w:p>
+      <w:pPr>
+        <w:spacing w:before="0" w:after="0" w:line="240" w:lineRule="auto"/>
+      </w:pPr>
+      <w:r>
+        <w:rPr>
+          <w:rFonts w:ascii="Consolas" w:hAnsi="Consolas" w:eastAsia="Consolas" w:cs="Consolas"/>
+          <w:sz w:val="15"/>
+          <w:noProof/>
+        </w:rPr>
+        <w:t>SHOW_CH_SHOULDERS = True     # Fig 2b: CH2 lipid shoulder, EV 2874 / NV 2883 (+ grey shadow)</w:t>
+      </w:r>
+    </w:p>
+    <w:p>
+      <w:pPr>
+        <w:spacing w:before="0" w:after="0" w:line="240" w:lineRule="auto"/>
+      </w:pPr>
+      <w:r>
+        <w:rPr>
+          <w:rFonts w:ascii="Consolas" w:hAnsi="Consolas" w:eastAsia="Consolas" w:cs="Consolas"/>
+          <w:sz w:val="15"/>
+          <w:noProof/>
+        </w:rPr>
+        <w:t>SHOW_EXTRA_PEAKS = False     # Fig 2a: further peaks present in the mean spectra at all sites</w:t>
+      </w:r>
+    </w:p>
+    <w:p>
+      <w:pPr>
+        <w:spacing w:before="0" w:after="0" w:line="240" w:lineRule="auto"/>
+      </w:pPr>
+      <w:r>
+        <w:rPr>
+          <w:rFonts w:ascii="Consolas" w:hAnsi="Consolas" w:eastAsia="Consolas" w:cs="Consolas"/>
+          <w:sz w:val="15"/>
+          <w:noProof/>
+        </w:rPr>
+        <w:t>if SHOW_CH_SHOULDERS:</w:t>
+      </w:r>
+    </w:p>
+    <w:p>
+      <w:pPr>
+        <w:spacing w:before="0" w:after="0" w:line="240" w:lineRule="auto"/>
+      </w:pPr>
+      <w:r>
+        <w:rPr>
+          <w:rFonts w:ascii="Consolas" w:hAnsi="Consolas" w:eastAsia="Consolas" w:cs="Consolas"/>
+          <w:sz w:val="15"/>
+          <w:noProof/>
+        </w:rPr>
+        <w:t xml:space="preserve">    LABELS += [('ch', 0, 'shoulder', 2868, 2892, '{p}', 'Lipids', True),    # 2874</w:t>
+      </w:r>
+    </w:p>
+    <w:p>
+      <w:pPr>
+        <w:spacing w:before="0" w:after="0" w:line="240" w:lineRule="auto"/>
+      </w:pPr>
+      <w:r>
+        <w:rPr>
+          <w:rFonts w:ascii="Consolas" w:hAnsi="Consolas" w:eastAsia="Consolas" w:cs="Consolas"/>
+          <w:sz w:val="15"/>
+          <w:noProof/>
+        </w:rPr>
+        <w:t xml:space="preserve">               ('ch', 1, 'shoulder', 2868, 2892, '{p}', 'Lipids', True)]    # 2883</w:t>
+      </w:r>
+    </w:p>
+    <w:p>
+      <w:pPr>
+        <w:spacing w:before="0" w:after="0" w:line="240" w:lineRule="auto"/>
+      </w:pPr>
+      <w:r>
+        <w:rPr>
+          <w:rFonts w:ascii="Consolas" w:hAnsi="Consolas" w:eastAsia="Consolas" w:cs="Consolas"/>
+          <w:sz w:val="15"/>
+          <w:noProof/>
+        </w:rPr>
+        <w:t>if SHOW_EXTRA_PEAKS:</w:t>
+      </w:r>
+    </w:p>
+    <w:p>
+      <w:pPr>
+        <w:spacing w:before="0" w:after="0" w:line="240" w:lineRule="auto"/>
+      </w:pPr>
+      <w:r>
+        <w:rPr>
+          <w:rFonts w:ascii="Consolas" w:hAnsi="Consolas" w:eastAsia="Consolas" w:cs="Consolas"/>
+          <w:sz w:val="15"/>
+          <w:noProof/>
+        </w:rPr>
+        <w:t xml:space="preserve">    LABELS += [('fingerprint', 0, 'peak', 627, 651, '{p}', 'Proteins', True),        # 639 Tyr</w:t>
+      </w:r>
+    </w:p>
+    <w:p>
+      <w:pPr>
+        <w:spacing w:before="0" w:after="0" w:line="240" w:lineRule="auto"/>
+      </w:pPr>
+      <w:r>
+        <w:rPr>
+          <w:rFonts w:ascii="Consolas" w:hAnsi="Consolas" w:eastAsia="Consolas" w:cs="Consolas"/>
+          <w:sz w:val="15"/>
+          <w:noProof/>
+        </w:rPr>
+        <w:t xml:space="preserve">               ('fingerprint', 0, 'peak', 757, 781, '{p}', 'Nucleic Acids', True),   # 769</w:t>
+      </w:r>
+    </w:p>
+    <w:p>
+      <w:pPr>
+        <w:spacing w:before="0" w:after="0" w:line="240" w:lineRule="auto"/>
+      </w:pPr>
+      <w:r>
+        <w:rPr>
+          <w:rFonts w:ascii="Consolas" w:hAnsi="Consolas" w:eastAsia="Consolas" w:cs="Consolas"/>
+          <w:sz w:val="15"/>
+          <w:noProof/>
+        </w:rPr>
+        <w:t xml:space="preserve">               ('fingerprint', 0, 'peak', 1061, 1085, '{p}', 'Lipids', True),        # 1073 C-C / C-O</w:t>
+      </w:r>
+    </w:p>
+    <w:p>
+      <w:pPr>
+        <w:spacing w:before="0" w:after="0" w:line="240" w:lineRule="auto"/>
+      </w:pPr>
+      <w:r>
+        <w:rPr>
+          <w:rFonts w:ascii="Consolas" w:hAnsi="Consolas" w:eastAsia="Consolas" w:cs="Consolas"/>
+          <w:sz w:val="15"/>
+          <w:noProof/>
+        </w:rPr>
+        <w:t xml:space="preserve">               ('fingerprint', 1, 'peak', 655, 679, '{p}', 'Nucleic Acids', True),   # 667 G/T ring</w:t>
+      </w:r>
+    </w:p>
+    <w:p>
+      <w:pPr>
+        <w:spacing w:before="0" w:after="0" w:line="240" w:lineRule="auto"/>
+      </w:pPr>
+      <w:r>
+        <w:rPr>
+          <w:rFonts w:ascii="Consolas" w:hAnsi="Consolas" w:eastAsia="Consolas" w:cs="Consolas"/>
+          <w:sz w:val="15"/>
+          <w:noProof/>
+        </w:rPr>
+        <w:t xml:space="preserve">               ('fingerprint', 1, 'peak', 1063, 1087, '{p}', 'Lipids', True),        # 1075 C-C / C-O</w:t>
+      </w:r>
+    </w:p>
+    <w:p>
+      <w:pPr>
+        <w:spacing w:before="0" w:after="0" w:line="240" w:lineRule="auto"/>
+      </w:pPr>
+      <w:r>
+        <w:rPr>
+          <w:rFonts w:ascii="Consolas" w:hAnsi="Consolas" w:eastAsia="Consolas" w:cs="Consolas"/>
+          <w:sz w:val="15"/>
+          <w:noProof/>
+        </w:rPr>
+        <w:t xml:space="preserve">               ('fingerprint', 1, 'peak', 1275, 1299, '{p}', 'Proteins', True)]      # 1287 amide III</w:t>
+      </w:r>
+    </w:p>
+    <w:p>
+      <w:pPr>
+        <w:spacing w:before="0" w:after="0" w:line="240" w:lineRule="auto"/>
+      </w:pPr>
+      <w:r>
+        <w:rPr>
+          <w:rFonts w:ascii="Consolas" w:hAnsi="Consolas" w:eastAsia="Consolas" w:cs="Consolas"/>
+          <w:sz w:val="15"/>
+          <w:noProof/>
+        </w:rPr>
         <w:t># grey shadows: bands compared between EVs and NVs (EV window, NV window, kind);</w:t>
       </w:r>
     </w:p>
@@ -8255,7 +8398,33 @@
           <w:sz w:val="15"/>
           <w:noProof/>
         </w:rPr>
-        <w:t xml:space="preserve">          'ch': [((2868, 2892), (2868, 2892), 'shoulder'), ((2923, 2947), (2923, 2947), 'peak')]}</w:t>
+        <w:t xml:space="preserve">          'ch': [((2923, 2947), (2923, 2947), 'peak')]}</w:t>
+      </w:r>
+    </w:p>
+    <w:p>
+      <w:pPr>
+        <w:spacing w:before="0" w:after="0" w:line="240" w:lineRule="auto"/>
+      </w:pPr>
+      <w:r>
+        <w:rPr>
+          <w:rFonts w:ascii="Consolas" w:hAnsi="Consolas" w:eastAsia="Consolas" w:cs="Consolas"/>
+          <w:sz w:val="15"/>
+          <w:noProof/>
+        </w:rPr>
+        <w:t>if SHOW_CH_SHOULDERS:</w:t>
+      </w:r>
+    </w:p>
+    <w:p>
+      <w:pPr>
+        <w:spacing w:before="0" w:after="0" w:line="240" w:lineRule="auto"/>
+      </w:pPr>
+      <w:r>
+        <w:rPr>
+          <w:rFonts w:ascii="Consolas" w:hAnsi="Consolas" w:eastAsia="Consolas" w:cs="Consolas"/>
+          <w:sz w:val="15"/>
+          <w:noProof/>
+        </w:rPr>
+        <w:t xml:space="preserve">    SHIFTS['ch'].insert(0, ((2868, 2892), (2868, 2892), 'shoulder'))</w:t>
       </w:r>
     </w:p>
     <w:p>

--- a/Acacia_Paper_All_Code.docx
+++ b/Acacia_Paper_All_Code.docx
@@ -7,7 +7,7 @@
         <w:pStyle w:val="Heading1"/>
       </w:pPr>
       <w:r>
-        <w:t>Acacia EVs vs NVs - ALL paper figures, tables and model details (Acacia_Paper_All.py)</w:t>
+        <w:t>Acacia EVs vs NVs - CaF2 vs Ag/SiNWs - SERS enhancement figure (EV and NV)</w:t>
       </w:r>
     </w:p>
     <w:p>
@@ -23,7 +23,7 @@
         <w:spacing w:after="40"/>
       </w:pPr>
       <w:r>
-        <w:t>1. In PyCharm: File &gt; New &gt; Python File, name it Acacia_Paper_All.py.</w:t>
+        <w:t>1. In PyCharm: File &gt; New &gt; Python File, name it CaF2_vs_AgSiNW_Enhancement.py.</w:t>
       </w:r>
     </w:p>
     <w:p>
@@ -39,7 +39,7 @@
         <w:spacing w:after="40"/>
       </w:pPr>
       <w:r>
-        <w:t>3. In the PyCharm Terminal, install the packages once:  pip install numpy scipy pandas openpyxl matplotlib scikit-learn</w:t>
+        <w:t>3. In the PyCharm Terminal, install the packages once:  pip install numpy scipy matplotlib</w:t>
       </w:r>
     </w:p>
     <w:p>
@@ -47,7 +47,7 @@
         <w:spacing w:after="40"/>
       </w:pPr>
       <w:r>
-        <w:t>4. For Figure 1, make a folder "Single spectra" inside CODE 005 and copy the 4 single-spectrum .txt files into it (CaF2 and Ag/SiNW, EV and NV; names are listed at the top of the code). Without it, Figure 1 is skipped.</w:t>
+        <w:t>4. Put the four raw .txt files (EV and NV, on CaF2 and on Ag/SiNWs, original names) in C:\Users\Hira Aman\Downloads\comparison ev nv.</w:t>
       </w:r>
     </w:p>
     <w:p>
@@ -55,7 +55,7 @@
         <w:spacing w:after="40"/>
       </w:pPr>
       <w:r>
-        <w:t>5. Run the file (a few minutes). All figures (PNG + TIFF, 600 dpi), Table 1, Tables S1-S5, Model_details.txt and RESULTS_for_manuscript.txt are saved in C:\Users\Hira Aman\Downloads\CODE 005\PAPER.</w:t>
+        <w:t>5. Run the file. The band table (signal/noise on Ag/SiNWs and on CaF2) is printed; CaF2_vs_AgSiNW_Enhancement (two panels) and CaF2_vs_AgSiNW_OneGraph (all four spectra in one graph), PNG + TIFF at 600 dpi, and CaF2_vs_AgSiNW_bands.csv are saved in the same folder.</w:t>
       </w:r>
     </w:p>
     <w:p>
@@ -3472,7 +3472,33 @@
           <w:sz w:val="15"/>
           <w:noProof/>
         </w:rPr>
-        <w:t xml:space="preserve">    hits = [f for f in SINGLE_DIR.glob('*.txt') if f.name.lower().startswith(prefix)]</w:t>
+        <w:t xml:space="preserve">    simple = lambda n: n.lower().replace(' ', '_').replace('%', '')   # 'S2-EV Acacia ... 10%' -&gt; 's2-ev_acacia ... 10'</w:t>
+      </w:r>
+    </w:p>
+    <w:p>
+      <w:pPr>
+        <w:spacing w:before="0" w:after="0" w:line="240" w:lineRule="auto"/>
+      </w:pPr>
+      <w:r>
+        <w:rPr>
+          <w:rFonts w:ascii="Consolas" w:hAnsi="Consolas" w:eastAsia="Consolas" w:cs="Consolas"/>
+          <w:sz w:val="15"/>
+          <w:noProof/>
+        </w:rPr>
+        <w:t xml:space="preserve">    hits = [f for f in SINGLE_DIR.iterdir() if f.is_file() and f.suffix.lower() in ('.txt', '')</w:t>
+      </w:r>
+    </w:p>
+    <w:p>
+      <w:pPr>
+        <w:spacing w:before="0" w:after="0" w:line="240" w:lineRule="auto"/>
+      </w:pPr>
+      <w:r>
+        <w:rPr>
+          <w:rFonts w:ascii="Consolas" w:hAnsi="Consolas" w:eastAsia="Consolas" w:cs="Consolas"/>
+          <w:sz w:val="15"/>
+          <w:noProof/>
+        </w:rPr>
+        <w:t xml:space="preserve">            and simple(f.name).startswith(prefix)]</w:t>
       </w:r>
     </w:p>
     <w:p>

--- a/Acacia_Paper_All_Code.docx
+++ b/Acacia_Paper_All_Code.docx
@@ -7542,59 +7542,46 @@
           <w:sz w:val="15"/>
           <w:noProof/>
         </w:rPr>
-        <w:t>OFFSET = {'fingerprint': 12.0, 'ch': 6.5}      # SNV units added to the NV spectrum</w:t>
-      </w:r>
-    </w:p>
-    <w:p>
-      <w:pPr>
-        <w:spacing w:before="0" w:after="0" w:line="240" w:lineRule="auto"/>
-      </w:pPr>
-      <w:r>
-        <w:rPr>
-          <w:rFonts w:ascii="Consolas" w:hAnsi="Consolas" w:eastAsia="Consolas" w:cs="Consolas"/>
-          <w:sz w:val="15"/>
-          <w:noProof/>
-        </w:rPr>
-        <w:t>TOP_ROOM = {'fingerprint': 7.0, 'ch': 6.0}     # space above the NV spectrum for labels</w:t>
-      </w:r>
-    </w:p>
-    <w:p>
-      <w:pPr>
-        <w:spacing w:before="0" w:after="0" w:line="240" w:lineRule="auto"/>
-      </w:pPr>
-      <w:r>
-        <w:rPr>
-          <w:rFonts w:ascii="Consolas" w:hAnsi="Consolas" w:eastAsia="Consolas" w:cs="Consolas"/>
-          <w:sz w:val="15"/>
-          <w:noProof/>
-        </w:rPr>
-        <w:t># font sizes (pt), chosen to stay readable when the figure is reduced to one</w:t>
-      </w:r>
-    </w:p>
-    <w:p>
-      <w:pPr>
-        <w:spacing w:before="0" w:after="0" w:line="240" w:lineRule="auto"/>
-      </w:pPr>
-      <w:r>
-        <w:rPr>
-          <w:rFonts w:ascii="Consolas" w:hAnsi="Consolas" w:eastAsia="Consolas" w:cs="Consolas"/>
-          <w:sz w:val="15"/>
-          <w:noProof/>
-        </w:rPr>
-        <w:t># journal column</w:t>
-      </w:r>
-    </w:p>
-    <w:p>
-      <w:pPr>
-        <w:spacing w:before="0" w:after="0" w:line="240" w:lineRule="auto"/>
-      </w:pPr>
-      <w:r>
-        <w:rPr>
-          <w:rFonts w:ascii="Consolas" w:hAnsi="Consolas" w:eastAsia="Consolas" w:cs="Consolas"/>
-          <w:sz w:val="15"/>
-          <w:noProof/>
-        </w:rPr>
-        <w:t>LABEL_FS, AXIS_FS, TICK_FS = 13, 17, 15</w:t>
+        <w:t>OFFSET = {'fingerprint': 8.5, 'ch': 5.5}       # SNV units added to the NV spectrum</w:t>
+      </w:r>
+    </w:p>
+    <w:p>
+      <w:pPr>
+        <w:spacing w:before="0" w:after="0" w:line="240" w:lineRule="auto"/>
+      </w:pPr>
+      <w:r>
+        <w:rPr>
+          <w:rFonts w:ascii="Consolas" w:hAnsi="Consolas" w:eastAsia="Consolas" w:cs="Consolas"/>
+          <w:sz w:val="15"/>
+          <w:noProof/>
+        </w:rPr>
+        <w:t>TOP_ROOM = {'fingerprint': 4.3, 'ch': 4.4}     # space above the NV spectrum for labels</w:t>
+      </w:r>
+    </w:p>
+    <w:p>
+      <w:pPr>
+        <w:spacing w:before="0" w:after="0" w:line="240" w:lineRule="auto"/>
+      </w:pPr>
+      <w:r>
+        <w:rPr>
+          <w:rFonts w:ascii="Consolas" w:hAnsi="Consolas" w:eastAsia="Consolas" w:cs="Consolas"/>
+          <w:sz w:val="15"/>
+          <w:noProof/>
+        </w:rPr>
+        <w:t># font sizes (pt): band labels, axis titles, tick numbers</w:t>
+      </w:r>
+    </w:p>
+    <w:p>
+      <w:pPr>
+        <w:spacing w:before="0" w:after="0" w:line="240" w:lineRule="auto"/>
+      </w:pPr>
+      <w:r>
+        <w:rPr>
+          <w:rFonts w:ascii="Consolas" w:hAnsi="Consolas" w:eastAsia="Consolas" w:cs="Consolas"/>
+          <w:sz w:val="15"/>
+          <w:noProof/>
+        </w:rPr>
+        <w:t>LABEL_FS, AXIS_FS, TICK_FS = 10, 13, 10</w:t>
       </w:r>
     </w:p>
     <w:p>
@@ -10100,7 +10087,7 @@
           <w:sz w:val="15"/>
           <w:noProof/>
         </w:rPr>
-        <w:t xml:space="preserve">        ax.plot(gs, mu + o, color=COLS[c], lw=1.4,</w:t>
+        <w:t xml:space="preserve">        ax.plot(gs, mu + o, color=COLS[c], lw=1.0,</w:t>
       </w:r>
     </w:p>
     <w:p>
@@ -10165,20 +10152,20 @@
           <w:sz w:val="15"/>
           <w:noProof/>
         </w:rPr>
-        <w:t xml:space="preserve">    ax.tick_params(axis='y', direction='in', length=6, width=1.0, labelleft=False)</w:t>
-      </w:r>
-    </w:p>
-    <w:p>
-      <w:pPr>
-        <w:spacing w:before="0" w:after="0" w:line="240" w:lineRule="auto"/>
-      </w:pPr>
-      <w:r>
-        <w:rPr>
-          <w:rFonts w:ascii="Consolas" w:hAnsi="Consolas" w:eastAsia="Consolas" w:cs="Consolas"/>
-          <w:sz w:val="15"/>
-          <w:noProof/>
-        </w:rPr>
-        <w:t xml:space="preserve">    ax.tick_params(axis='x', direction='in', length=6, width=1.0, labelsize=TICK_FS)</w:t>
+        <w:t xml:space="preserve">    ax.tick_params(axis='y', direction='in', length=5, labelleft=False)</w:t>
+      </w:r>
+    </w:p>
+    <w:p>
+      <w:pPr>
+        <w:spacing w:before="0" w:after="0" w:line="240" w:lineRule="auto"/>
+      </w:pPr>
+      <w:r>
+        <w:rPr>
+          <w:rFonts w:ascii="Consolas" w:hAnsi="Consolas" w:eastAsia="Consolas" w:cs="Consolas"/>
+          <w:sz w:val="15"/>
+          <w:noProof/>
+        </w:rPr>
+        <w:t xml:space="preserve">    ax.tick_params(axis='x', direction='in', length=5, labelsize=TICK_FS)</w:t>
       </w:r>
     </w:p>
     <w:p>
@@ -11589,20 +11576,20 @@
           <w:sz w:val="15"/>
           <w:noProof/>
         </w:rPr>
-        <w:t>f2_make_figure('fingerprint', (400, 1790), (8.5, 7.8), 13, 'Fig2a_MeanSD_Fingerprint')</w:t>
-      </w:r>
-    </w:p>
-    <w:p>
-      <w:pPr>
-        <w:spacing w:before="0" w:after="0" w:line="240" w:lineRule="auto"/>
-      </w:pPr>
-      <w:r>
-        <w:rPr>
-          <w:rFonts w:ascii="Consolas" w:hAnsi="Consolas" w:eastAsia="Consolas" w:cs="Consolas"/>
-          <w:sz w:val="15"/>
-          <w:noProof/>
-        </w:rPr>
-        <w:t>f2_make_figure('ch', (2760, 3095), (7.0, 6.5), 12, 'Fig2b_MeanSD_CH')</w:t>
+        <w:t>f2_make_figure('fingerprint', (400, 1790), (8.5, 6.5), 10, 'Fig2a_MeanSD_Fingerprint')</w:t>
+      </w:r>
+    </w:p>
+    <w:p>
+      <w:pPr>
+        <w:spacing w:before="0" w:after="0" w:line="240" w:lineRule="auto"/>
+      </w:pPr>
+      <w:r>
+        <w:rPr>
+          <w:rFonts w:ascii="Consolas" w:hAnsi="Consolas" w:eastAsia="Consolas" w:cs="Consolas"/>
+          <w:sz w:val="15"/>
+          <w:noProof/>
+        </w:rPr>
+        <w:t>f2_make_figure('ch', (2760, 3095), (6.5, 6.0), 9, 'Fig2b_MeanSD_CH')</w:t>
       </w:r>
     </w:p>
     <w:p>

--- a/Acacia_Paper_All_Code.docx
+++ b/Acacia_Paper_All_Code.docx
@@ -7542,20 +7542,20 @@
           <w:sz w:val="15"/>
           <w:noProof/>
         </w:rPr>
-        <w:t>OFFSET = {'fingerprint': 8.5, 'ch': 5.5}       # SNV units added to the NV spectrum</w:t>
-      </w:r>
-    </w:p>
-    <w:p>
-      <w:pPr>
-        <w:spacing w:before="0" w:after="0" w:line="240" w:lineRule="auto"/>
-      </w:pPr>
-      <w:r>
-        <w:rPr>
-          <w:rFonts w:ascii="Consolas" w:hAnsi="Consolas" w:eastAsia="Consolas" w:cs="Consolas"/>
-          <w:sz w:val="15"/>
-          <w:noProof/>
-        </w:rPr>
-        <w:t>TOP_ROOM = {'fingerprint': 4.3, 'ch': 4.4}     # space above the NV spectrum for labels</w:t>
+        <w:t>OFFSET = {'fingerprint': 9.0, 'ch': 5.5}       # SNV units added to the NV spectrum</w:t>
+      </w:r>
+    </w:p>
+    <w:p>
+      <w:pPr>
+        <w:spacing w:before="0" w:after="0" w:line="240" w:lineRule="auto"/>
+      </w:pPr>
+      <w:r>
+        <w:rPr>
+          <w:rFonts w:ascii="Consolas" w:hAnsi="Consolas" w:eastAsia="Consolas" w:cs="Consolas"/>
+          <w:sz w:val="15"/>
+          <w:noProof/>
+        </w:rPr>
+        <w:t>TOP_ROOM = {'fingerprint': 4.8, 'ch': 4.4}     # space above the NV spectrum for labels</w:t>
       </w:r>
     </w:p>
     <w:p>
@@ -7632,6 +7632,19 @@
           <w:sz w:val="15"/>
           <w:noProof/>
         </w:rPr>
+        <w:t>GOLD, GREEN, GREY = '#9C6500', '#3A7D22', '#404040'</w:t>
+      </w:r>
+    </w:p>
+    <w:p>
+      <w:pPr>
+        <w:spacing w:before="0" w:after="0" w:line="240" w:lineRule="auto"/>
+      </w:pPr>
+      <w:r>
+        <w:rPr>
+          <w:rFonts w:ascii="Consolas" w:hAnsi="Consolas" w:eastAsia="Consolas" w:cs="Consolas"/>
+          <w:sz w:val="15"/>
+          <w:noProof/>
+        </w:rPr>
         <w:t>CLASS = {'Proteins': [('Proteins', PURPLE)],</w:t>
       </w:r>
     </w:p>
@@ -7723,6 +7736,136 @@
           <w:sz w:val="15"/>
           <w:noProof/>
         </w:rPr>
+        <w:t xml:space="preserve">         # functional-group labels (LABEL_SET = 'revised')</w:t>
+      </w:r>
+    </w:p>
+    <w:p>
+      <w:pPr>
+        <w:spacing w:before="0" w:after="0" w:line="240" w:lineRule="auto"/>
+      </w:pPr>
+      <w:r>
+        <w:rPr>
+          <w:rFonts w:ascii="Consolas" w:hAnsi="Consolas" w:eastAsia="Consolas" w:cs="Consolas"/>
+          <w:sz w:val="15"/>
+          <w:noProof/>
+        </w:rPr>
+        <w:t xml:space="preserve">         'Carotenoids/Phe': [('Carotenoids/', GOLD), ('Phe', PURPLE)],</w:t>
+      </w:r>
+    </w:p>
+    <w:p>
+      <w:pPr>
+        <w:spacing w:before="0" w:after="0" w:line="240" w:lineRule="auto"/>
+      </w:pPr>
+      <w:r>
+        <w:rPr>
+          <w:rFonts w:ascii="Consolas" w:hAnsi="Consolas" w:eastAsia="Consolas" w:cs="Consolas"/>
+          <w:sz w:val="15"/>
+          <w:noProof/>
+        </w:rPr>
+        <w:t xml:space="preserve">         'Carotenoids': [('Carotenoids', GOLD)],</w:t>
+      </w:r>
+    </w:p>
+    <w:p>
+      <w:pPr>
+        <w:spacing w:before="0" w:after="0" w:line="240" w:lineRule="auto"/>
+      </w:pPr>
+      <w:r>
+        <w:rPr>
+          <w:rFonts w:ascii="Consolas" w:hAnsi="Consolas" w:eastAsia="Consolas" w:cs="Consolas"/>
+          <w:sz w:val="15"/>
+          <w:noProof/>
+        </w:rPr>
+        <w:t xml:space="preserve">         'COO- (sym.)': [('COO$^{-}$ (sym.)', GREEN)],</w:t>
+      </w:r>
+    </w:p>
+    <w:p>
+      <w:pPr>
+        <w:spacing w:before="0" w:after="0" w:line="240" w:lineRule="auto"/>
+      </w:pPr>
+      <w:r>
+        <w:rPr>
+          <w:rFonts w:ascii="Consolas" w:hAnsi="Consolas" w:eastAsia="Consolas" w:cs="Consolas"/>
+          <w:sz w:val="15"/>
+          <w:noProof/>
+        </w:rPr>
+        <w:t xml:space="preserve">         'Aromatic C=C': [('Arom. C=C', PURPLE)],</w:t>
+      </w:r>
+    </w:p>
+    <w:p>
+      <w:pPr>
+        <w:spacing w:before="0" w:after="0" w:line="240" w:lineRule="auto"/>
+      </w:pPr>
+      <w:r>
+        <w:rPr>
+          <w:rFonts w:ascii="Consolas" w:hAnsi="Consolas" w:eastAsia="Consolas" w:cs="Consolas"/>
+          <w:sz w:val="15"/>
+          <w:noProof/>
+        </w:rPr>
+        <w:t xml:space="preserve">         'Amide III': [('Amide III', PURPLE)],</w:t>
+      </w:r>
+    </w:p>
+    <w:p>
+      <w:pPr>
+        <w:spacing w:before="0" w:after="0" w:line="240" w:lineRule="auto"/>
+      </w:pPr>
+      <w:r>
+        <w:rPr>
+          <w:rFonts w:ascii="Consolas" w:hAnsi="Consolas" w:eastAsia="Consolas" w:cs="Consolas"/>
+          <w:sz w:val="15"/>
+          <w:noProof/>
+        </w:rPr>
+        <w:t xml:space="preserve">         'O-P-O': [('O\u2013P\u2013O', DARKBLUE)],</w:t>
+      </w:r>
+    </w:p>
+    <w:p>
+      <w:pPr>
+        <w:spacing w:before="0" w:after="0" w:line="240" w:lineRule="auto"/>
+      </w:pPr>
+      <w:r>
+        <w:rPr>
+          <w:rFonts w:ascii="Consolas" w:hAnsi="Consolas" w:eastAsia="Consolas" w:cs="Consolas"/>
+          <w:sz w:val="15"/>
+          <w:noProof/>
+        </w:rPr>
+        <w:t xml:space="preserve">         'Ester C=O': [('Ester C=O', BLUE)],</w:t>
+      </w:r>
+    </w:p>
+    <w:p>
+      <w:pPr>
+        <w:spacing w:before="0" w:after="0" w:line="240" w:lineRule="auto"/>
+      </w:pPr>
+      <w:r>
+        <w:rPr>
+          <w:rFonts w:ascii="Consolas" w:hAnsi="Consolas" w:eastAsia="Consolas" w:cs="Consolas"/>
+          <w:sz w:val="15"/>
+          <w:noProof/>
+        </w:rPr>
+        <w:t xml:space="preserve">         'CH2 (lipids)': [('CH$_2$ (lipids)', BLUE)],</w:t>
+      </w:r>
+    </w:p>
+    <w:p>
+      <w:pPr>
+        <w:spacing w:before="0" w:after="0" w:line="240" w:lineRule="auto"/>
+      </w:pPr>
+      <w:r>
+        <w:rPr>
+          <w:rFonts w:ascii="Consolas" w:hAnsi="Consolas" w:eastAsia="Consolas" w:cs="Consolas"/>
+          <w:sz w:val="15"/>
+          <w:noProof/>
+        </w:rPr>
+        <w:t xml:space="preserve">         'CH3': [('CH$_3$', GREY)],</w:t>
+      </w:r>
+    </w:p>
+    <w:p>
+      <w:pPr>
+        <w:spacing w:before="0" w:after="0" w:line="240" w:lineRule="auto"/>
+      </w:pPr>
+      <w:r>
+        <w:rPr>
+          <w:rFonts w:ascii="Consolas" w:hAnsi="Consolas" w:eastAsia="Consolas" w:cs="Consolas"/>
+          <w:sz w:val="15"/>
+          <w:noProof/>
+        </w:rPr>
         <w:t xml:space="preserve">         None: []}</w:t>
       </w:r>
     </w:p>
@@ -8321,6 +8464,188 @@
           <w:noProof/>
         </w:rPr>
         <w:t xml:space="preserve">               ('fingerprint', 1, 'peak', 1275, 1299, '{p}', 'Proteins', True)]      # 1287 amide III</w:t>
+      </w:r>
+    </w:p>
+    <w:p>
+      <w:pPr>
+        <w:spacing w:before="0" w:after="0" w:line="240" w:lineRule="auto"/>
+      </w:pPr>
+      <w:r>
+        <w:rPr>
+          <w:rFonts w:ascii="Consolas" w:hAnsi="Consolas" w:eastAsia="Consolas" w:cs="Consolas"/>
+          <w:sz w:val="15"/>
+          <w:noProof/>
+        </w:rPr>
+        <w:t># WHICH LABEL WORDS: 'revised' = functional groups, consistent with the text and</w:t>
+      </w:r>
+    </w:p>
+    <w:p>
+      <w:pPr>
+        <w:spacing w:before="0" w:after="0" w:line="240" w:lineRule="auto"/>
+      </w:pPr>
+      <w:r>
+        <w:rPr>
+          <w:rFonts w:ascii="Consolas" w:hAnsi="Consolas" w:eastAsia="Consolas" w:cs="Consolas"/>
+          <w:sz w:val="15"/>
+          <w:noProof/>
+        </w:rPr>
+        <w:t># Table S1 (reviewer comment on band assignments); 'original' = the first version</w:t>
+      </w:r>
+    </w:p>
+    <w:p>
+      <w:pPr>
+        <w:spacing w:before="0" w:after="0" w:line="240" w:lineRule="auto"/>
+      </w:pPr>
+      <w:r>
+        <w:rPr>
+          <w:rFonts w:ascii="Consolas" w:hAnsi="Consolas" w:eastAsia="Consolas" w:cs="Consolas"/>
+          <w:sz w:val="15"/>
+          <w:noProof/>
+        </w:rPr>
+        <w:t># (Proteins / Lipids / Lipids/NA / Nucleic Acids). Positions are the same in both.</w:t>
+      </w:r>
+    </w:p>
+    <w:p>
+      <w:pPr>
+        <w:spacing w:before="0" w:after="0" w:line="240" w:lineRule="auto"/>
+      </w:pPr>
+      <w:r>
+        <w:rPr>
+          <w:rFonts w:ascii="Consolas" w:hAnsi="Consolas" w:eastAsia="Consolas" w:cs="Consolas"/>
+          <w:sz w:val="15"/>
+          <w:noProof/>
+        </w:rPr>
+        <w:t>LABEL_SET = 'revised'</w:t>
+      </w:r>
+    </w:p>
+    <w:p>
+      <w:pPr>
+        <w:spacing w:before="0" w:after="0" w:line="240" w:lineRule="auto"/>
+      </w:pPr>
+      <w:r>
+        <w:rPr>
+          <w:rFonts w:ascii="Consolas" w:hAnsi="Consolas" w:eastAsia="Consolas" w:cs="Consolas"/>
+          <w:sz w:val="15"/>
+          <w:noProof/>
+        </w:rPr>
+        <w:t>REVISED = {('fingerprint', 797): 'O-P-O', ('fingerprint', 787): 'O-P-O',            # 809 / 799</w:t>
+      </w:r>
+    </w:p>
+    <w:p>
+      <w:pPr>
+        <w:spacing w:before="0" w:after="0" w:line="240" w:lineRule="auto"/>
+      </w:pPr>
+      <w:r>
+        <w:rPr>
+          <w:rFonts w:ascii="Consolas" w:hAnsi="Consolas" w:eastAsia="Consolas" w:cs="Consolas"/>
+          <w:sz w:val="15"/>
+          <w:noProof/>
+        </w:rPr>
+        <w:t xml:space="preserve">           ('fingerprint', 989): 'Carotenoids/Phe',                                 # 1002 / 1001</w:t>
+      </w:r>
+    </w:p>
+    <w:p>
+      <w:pPr>
+        <w:spacing w:before="0" w:after="0" w:line="240" w:lineRule="auto"/>
+      </w:pPr>
+      <w:r>
+        <w:rPr>
+          <w:rFonts w:ascii="Consolas" w:hAnsi="Consolas" w:eastAsia="Consolas" w:cs="Consolas"/>
+          <w:sz w:val="15"/>
+          <w:noProof/>
+        </w:rPr>
+        <w:t xml:space="preserve">           ('fingerprint', 1149): 'Carotenoids', ('fingerprint', 1157): 'Carotenoids',  # 1162 / 1169</w:t>
+      </w:r>
+    </w:p>
+    <w:p>
+      <w:pPr>
+        <w:spacing w:before="0" w:after="0" w:line="240" w:lineRule="auto"/>
+      </w:pPr>
+      <w:r>
+        <w:rPr>
+          <w:rFonts w:ascii="Consolas" w:hAnsi="Consolas" w:eastAsia="Consolas" w:cs="Consolas"/>
+          <w:sz w:val="15"/>
+          <w:noProof/>
+        </w:rPr>
+        <w:t xml:space="preserve">           ('fingerprint', 1237): 'Amide III', ('fingerprint', 1233): 'Amide III',  # 1249 / 1244</w:t>
+      </w:r>
+    </w:p>
+    <w:p>
+      <w:pPr>
+        <w:spacing w:before="0" w:after="0" w:line="240" w:lineRule="auto"/>
+      </w:pPr>
+      <w:r>
+        <w:rPr>
+          <w:rFonts w:ascii="Consolas" w:hAnsi="Consolas" w:eastAsia="Consolas" w:cs="Consolas"/>
+          <w:sz w:val="15"/>
+          <w:noProof/>
+        </w:rPr>
+        <w:t xml:space="preserve">           ('fingerprint', 1361): 'COO- (sym.)', ('fingerprint', 1373): 'COO- (sym.)',  # 1373 / 1385</w:t>
+      </w:r>
+    </w:p>
+    <w:p>
+      <w:pPr>
+        <w:spacing w:before="0" w:after="0" w:line="240" w:lineRule="auto"/>
+      </w:pPr>
+      <w:r>
+        <w:rPr>
+          <w:rFonts w:ascii="Consolas" w:hAnsi="Consolas" w:eastAsia="Consolas" w:cs="Consolas"/>
+          <w:sz w:val="15"/>
+          <w:noProof/>
+        </w:rPr>
+        <w:t xml:space="preserve">           ('fingerprint', 1591): 'Aromatic C=C', ('fingerprint', 1595): 'Aromatic C=C',  # 1603 / 1607</w:t>
+      </w:r>
+    </w:p>
+    <w:p>
+      <w:pPr>
+        <w:spacing w:before="0" w:after="0" w:line="240" w:lineRule="auto"/>
+      </w:pPr>
+      <w:r>
+        <w:rPr>
+          <w:rFonts w:ascii="Consolas" w:hAnsi="Consolas" w:eastAsia="Consolas" w:cs="Consolas"/>
+          <w:sz w:val="15"/>
+          <w:noProof/>
+        </w:rPr>
+        <w:t xml:space="preserve">           ('fingerprint', 1717): 'Ester C=O',                                      # 1728</w:t>
+      </w:r>
+    </w:p>
+    <w:p>
+      <w:pPr>
+        <w:spacing w:before="0" w:after="0" w:line="240" w:lineRule="auto"/>
+      </w:pPr>
+      <w:r>
+        <w:rPr>
+          <w:rFonts w:ascii="Consolas" w:hAnsi="Consolas" w:eastAsia="Consolas" w:cs="Consolas"/>
+          <w:sz w:val="15"/>
+          <w:noProof/>
+        </w:rPr>
+        <w:t xml:space="preserve">           ('ch', 2923): 'CH3', ('ch', 2868): 'CH2 (lipids)'}                       # 2933/2937, 2874/2883</w:t>
+      </w:r>
+    </w:p>
+    <w:p>
+      <w:pPr>
+        <w:spacing w:before="0" w:after="0" w:line="240" w:lineRule="auto"/>
+      </w:pPr>
+      <w:r>
+        <w:rPr>
+          <w:rFonts w:ascii="Consolas" w:hAnsi="Consolas" w:eastAsia="Consolas" w:cs="Consolas"/>
+          <w:sz w:val="15"/>
+          <w:noProof/>
+        </w:rPr>
+        <w:t>if LABEL_SET == 'revised':                 # 855/829, 932/927 and 1033 keep 'Proteins'</w:t>
+      </w:r>
+    </w:p>
+    <w:p>
+      <w:pPr>
+        <w:spacing w:before="0" w:after="0" w:line="240" w:lineRule="auto"/>
+      </w:pPr>
+      <w:r>
+        <w:rPr>
+          <w:rFonts w:ascii="Consolas" w:hAnsi="Consolas" w:eastAsia="Consolas" w:cs="Consolas"/>
+          <w:sz w:val="15"/>
+          <w:noProof/>
+        </w:rPr>
+        <w:t xml:space="preserve">    LABELS = [lab[:6] + (REVISED.get((lab[0], lab[3]), lab[6]),) + lab[7:] for lab in LABELS]</w:t>
       </w:r>
     </w:p>
     <w:p>

--- a/Acacia_Paper_All_Code.docx
+++ b/Acacia_Paper_All_Code.docx
@@ -7866,6 +7866,97 @@
           <w:sz w:val="15"/>
           <w:noProof/>
         </w:rPr>
+        <w:t xml:space="preserve">         # Acacia labels (LABEL_SET = 'acacia')</w:t>
+      </w:r>
+    </w:p>
+    <w:p>
+      <w:pPr>
+        <w:spacing w:before="0" w:after="0" w:line="240" w:lineRule="auto"/>
+      </w:pPr>
+      <w:r>
+        <w:rPr>
+          <w:rFonts w:ascii="Consolas" w:hAnsi="Consolas" w:eastAsia="Consolas" w:cs="Consolas"/>
+          <w:sz w:val="15"/>
+          <w:noProof/>
+        </w:rPr>
+        <w:t xml:space="preserve">         'Phe': [('Phe', PURPLE)],</w:t>
+      </w:r>
+    </w:p>
+    <w:p>
+      <w:pPr>
+        <w:spacing w:before="0" w:after="0" w:line="240" w:lineRule="auto"/>
+      </w:pPr>
+      <w:r>
+        <w:rPr>
+          <w:rFonts w:ascii="Consolas" w:hAnsi="Consolas" w:eastAsia="Consolas" w:cs="Consolas"/>
+          <w:sz w:val="15"/>
+          <w:noProof/>
+        </w:rPr>
+        <w:t xml:space="preserve">         'Tyr': [('Tyr', PURPLE)],</w:t>
+      </w:r>
+    </w:p>
+    <w:p>
+      <w:pPr>
+        <w:spacing w:before="0" w:after="0" w:line="240" w:lineRule="auto"/>
+      </w:pPr>
+      <w:r>
+        <w:rPr>
+          <w:rFonts w:ascii="Consolas" w:hAnsi="Consolas" w:eastAsia="Consolas" w:cs="Consolas"/>
+          <w:sz w:val="15"/>
+          <w:noProof/>
+        </w:rPr>
+        <w:t xml:space="preserve">         'Phenolics': [('Phenolics', GOLD)],</w:t>
+      </w:r>
+    </w:p>
+    <w:p>
+      <w:pPr>
+        <w:spacing w:before="0" w:after="0" w:line="240" w:lineRule="auto"/>
+      </w:pPr>
+      <w:r>
+        <w:rPr>
+          <w:rFonts w:ascii="Consolas" w:hAnsi="Consolas" w:eastAsia="Consolas" w:cs="Consolas"/>
+          <w:sz w:val="15"/>
+          <w:noProof/>
+        </w:rPr>
+        <w:t xml:space="preserve">         'Phenolics/Tyr': [('Phenolics/', GOLD), ('Tyr', PURPLE)],</w:t>
+      </w:r>
+    </w:p>
+    <w:p>
+      <w:pPr>
+        <w:spacing w:before="0" w:after="0" w:line="240" w:lineRule="auto"/>
+      </w:pPr>
+      <w:r>
+        <w:rPr>
+          <w:rFonts w:ascii="Consolas" w:hAnsi="Consolas" w:eastAsia="Consolas" w:cs="Consolas"/>
+          <w:sz w:val="15"/>
+          <w:noProof/>
+        </w:rPr>
+        <w:t xml:space="preserve">         'Polysacch./Tyr': [('Polysacch./', GREEN), ('Tyr', PURPLE)],</w:t>
+      </w:r>
+    </w:p>
+    <w:p>
+      <w:pPr>
+        <w:spacing w:before="0" w:after="0" w:line="240" w:lineRule="auto"/>
+      </w:pPr>
+      <w:r>
+        <w:rPr>
+          <w:rFonts w:ascii="Consolas" w:hAnsi="Consolas" w:eastAsia="Consolas" w:cs="Consolas"/>
+          <w:sz w:val="15"/>
+          <w:noProof/>
+        </w:rPr>
+        <w:t xml:space="preserve">         'C-COO-': [('C\u2013COO$^{-}$', GREEN)],</w:t>
+      </w:r>
+    </w:p>
+    <w:p>
+      <w:pPr>
+        <w:spacing w:before="0" w:after="0" w:line="240" w:lineRule="auto"/>
+      </w:pPr>
+      <w:r>
+        <w:rPr>
+          <w:rFonts w:ascii="Consolas" w:hAnsi="Consolas" w:eastAsia="Consolas" w:cs="Consolas"/>
+          <w:sz w:val="15"/>
+          <w:noProof/>
+        </w:rPr>
         <w:t xml:space="preserve">         None: []}</w:t>
       </w:r>
     </w:p>
@@ -8476,46 +8567,98 @@
           <w:sz w:val="15"/>
           <w:noProof/>
         </w:rPr>
-        <w:t># WHICH LABEL WORDS: 'revised' = functional groups, consistent with the text and</w:t>
-      </w:r>
-    </w:p>
-    <w:p>
-      <w:pPr>
-        <w:spacing w:before="0" w:after="0" w:line="240" w:lineRule="auto"/>
-      </w:pPr>
-      <w:r>
-        <w:rPr>
-          <w:rFonts w:ascii="Consolas" w:hAnsi="Consolas" w:eastAsia="Consolas" w:cs="Consolas"/>
-          <w:sz w:val="15"/>
-          <w:noProof/>
-        </w:rPr>
-        <w:t># Table S1 (reviewer comment on band assignments); 'original' = the first version</w:t>
-      </w:r>
-    </w:p>
-    <w:p>
-      <w:pPr>
-        <w:spacing w:before="0" w:after="0" w:line="240" w:lineRule="auto"/>
-      </w:pPr>
-      <w:r>
-        <w:rPr>
-          <w:rFonts w:ascii="Consolas" w:hAnsi="Consolas" w:eastAsia="Consolas" w:cs="Consolas"/>
-          <w:sz w:val="15"/>
-          <w:noProof/>
-        </w:rPr>
-        <w:t># (Proteins / Lipids / Lipids/NA / Nucleic Acids). Positions are the same in both.</w:t>
-      </w:r>
-    </w:p>
-    <w:p>
-      <w:pPr>
-        <w:spacing w:before="0" w:after="0" w:line="240" w:lineRule="auto"/>
-      </w:pPr>
-      <w:r>
-        <w:rPr>
-          <w:rFonts w:ascii="Consolas" w:hAnsi="Consolas" w:eastAsia="Consolas" w:cs="Consolas"/>
-          <w:sz w:val="15"/>
-          <w:noProof/>
-        </w:rPr>
-        <w:t>LABEL_SET = 'revised'</w:t>
+        <w:t># WHICH LABEL WORDS (positions are the same in all three):</w:t>
+      </w:r>
+    </w:p>
+    <w:p>
+      <w:pPr>
+        <w:spacing w:before="0" w:after="0" w:line="240" w:lineRule="auto"/>
+      </w:pPr>
+      <w:r>
+        <w:rPr>
+          <w:rFonts w:ascii="Consolas" w:hAnsi="Consolas" w:eastAsia="Consolas" w:cs="Consolas"/>
+          <w:sz w:val="15"/>
+          <w:noProof/>
+        </w:rPr>
+        <w:t>#   'acacia'   = assignments for an Acacia flower sample: phenolics/flavonoids, uronic-acid</w:t>
+      </w:r>
+    </w:p>
+    <w:p>
+      <w:pPr>
+        <w:spacing w:before="0" w:after="0" w:line="240" w:lineRule="auto"/>
+      </w:pPr>
+      <w:r>
+        <w:rPr>
+          <w:rFonts w:ascii="Consolas" w:hAnsi="Consolas" w:eastAsia="Consolas" w:cs="Consolas"/>
+          <w:sz w:val="15"/>
+          <w:noProof/>
+        </w:rPr>
+        <w:t>#                carboxylates and cell-wall polysaccharides besides proteins and lipids;</w:t>
+      </w:r>
+    </w:p>
+    <w:p>
+      <w:pPr>
+        <w:spacing w:before="0" w:after="0" w:line="240" w:lineRule="auto"/>
+      </w:pPr>
+      <w:r>
+        <w:rPr>
+          <w:rFonts w:ascii="Consolas" w:hAnsi="Consolas" w:eastAsia="Consolas" w:cs="Consolas"/>
+          <w:sz w:val="15"/>
+          <w:noProof/>
+        </w:rPr>
+        <w:t>#                no carotenoids, because the strongest carotenoid band (~1520 cm-1) is</w:t>
+      </w:r>
+    </w:p>
+    <w:p>
+      <w:pPr>
+        <w:spacing w:before="0" w:after="0" w:line="240" w:lineRule="auto"/>
+      </w:pPr>
+      <w:r>
+        <w:rPr>
+          <w:rFonts w:ascii="Consolas" w:hAnsi="Consolas" w:eastAsia="Consolas" w:cs="Consolas"/>
+          <w:sz w:val="15"/>
+          <w:noProof/>
+        </w:rPr>
+        <w:t>#                absent at all 6 EV sites although the ~1160 cm-1 band is clear</w:t>
+      </w:r>
+    </w:p>
+    <w:p>
+      <w:pPr>
+        <w:spacing w:before="0" w:after="0" w:line="240" w:lineRule="auto"/>
+      </w:pPr>
+      <w:r>
+        <w:rPr>
+          <w:rFonts w:ascii="Consolas" w:hAnsi="Consolas" w:eastAsia="Consolas" w:cs="Consolas"/>
+          <w:sz w:val="15"/>
+          <w:noProof/>
+        </w:rPr>
+        <w:t>#   'revised'  = functional groups with carotenoids at 1001/1160 (manuscript v7 text)</w:t>
+      </w:r>
+    </w:p>
+    <w:p>
+      <w:pPr>
+        <w:spacing w:before="0" w:after="0" w:line="240" w:lineRule="auto"/>
+      </w:pPr>
+      <w:r>
+        <w:rPr>
+          <w:rFonts w:ascii="Consolas" w:hAnsi="Consolas" w:eastAsia="Consolas" w:cs="Consolas"/>
+          <w:sz w:val="15"/>
+          <w:noProof/>
+        </w:rPr>
+        <w:t>#   'original' = the first version (Proteins / Lipids / Lipids/NA / Nucleic Acids)</w:t>
+      </w:r>
+    </w:p>
+    <w:p>
+      <w:pPr>
+        <w:spacing w:before="0" w:after="0" w:line="240" w:lineRule="auto"/>
+      </w:pPr>
+      <w:r>
+        <w:rPr>
+          <w:rFonts w:ascii="Consolas" w:hAnsi="Consolas" w:eastAsia="Consolas" w:cs="Consolas"/>
+          <w:sz w:val="15"/>
+          <w:noProof/>
+        </w:rPr>
+        <w:t>LABEL_SET = 'acacia'</w:t>
       </w:r>
     </w:p>
     <w:p>
@@ -8632,20 +8775,176 @@
           <w:sz w:val="15"/>
           <w:noProof/>
         </w:rPr>
-        <w:t>if LABEL_SET == 'revised':                 # 855/829, 932/927 and 1033 keep 'Proteins'</w:t>
-      </w:r>
-    </w:p>
-    <w:p>
-      <w:pPr>
-        <w:spacing w:before="0" w:after="0" w:line="240" w:lineRule="auto"/>
-      </w:pPr>
-      <w:r>
-        <w:rPr>
-          <w:rFonts w:ascii="Consolas" w:hAnsi="Consolas" w:eastAsia="Consolas" w:cs="Consolas"/>
-          <w:sz w:val="15"/>
-          <w:noProof/>
-        </w:rPr>
-        <w:t xml:space="preserve">    LABELS = [lab[:6] + (REVISED.get((lab[0], lab[3]), lab[6]),) + lab[7:] for lab in LABELS]</w:t>
+        <w:t>ACACIA = {('fingerprint', 797): 'O-P-O', ('fingerprint', 787): 'O-P-O',           # 809 / 799</w:t>
+      </w:r>
+    </w:p>
+    <w:p>
+      <w:pPr>
+        <w:spacing w:before="0" w:after="0" w:line="240" w:lineRule="auto"/>
+      </w:pPr>
+      <w:r>
+        <w:rPr>
+          <w:rFonts w:ascii="Consolas" w:hAnsi="Consolas" w:eastAsia="Consolas" w:cs="Consolas"/>
+          <w:sz w:val="15"/>
+          <w:noProof/>
+        </w:rPr>
+        <w:t xml:space="preserve">          ('fingerprint', 843): 'Polysacch./Tyr',                                  # 855 (EV)</w:t>
+      </w:r>
+    </w:p>
+    <w:p>
+      <w:pPr>
+        <w:spacing w:before="0" w:after="0" w:line="240" w:lineRule="auto"/>
+      </w:pPr>
+      <w:r>
+        <w:rPr>
+          <w:rFonts w:ascii="Consolas" w:hAnsi="Consolas" w:eastAsia="Consolas" w:cs="Consolas"/>
+          <w:sz w:val="15"/>
+          <w:noProof/>
+        </w:rPr>
+        <w:t xml:space="preserve">          ('fingerprint', 817): 'Tyr',                                             # 829 (NV)</w:t>
+      </w:r>
+    </w:p>
+    <w:p>
+      <w:pPr>
+        <w:spacing w:before="0" w:after="0" w:line="240" w:lineRule="auto"/>
+      </w:pPr>
+      <w:r>
+        <w:rPr>
+          <w:rFonts w:ascii="Consolas" w:hAnsi="Consolas" w:eastAsia="Consolas" w:cs="Consolas"/>
+          <w:sz w:val="15"/>
+          <w:noProof/>
+        </w:rPr>
+        <w:t xml:space="preserve">          ('fingerprint', 919): 'C-COO-', ('fingerprint', 915): 'C-COO-',          # 932 / 927</w:t>
+      </w:r>
+    </w:p>
+    <w:p>
+      <w:pPr>
+        <w:spacing w:before="0" w:after="0" w:line="240" w:lineRule="auto"/>
+      </w:pPr>
+      <w:r>
+        <w:rPr>
+          <w:rFonts w:ascii="Consolas" w:hAnsi="Consolas" w:eastAsia="Consolas" w:cs="Consolas"/>
+          <w:sz w:val="15"/>
+          <w:noProof/>
+        </w:rPr>
+        <w:t xml:space="preserve">          ('fingerprint', 989): 'Phe', ('fingerprint', 1021): 'Phe',               # 1002/1001, 1033</w:t>
+      </w:r>
+    </w:p>
+    <w:p>
+      <w:pPr>
+        <w:spacing w:before="0" w:after="0" w:line="240" w:lineRule="auto"/>
+      </w:pPr>
+      <w:r>
+        <w:rPr>
+          <w:rFonts w:ascii="Consolas" w:hAnsi="Consolas" w:eastAsia="Consolas" w:cs="Consolas"/>
+          <w:sz w:val="15"/>
+          <w:noProof/>
+        </w:rPr>
+        <w:t xml:space="preserve">          ('fingerprint', 1149): 'Phenolics/Tyr', ('fingerprint', 1157): 'Phenolics/Tyr',  # 1162 / 1169</w:t>
+      </w:r>
+    </w:p>
+    <w:p>
+      <w:pPr>
+        <w:spacing w:before="0" w:after="0" w:line="240" w:lineRule="auto"/>
+      </w:pPr>
+      <w:r>
+        <w:rPr>
+          <w:rFonts w:ascii="Consolas" w:hAnsi="Consolas" w:eastAsia="Consolas" w:cs="Consolas"/>
+          <w:sz w:val="15"/>
+          <w:noProof/>
+        </w:rPr>
+        <w:t xml:space="preserve">          ('fingerprint', 1237): 'Amide III', ('fingerprint', 1233): 'Amide III',  # 1249 / 1244</w:t>
+      </w:r>
+    </w:p>
+    <w:p>
+      <w:pPr>
+        <w:spacing w:before="0" w:after="0" w:line="240" w:lineRule="auto"/>
+      </w:pPr>
+      <w:r>
+        <w:rPr>
+          <w:rFonts w:ascii="Consolas" w:hAnsi="Consolas" w:eastAsia="Consolas" w:cs="Consolas"/>
+          <w:sz w:val="15"/>
+          <w:noProof/>
+        </w:rPr>
+        <w:t xml:space="preserve">          ('fingerprint', 1361): 'COO- (sym.)', ('fingerprint', 1373): 'COO- (sym.)',  # 1373 / 1385</w:t>
+      </w:r>
+    </w:p>
+    <w:p>
+      <w:pPr>
+        <w:spacing w:before="0" w:after="0" w:line="240" w:lineRule="auto"/>
+      </w:pPr>
+      <w:r>
+        <w:rPr>
+          <w:rFonts w:ascii="Consolas" w:hAnsi="Consolas" w:eastAsia="Consolas" w:cs="Consolas"/>
+          <w:sz w:val="15"/>
+          <w:noProof/>
+        </w:rPr>
+        <w:t xml:space="preserve">          ('fingerprint', 1591): 'Phenolics', ('fingerprint', 1595): 'Phenolics',  # 1603 / 1607 (minor Phe)</w:t>
+      </w:r>
+    </w:p>
+    <w:p>
+      <w:pPr>
+        <w:spacing w:before="0" w:after="0" w:line="240" w:lineRule="auto"/>
+      </w:pPr>
+      <w:r>
+        <w:rPr>
+          <w:rFonts w:ascii="Consolas" w:hAnsi="Consolas" w:eastAsia="Consolas" w:cs="Consolas"/>
+          <w:sz w:val="15"/>
+          <w:noProof/>
+        </w:rPr>
+        <w:t xml:space="preserve">          ('fingerprint', 1717): 'Ester C=O',                                      # 1728</w:t>
+      </w:r>
+    </w:p>
+    <w:p>
+      <w:pPr>
+        <w:spacing w:before="0" w:after="0" w:line="240" w:lineRule="auto"/>
+      </w:pPr>
+      <w:r>
+        <w:rPr>
+          <w:rFonts w:ascii="Consolas" w:hAnsi="Consolas" w:eastAsia="Consolas" w:cs="Consolas"/>
+          <w:sz w:val="15"/>
+          <w:noProof/>
+        </w:rPr>
+        <w:t xml:space="preserve">          ('ch', 2923): 'CH3', ('ch', 2868): 'CH2 (lipids)'}                       # 2933/2937, 2874/2883</w:t>
+      </w:r>
+    </w:p>
+    <w:p>
+      <w:pPr>
+        <w:spacing w:before="0" w:after="0" w:line="240" w:lineRule="auto"/>
+      </w:pPr>
+      <w:r>
+        <w:rPr>
+          <w:rFonts w:ascii="Consolas" w:hAnsi="Consolas" w:eastAsia="Consolas" w:cs="Consolas"/>
+          <w:sz w:val="15"/>
+          <w:noProof/>
+        </w:rPr>
+        <w:t>if LABEL_SET in ('revised', 'acacia'):</w:t>
+      </w:r>
+    </w:p>
+    <w:p>
+      <w:pPr>
+        <w:spacing w:before="0" w:after="0" w:line="240" w:lineRule="auto"/>
+      </w:pPr>
+      <w:r>
+        <w:rPr>
+          <w:rFonts w:ascii="Consolas" w:hAnsi="Consolas" w:eastAsia="Consolas" w:cs="Consolas"/>
+          <w:sz w:val="15"/>
+          <w:noProof/>
+        </w:rPr>
+        <w:t xml:space="preserve">    NEW = REVISED if LABEL_SET == 'revised' else ACACIA</w:t>
+      </w:r>
+    </w:p>
+    <w:p>
+      <w:pPr>
+        <w:spacing w:before="0" w:after="0" w:line="240" w:lineRule="auto"/>
+      </w:pPr>
+      <w:r>
+        <w:rPr>
+          <w:rFonts w:ascii="Consolas" w:hAnsi="Consolas" w:eastAsia="Consolas" w:cs="Consolas"/>
+          <w:sz w:val="15"/>
+          <w:noProof/>
+        </w:rPr>
+        <w:t xml:space="preserve">    LABELS = [lab[:6] + (NEW.get((lab[0], lab[3]), lab[6]),) + lab[7:] for lab in LABELS]</w:t>
       </w:r>
     </w:p>
     <w:p>

--- a/Acacia_Paper_All_Code.docx
+++ b/Acacia_Paper_All_Code.docx
@@ -7957,6 +7957,45 @@
           <w:sz w:val="15"/>
           <w:noProof/>
         </w:rPr>
+        <w:t xml:space="preserve">         # general class names (LABEL_SET = 'general')</w:t>
+      </w:r>
+    </w:p>
+    <w:p>
+      <w:pPr>
+        <w:spacing w:before="0" w:after="0" w:line="240" w:lineRule="auto"/>
+      </w:pPr>
+      <w:r>
+        <w:rPr>
+          <w:rFonts w:ascii="Consolas" w:hAnsi="Consolas" w:eastAsia="Consolas" w:cs="Consolas"/>
+          <w:sz w:val="15"/>
+          <w:noProof/>
+        </w:rPr>
+        <w:t xml:space="preserve">         'Phenolics/Proteins': [('Phenolics/', GOLD), ('Proteins', PURPLE)],</w:t>
+      </w:r>
+    </w:p>
+    <w:p>
+      <w:pPr>
+        <w:spacing w:before="0" w:after="0" w:line="240" w:lineRule="auto"/>
+      </w:pPr>
+      <w:r>
+        <w:rPr>
+          <w:rFonts w:ascii="Consolas" w:hAnsi="Consolas" w:eastAsia="Consolas" w:cs="Consolas"/>
+          <w:sz w:val="15"/>
+          <w:noProof/>
+        </w:rPr>
+        <w:t xml:space="preserve">         'Polysacch./Proteins': [('Polysacch./', GREEN), ('Proteins', PURPLE)],</w:t>
+      </w:r>
+    </w:p>
+    <w:p>
+      <w:pPr>
+        <w:spacing w:before="0" w:after="0" w:line="240" w:lineRule="auto"/>
+      </w:pPr>
+      <w:r>
+        <w:rPr>
+          <w:rFonts w:ascii="Consolas" w:hAnsi="Consolas" w:eastAsia="Consolas" w:cs="Consolas"/>
+          <w:sz w:val="15"/>
+          <w:noProof/>
+        </w:rPr>
         <w:t xml:space="preserve">         None: []}</w:t>
       </w:r>
     </w:p>
@@ -8658,7 +8697,33 @@
           <w:sz w:val="15"/>
           <w:noProof/>
         </w:rPr>
-        <w:t>LABEL_SET = 'acacia'</w:t>
+        <w:t>#   'general'  = class names only (Proteins, Nucleic Acids, Lipids, Phenolics, Polysacch.)</w:t>
+      </w:r>
+    </w:p>
+    <w:p>
+      <w:pPr>
+        <w:spacing w:before="0" w:after="0" w:line="240" w:lineRule="auto"/>
+      </w:pPr>
+      <w:r>
+        <w:rPr>
+          <w:rFonts w:ascii="Consolas" w:hAnsi="Consolas" w:eastAsia="Consolas" w:cs="Consolas"/>
+          <w:sz w:val="15"/>
+          <w:noProof/>
+        </w:rPr>
+        <w:t>#                for an Acacia sample; vibrations and references in the band table (Word)</w:t>
+      </w:r>
+    </w:p>
+    <w:p>
+      <w:pPr>
+        <w:spacing w:before="0" w:after="0" w:line="240" w:lineRule="auto"/>
+      </w:pPr>
+      <w:r>
+        <w:rPr>
+          <w:rFonts w:ascii="Consolas" w:hAnsi="Consolas" w:eastAsia="Consolas" w:cs="Consolas"/>
+          <w:sz w:val="15"/>
+          <w:noProof/>
+        </w:rPr>
+        <w:t>LABEL_SET = 'general'</w:t>
       </w:r>
     </w:p>
     <w:p>
@@ -8918,20 +8983,72 @@
           <w:sz w:val="15"/>
           <w:noProof/>
         </w:rPr>
-        <w:t>if LABEL_SET in ('revised', 'acacia'):</w:t>
-      </w:r>
-    </w:p>
-    <w:p>
-      <w:pPr>
-        <w:spacing w:before="0" w:after="0" w:line="240" w:lineRule="auto"/>
-      </w:pPr>
-      <w:r>
-        <w:rPr>
-          <w:rFonts w:ascii="Consolas" w:hAnsi="Consolas" w:eastAsia="Consolas" w:cs="Consolas"/>
-          <w:sz w:val="15"/>
-          <w:noProof/>
-        </w:rPr>
-        <w:t xml:space="preserve">    NEW = REVISED if LABEL_SET == 'revised' else ACACIA</w:t>
+        <w:t>GENERAL = {('fingerprint', 843): 'Polysacch./Proteins',                          # 855 (EV)</w:t>
+      </w:r>
+    </w:p>
+    <w:p>
+      <w:pPr>
+        <w:spacing w:before="0" w:after="0" w:line="240" w:lineRule="auto"/>
+      </w:pPr>
+      <w:r>
+        <w:rPr>
+          <w:rFonts w:ascii="Consolas" w:hAnsi="Consolas" w:eastAsia="Consolas" w:cs="Consolas"/>
+          <w:sz w:val="15"/>
+          <w:noProof/>
+        </w:rPr>
+        <w:t xml:space="preserve">           ('fingerprint', 1149): 'Phenolics/Proteins', ('fingerprint', 1157): 'Phenolics/Proteins',  # 1162 / 1169</w:t>
+      </w:r>
+    </w:p>
+    <w:p>
+      <w:pPr>
+        <w:spacing w:before="0" w:after="0" w:line="240" w:lineRule="auto"/>
+      </w:pPr>
+      <w:r>
+        <w:rPr>
+          <w:rFonts w:ascii="Consolas" w:hAnsi="Consolas" w:eastAsia="Consolas" w:cs="Consolas"/>
+          <w:sz w:val="15"/>
+          <w:noProof/>
+        </w:rPr>
+        <w:t xml:space="preserve">           ('fingerprint', 1361): 'Polysacch./Proteins', ('fingerprint', 1373): 'Polysacch./Proteins',  # 1373 / 1385</w:t>
+      </w:r>
+    </w:p>
+    <w:p>
+      <w:pPr>
+        <w:spacing w:before="0" w:after="0" w:line="240" w:lineRule="auto"/>
+      </w:pPr>
+      <w:r>
+        <w:rPr>
+          <w:rFonts w:ascii="Consolas" w:hAnsi="Consolas" w:eastAsia="Consolas" w:cs="Consolas"/>
+          <w:sz w:val="15"/>
+          <w:noProof/>
+        </w:rPr>
+        <w:t xml:space="preserve">           ('fingerprint', 1591): 'Phenolics', ('fingerprint', 1595): 'Phenolics'}  # 1603 / 1607 (minor proteins)</w:t>
+      </w:r>
+    </w:p>
+    <w:p>
+      <w:pPr>
+        <w:spacing w:before="0" w:after="0" w:line="240" w:lineRule="auto"/>
+      </w:pPr>
+      <w:r>
+        <w:rPr>
+          <w:rFonts w:ascii="Consolas" w:hAnsi="Consolas" w:eastAsia="Consolas" w:cs="Consolas"/>
+          <w:sz w:val="15"/>
+          <w:noProof/>
+        </w:rPr>
+        <w:t>if LABEL_SET in ('revised', 'acacia', 'general'):</w:t>
+      </w:r>
+    </w:p>
+    <w:p>
+      <w:pPr>
+        <w:spacing w:before="0" w:after="0" w:line="240" w:lineRule="auto"/>
+      </w:pPr>
+      <w:r>
+        <w:rPr>
+          <w:rFonts w:ascii="Consolas" w:hAnsi="Consolas" w:eastAsia="Consolas" w:cs="Consolas"/>
+          <w:sz w:val="15"/>
+          <w:noProof/>
+        </w:rPr>
+        <w:t xml:space="preserve">    NEW = {'revised': REVISED, 'acacia': ACACIA, 'general': GENERAL}[LABEL_SET]</w:t>
       </w:r>
     </w:p>
     <w:p>

--- a/Acacia_Paper_All_Code.docx
+++ b/Acacia_Paper_All_Code.docx
@@ -1265,6 +1265,32 @@
           <w:sz w:val="15"/>
           <w:noProof/>
         </w:rPr>
+        <w:t>PCA_PER_FOLD = True                         # PCA-LDA: True = PCA fitted on the training folds only</w:t>
+      </w:r>
+    </w:p>
+    <w:p>
+      <w:pPr>
+        <w:spacing w:before="0" w:after="0" w:line="240" w:lineRule="auto"/>
+      </w:pPr>
+      <w:r>
+        <w:rPr>
+          <w:rFonts w:ascii="Consolas" w:hAnsi="Consolas" w:eastAsia="Consolas" w:cs="Consolas"/>
+          <w:sz w:val="15"/>
+          <w:noProof/>
+        </w:rPr>
+        <w:t xml:space="preserve">                                            # (main result); False = PCA once on all 240 spectra</w:t>
+      </w:r>
+    </w:p>
+    <w:p>
+      <w:pPr>
+        <w:spacing w:before="0" w:after="0" w:line="240" w:lineRule="auto"/>
+      </w:pPr>
+      <w:r>
+        <w:rPr>
+          <w:rFonts w:ascii="Consolas" w:hAnsi="Consolas" w:eastAsia="Consolas" w:cs="Consolas"/>
+          <w:sz w:val="15"/>
+          <w:noProof/>
+        </w:rPr>
         <w:t>N_PERM_MODE = 'exact'                       # 'exact' = all 924 site labelings, 'skip'</w:t>
       </w:r>
     </w:p>
@@ -16701,7 +16727,20 @@
           <w:sz w:val="15"/>
           <w:noProof/>
         </w:rPr>
-        <w:t>#   PCA-LDA: PCA (5 PCs) on all spectra without labels; LDA on the training folds</w:t>
+        <w:t>#   PCA-LDA: PCA (5 PCs) + LDA fitted on the training folds (PCA_PER_FOLD = True;</w:t>
+      </w:r>
+    </w:p>
+    <w:p>
+      <w:pPr>
+        <w:spacing w:before="0" w:after="0" w:line="240" w:lineRule="auto"/>
+      </w:pPr>
+      <w:r>
+        <w:rPr>
+          <w:rFonts w:ascii="Consolas" w:hAnsi="Consolas" w:eastAsia="Consolas" w:cs="Consolas"/>
+          <w:sz w:val="15"/>
+          <w:noProof/>
+        </w:rPr>
+        <w:t>#            False: PCA once on all spectra without labels, LDA on the training folds)</w:t>
       </w:r>
     </w:p>
     <w:p>
@@ -17098,7 +17137,33 @@
           <w:sz w:val="15"/>
           <w:noProof/>
         </w:rPr>
-        <w:t>report('\n6. FIGURE 5 - cross-validation')</w:t>
+        <w:t>MAIN_TXT = 'PCA fitted on the training folds only' if PCA_PER_FOLD else 'PCA fitted once on all spectra'</w:t>
+      </w:r>
+    </w:p>
+    <w:p>
+      <w:pPr>
+        <w:spacing w:before="0" w:after="0" w:line="240" w:lineRule="auto"/>
+      </w:pPr>
+      <w:r>
+        <w:rPr>
+          <w:rFonts w:ascii="Consolas" w:hAnsi="Consolas" w:eastAsia="Consolas" w:cs="Consolas"/>
+          <w:sz w:val="15"/>
+          <w:noProof/>
+        </w:rPr>
+        <w:t>ALT_TXT = 'PCA fitted once on all spectra' if PCA_PER_FOLD else 'PCA re-fitted in each training fold'</w:t>
+      </w:r>
+    </w:p>
+    <w:p>
+      <w:pPr>
+        <w:spacing w:before="0" w:after="0" w:line="240" w:lineRule="auto"/>
+      </w:pPr>
+      <w:r>
+        <w:rPr>
+          <w:rFonts w:ascii="Consolas" w:hAnsi="Consolas" w:eastAsia="Consolas" w:cs="Consolas"/>
+          <w:sz w:val="15"/>
+          <w:noProof/>
+        </w:rPr>
+        <w:t>report('\n6. FIGURE 5 - cross-validation (PCA-LDA: ' + MAIN_TXT + ')')</w:t>
       </w:r>
     </w:p>
     <w:p>
@@ -17215,20 +17280,20 @@
           <w:sz w:val="15"/>
           <w:noProof/>
         </w:rPr>
-        <w:t xml:space="preserve">    RES[w]['strict'] = (cv_pca_lda(X, y, folds, refit=True) == y).mean() * 100</w:t>
-      </w:r>
-    </w:p>
-    <w:p>
-      <w:pPr>
-        <w:spacing w:before="0" w:after="0" w:line="240" w:lineRule="auto"/>
-      </w:pPr>
-      <w:r>
-        <w:rPr>
-          <w:rFonts w:ascii="Consolas" w:hAnsi="Consolas" w:eastAsia="Consolas" w:cs="Consolas"/>
-          <w:sz w:val="15"/>
-          <w:noProof/>
-        </w:rPr>
-        <w:t xml:space="preserve">    for col, (model, pred) in enumerate([('PCA-LDA', cv_pca_lda(X, y, folds)),</w:t>
+        <w:t xml:space="preserve">    RES[w]['alt'] = (cv_pca_lda(X, y, folds, refit=not PCA_PER_FOLD) == y).mean() * 100</w:t>
+      </w:r>
+    </w:p>
+    <w:p>
+      <w:pPr>
+        <w:spacing w:before="0" w:after="0" w:line="240" w:lineRule="auto"/>
+      </w:pPr>
+      <w:r>
+        <w:rPr>
+          <w:rFonts w:ascii="Consolas" w:hAnsi="Consolas" w:eastAsia="Consolas" w:cs="Consolas"/>
+          <w:sz w:val="15"/>
+          <w:noProof/>
+        </w:rPr>
+        <w:t xml:space="preserve">    for col, (model, pred) in enumerate([('PCA-LDA', cv_pca_lda(X, y, folds, refit=PCA_PER_FOLD)),</w:t>
       </w:r>
     </w:p>
     <w:p>
@@ -17579,7 +17644,7 @@
           <w:sz w:val="15"/>
           <w:noProof/>
         </w:rPr>
-        <w:t xml:space="preserve">    report(f'  {PLAIN[w]} PCA-LDA, PCA re-fitted in each fold: {RES[w]["strict"]:.1f} %')</w:t>
+        <w:t xml:space="preserve">    report(f'  {PLAIN[w]} PCA-LDA, comparison with {ALT_TXT}: {RES[w]["alt"]:.1f} %')</w:t>
       </w:r>
     </w:p>
     <w:p>
@@ -17915,7 +17980,7 @@
           <w:sz w:val="15"/>
           <w:noProof/>
         </w:rPr>
-        <w:t xml:space="preserve">            accs['PCA-LDA'].append((cv_pca_lda(X, yp, fp, T=T_all) == yp).mean() * 100)</w:t>
+        <w:t xml:space="preserve">            accs['PCA-LDA'].append((cv_pca_lda(X, yp, fp, T=T_all, refit=PCA_PER_FOLD) == yp).mean() * 100)</w:t>
       </w:r>
     </w:p>
     <w:p>
@@ -19145,20 +19210,33 @@
           <w:sz w:val="15"/>
           <w:noProof/>
         </w:rPr>
-        <w:t xml:space="preserve">      f'  {N_COMP} components, exact SVD (svd_solver = "full"), mean-centred, all 240 spectra, '</w:t>
-      </w:r>
-    </w:p>
-    <w:p>
-      <w:pPr>
-        <w:spacing w:before="0" w:after="0" w:line="240" w:lineRule="auto"/>
-      </w:pPr>
-      <w:r>
-        <w:rPr>
-          <w:rFonts w:ascii="Consolas" w:hAnsi="Consolas" w:eastAsia="Consolas" w:cs="Consolas"/>
-          <w:sz w:val="15"/>
-          <w:noProof/>
-        </w:rPr>
-        <w:t xml:space="preserve">      f'labels not used. PC1 sign: loading positive at {PC1_REF["fingerprint"]} / '</w:t>
+        <w:t xml:space="preserve">      f'  {N_COMP} components, exact SVD (svd_solver = "full"), mean-centred, labels not used. '</w:t>
+      </w:r>
+    </w:p>
+    <w:p>
+      <w:pPr>
+        <w:spacing w:before="0" w:after="0" w:line="240" w:lineRule="auto"/>
+      </w:pPr>
+      <w:r>
+        <w:rPr>
+          <w:rFonts w:ascii="Consolas" w:hAnsi="Consolas" w:eastAsia="Consolas" w:cs="Consolas"/>
+          <w:sz w:val="15"/>
+          <w:noProof/>
+        </w:rPr>
+        <w:t xml:space="preserve">      f'Figure 3 a/c: all 240 spectra. PCA-LDA classification: ' + MAIN_TXT + '. '</w:t>
+      </w:r>
+    </w:p>
+    <w:p>
+      <w:pPr>
+        <w:spacing w:before="0" w:after="0" w:line="240" w:lineRule="auto"/>
+      </w:pPr>
+      <w:r>
+        <w:rPr>
+          <w:rFonts w:ascii="Consolas" w:hAnsi="Consolas" w:eastAsia="Consolas" w:cs="Consolas"/>
+          <w:sz w:val="15"/>
+          <w:noProof/>
+        </w:rPr>
+        <w:t xml:space="preserve">      f'PC1 sign: loading positive at {PC1_REF["fingerprint"]} / '</w:t>
       </w:r>
     </w:p>
     <w:p>
@@ -19353,7 +19431,7 @@
           <w:sz w:val="15"/>
           <w:noProof/>
         </w:rPr>
-        <w:t>md += ['  Stricter check: PCA re-fitted inside every training fold.',</w:t>
+        <w:t>md += ['  Comparison: PCA-LDA with ' + ALT_TXT + '.',</w:t>
       </w:r>
     </w:p>
     <w:p>
@@ -19691,7 +19769,7 @@
           <w:sz w:val="15"/>
           <w:noProof/>
         </w:rPr>
-        <w:t xml:space="preserve">    md.append(f'    PCA-LDA with PCA re-fitted per fold: {r["strict"]:.1f} %; '</w:t>
+        <w:t xml:space="preserve">    md.append(f'    PCA-LDA with {ALT_TXT} (comparison): {r["alt"]:.1f} %; '</w:t>
       </w:r>
     </w:p>
     <w:p>
@@ -20197,7 +20275,7 @@
           <w:sz w:val="15"/>
           <w:noProof/>
         </w:rPr>
-        <w:t xml:space="preserve">    txt += [f'PCA-LDA with PCA re-fitted per fold: {r["strict"]:.1f}%.', '']</w:t>
+        <w:t xml:space="preserve">    txt += [f'PCA-LDA (Fig 5, Table 1) uses {MAIN_TXT}; with {ALT_TXT}: {r["alt"]:.1f}%.', '']</w:t>
       </w:r>
     </w:p>
     <w:p>
@@ -20288,33 +20366,33 @@
           <w:sz w:val="15"/>
           <w:noProof/>
         </w:rPr>
-        <w:t xml:space="preserve">        '* Fig 3 b/d shows out-of-fold LDA scores with PCA re-fitted in each training fold (the stricter '</w:t>
-      </w:r>
-    </w:p>
-    <w:p>
-      <w:pPr>
-        <w:spacing w:before="0" w:after="0" w:line="240" w:lineRule="auto"/>
-      </w:pPr>
-      <w:r>
-        <w:rPr>
-          <w:rFonts w:ascii="Consolas" w:hAnsi="Consolas" w:eastAsia="Consolas" w:cs="Consolas"/>
-          <w:sz w:val="15"/>
-          <w:noProof/>
-        </w:rPr>
-        <w:t xml:space="preserve">        'check, Table S2); Fig 5 / Table 1 use PCA fitted once on all spectra (no labels), so their '</w:t>
-      </w:r>
-    </w:p>
-    <w:p>
-      <w:pPr>
-        <w:spacing w:before="0" w:after="0" w:line="240" w:lineRule="auto"/>
-      </w:pPr>
-      <w:r>
-        <w:rPr>
-          <w:rFonts w:ascii="Consolas" w:hAnsi="Consolas" w:eastAsia="Consolas" w:cs="Consolas"/>
-          <w:sz w:val="15"/>
-          <w:noProof/>
-        </w:rPr>
-        <w:t xml:space="preserve">        'error counts can differ by a few spectra.']</w:t>
+        <w:t xml:space="preserve">        '* Fig 3 b/d shows the out-of-fold LDA scores of the PCA-LDA model (PCA + LDA fitted on the '</w:t>
+      </w:r>
+    </w:p>
+    <w:p>
+      <w:pPr>
+        <w:spacing w:before="0" w:after="0" w:line="240" w:lineRule="auto"/>
+      </w:pPr>
+      <w:r>
+        <w:rPr>
+          <w:rFonts w:ascii="Consolas" w:hAnsi="Consolas" w:eastAsia="Consolas" w:cs="Consolas"/>
+          <w:sz w:val="15"/>
+          <w:noProof/>
+        </w:rPr>
+        <w:t xml:space="preserve">        'training folds); with PCA_PER_FOLD = True the spectra below 0 are exactly the errors in '</w:t>
+      </w:r>
+    </w:p>
+    <w:p>
+      <w:pPr>
+        <w:spacing w:before="0" w:after="0" w:line="240" w:lineRule="auto"/>
+      </w:pPr>
+      <w:r>
+        <w:rPr>
+          <w:rFonts w:ascii="Consolas" w:hAnsi="Consolas" w:eastAsia="Consolas" w:cs="Consolas"/>
+          <w:sz w:val="15"/>
+          <w:noProof/>
+        </w:rPr>
+        <w:t xml:space="preserve">        'Fig 5 / Table 1.']</w:t>
       </w:r>
     </w:p>
     <w:p>
